--- a/docs/abstract-template.docx
+++ b/docs/abstract-template.docx
@@ -4,25 +4,2855 @@
   <w:body>
     <w:p>
       <w:pPr>
-        <w:rPr>
-          <w:lang w:val="pt-BR"/>
+        <w:spacing w:line="240" w:lineRule="auto"/>
+        <w:jc w:val="center"/>
+        <w:rPr>
+          <w:rFonts w:ascii="Times New Roman" w:hAnsi="Times New Roman" w:cs="Times New Roman"/>
+          <w:b/>
+          <w:bCs/>
         </w:rPr>
       </w:pPr>
       <w:r>
         <w:rPr>
-          <w:lang w:val="pt-BR"/>
-        </w:rPr>
-        <w:t>hello</w:t>
+          <w:rFonts w:ascii="Times New Roman" w:hAnsi="Times New Roman" w:cs="Times New Roman"/>
+          <w:b/>
+          <w:bCs/>
+        </w:rPr>
+        <w:t xml:space="preserve">Title: </w:t>
+      </w:r>
+      <w:r>
+        <w:rPr>
+          <w:rFonts w:ascii="Times New Roman" w:hAnsi="Times New Roman" w:cs="Times New Roman"/>
+          <w:b/>
+          <w:bCs/>
+        </w:rPr>
+        <w:t>n</w:t>
+      </w:r>
+      <w:r>
+        <w:rPr>
+          <w:rFonts w:ascii="Times New Roman" w:hAnsi="Times New Roman" w:cs="Times New Roman"/>
+          <w:b/>
+          <w:bCs/>
+        </w:rPr>
+        <w:t>o more than 20 words in bold font Times New Roman</w:t>
+      </w:r>
+      <w:r>
+        <w:rPr>
+          <w:rFonts w:ascii="Times New Roman" w:hAnsi="Times New Roman" w:cs="Times New Roman"/>
+          <w:b/>
+          <w:bCs/>
+        </w:rPr>
+        <w:t xml:space="preserve"> </w:t>
+      </w:r>
+      <w:r>
+        <w:rPr>
+          <w:rFonts w:ascii="Times New Roman" w:hAnsi="Times New Roman" w:cs="Times New Roman"/>
+          <w:b/>
+          <w:bCs/>
+        </w:rPr>
+        <w:t>size</w:t>
+      </w:r>
+      <w:r>
+        <w:rPr>
+          <w:rFonts w:ascii="Times New Roman" w:hAnsi="Times New Roman" w:cs="Times New Roman"/>
+          <w:b/>
+          <w:bCs/>
+        </w:rPr>
+        <w:t xml:space="preserve"> 12</w:t>
+      </w:r>
+      <w:r>
+        <w:rPr>
+          <w:rFonts w:ascii="Times New Roman" w:hAnsi="Times New Roman" w:cs="Times New Roman"/>
+          <w:b/>
+          <w:bCs/>
+        </w:rPr>
+        <w:t xml:space="preserve"> </w:t>
+      </w:r>
+      <w:r>
+        <w:rPr>
+          <w:rFonts w:ascii="Times New Roman" w:hAnsi="Times New Roman" w:cs="Times New Roman"/>
+          <w:b/>
+          <w:bCs/>
+        </w:rPr>
+        <w:t>center</w:t>
+      </w:r>
+      <w:r>
+        <w:rPr>
+          <w:rFonts w:ascii="Times New Roman" w:hAnsi="Times New Roman" w:cs="Times New Roman"/>
+          <w:b/>
+          <w:bCs/>
+        </w:rPr>
+        <w:t>ed</w:t>
+      </w:r>
+    </w:p>
+    <w:p>
+      <w:pPr>
+        <w:spacing w:line="240" w:lineRule="auto"/>
+        <w:jc w:val="center"/>
+        <w:rPr>
+          <w:rFonts w:ascii="Times New Roman" w:hAnsi="Times New Roman" w:cs="Times New Roman"/>
+          <w:b/>
+          <w:bCs/>
+        </w:rPr>
+      </w:pPr>
+      <w:r>
+        <w:rPr>
+          <w:rFonts w:ascii="Times New Roman" w:hAnsi="Times New Roman" w:cs="Times New Roman"/>
+          <w:b/>
+          <w:bCs/>
+        </w:rPr>
+        <w:t>(Skip line)</w:t>
+      </w:r>
+    </w:p>
+    <w:p>
+      <w:pPr>
+        <w:spacing w:line="240" w:lineRule="auto"/>
+        <w:jc w:val="center"/>
+        <w:rPr>
+          <w:rFonts w:ascii="Times New Roman" w:hAnsi="Times New Roman" w:cs="Times New Roman"/>
+        </w:rPr>
+      </w:pPr>
+      <w:r>
+        <w:rPr>
+          <w:rFonts w:ascii="Times New Roman" w:hAnsi="Times New Roman" w:cs="Times New Roman"/>
+        </w:rPr>
+        <w:t>First Author*</w:t>
+      </w:r>
+      <w:r>
+        <w:rPr>
+          <w:rFonts w:ascii="Times New Roman" w:hAnsi="Times New Roman" w:cs="Times New Roman"/>
+          <w:vertAlign w:val="superscript"/>
+        </w:rPr>
+        <w:t>1</w:t>
+      </w:r>
+      <w:r>
+        <w:rPr>
+          <w:rFonts w:ascii="Times New Roman" w:hAnsi="Times New Roman" w:cs="Times New Roman"/>
+        </w:rPr>
+        <w:t>, Second Author</w:t>
+      </w:r>
+      <w:r>
+        <w:rPr>
+          <w:rFonts w:ascii="Times New Roman" w:hAnsi="Times New Roman" w:cs="Times New Roman"/>
+          <w:vertAlign w:val="superscript"/>
+        </w:rPr>
+        <w:t>2</w:t>
+      </w:r>
+      <w:r>
+        <w:rPr>
+          <w:rFonts w:ascii="Times New Roman" w:hAnsi="Times New Roman" w:cs="Times New Roman"/>
+        </w:rPr>
+        <w:t>, Third Author</w:t>
+      </w:r>
+      <w:r>
+        <w:rPr>
+          <w:rFonts w:ascii="Times New Roman" w:hAnsi="Times New Roman" w:cs="Times New Roman"/>
+          <w:vertAlign w:val="superscript"/>
+        </w:rPr>
+        <w:t>2</w:t>
+      </w:r>
+      <w:r>
+        <w:rPr>
+          <w:rFonts w:ascii="Times New Roman" w:hAnsi="Times New Roman" w:cs="Times New Roman"/>
+        </w:rPr>
+        <w:t>, Fourth Author</w:t>
+      </w:r>
+      <w:r>
+        <w:rPr>
+          <w:rFonts w:ascii="Times New Roman" w:hAnsi="Times New Roman" w:cs="Times New Roman"/>
+          <w:vertAlign w:val="superscript"/>
+        </w:rPr>
+        <w:t>3</w:t>
+      </w:r>
+    </w:p>
+    <w:p>
+      <w:pPr>
+        <w:spacing w:line="240" w:lineRule="auto"/>
+        <w:jc w:val="center"/>
+        <w:rPr>
+          <w:rFonts w:ascii="Times New Roman" w:hAnsi="Times New Roman" w:cs="Times New Roman"/>
+        </w:rPr>
+      </w:pPr>
+      <w:r>
+        <w:rPr>
+          <w:rFonts w:ascii="Times New Roman" w:hAnsi="Times New Roman" w:cs="Times New Roman"/>
+          <w:vertAlign w:val="superscript"/>
+        </w:rPr>
+        <w:t>1</w:t>
+      </w:r>
+      <w:r>
+        <w:rPr>
+          <w:rFonts w:ascii="Times New Roman" w:hAnsi="Times New Roman" w:cs="Times New Roman"/>
+        </w:rPr>
+        <w:t>Luiz De Queiroz College of Agriculture</w:t>
+      </w:r>
+      <w:r>
+        <w:rPr>
+          <w:rFonts w:ascii="Times New Roman" w:hAnsi="Times New Roman" w:cs="Times New Roman"/>
+        </w:rPr>
+        <w:t>,</w:t>
+      </w:r>
+      <w:r>
+        <w:rPr>
+          <w:rFonts w:ascii="Times New Roman" w:hAnsi="Times New Roman" w:cs="Times New Roman"/>
+        </w:rPr>
+        <w:t xml:space="preserve"> Piracicaba/</w:t>
+      </w:r>
+      <w:r>
+        <w:rPr>
+          <w:rFonts w:ascii="Times New Roman" w:hAnsi="Times New Roman" w:cs="Times New Roman"/>
+        </w:rPr>
+        <w:t>SP</w:t>
+      </w:r>
+      <w:r>
+        <w:rPr>
+          <w:rFonts w:ascii="Times New Roman" w:hAnsi="Times New Roman" w:cs="Times New Roman"/>
+        </w:rPr>
+        <w:t xml:space="preserve">; </w:t>
+      </w:r>
+      <w:r>
+        <w:rPr>
+          <w:rFonts w:ascii="Times New Roman" w:hAnsi="Times New Roman" w:cs="Times New Roman"/>
+          <w:vertAlign w:val="superscript"/>
+        </w:rPr>
+        <w:t>2</w:t>
+      </w:r>
+      <w:r>
+        <w:rPr>
+          <w:rFonts w:ascii="Times New Roman" w:hAnsi="Times New Roman" w:cs="Times New Roman"/>
+        </w:rPr>
+        <w:t xml:space="preserve">XX </w:t>
+      </w:r>
+      <w:r>
+        <w:rPr>
+          <w:rFonts w:ascii="Times New Roman" w:hAnsi="Times New Roman" w:cs="Times New Roman"/>
+        </w:rPr>
+        <w:t>Institute</w:t>
+      </w:r>
+      <w:r>
+        <w:rPr>
+          <w:rFonts w:ascii="Times New Roman" w:hAnsi="Times New Roman" w:cs="Times New Roman"/>
+        </w:rPr>
+        <w:t xml:space="preserve"> City/</w:t>
+      </w:r>
+      <w:r>
+        <w:rPr>
+          <w:rFonts w:ascii="Times New Roman" w:hAnsi="Times New Roman" w:cs="Times New Roman"/>
+        </w:rPr>
+        <w:t>State</w:t>
+      </w:r>
+      <w:r>
+        <w:rPr>
+          <w:rFonts w:ascii="Times New Roman" w:hAnsi="Times New Roman" w:cs="Times New Roman"/>
+        </w:rPr>
+        <w:t xml:space="preserve">, </w:t>
+      </w:r>
+      <w:proofErr w:type="gramStart"/>
+      <w:r>
+        <w:rPr>
+          <w:rFonts w:ascii="Times New Roman" w:hAnsi="Times New Roman" w:cs="Times New Roman"/>
+        </w:rPr>
+        <w:t>Country</w:t>
+      </w:r>
+      <w:r>
+        <w:rPr>
+          <w:rFonts w:ascii="Times New Roman" w:hAnsi="Times New Roman" w:cs="Times New Roman"/>
+        </w:rPr>
+        <w:t xml:space="preserve"> </w:t>
+      </w:r>
+      <w:r>
+        <w:rPr>
+          <w:rFonts w:ascii="Times New Roman" w:hAnsi="Times New Roman" w:cs="Times New Roman"/>
+          <w:vertAlign w:val="superscript"/>
+        </w:rPr>
+        <w:t xml:space="preserve"> </w:t>
+      </w:r>
+      <w:r>
+        <w:rPr>
+          <w:rFonts w:ascii="Times New Roman" w:hAnsi="Times New Roman" w:cs="Times New Roman"/>
+          <w:vertAlign w:val="superscript"/>
+        </w:rPr>
+        <w:t>3</w:t>
+      </w:r>
+      <w:proofErr w:type="gramEnd"/>
+      <w:r>
+        <w:rPr>
+          <w:rFonts w:ascii="Times New Roman" w:hAnsi="Times New Roman" w:cs="Times New Roman"/>
+        </w:rPr>
+        <w:t>Com</w:t>
+      </w:r>
+      <w:r>
+        <w:rPr>
+          <w:rFonts w:ascii="Times New Roman" w:hAnsi="Times New Roman" w:cs="Times New Roman"/>
+        </w:rPr>
+        <w:t>pany</w:t>
+      </w:r>
+      <w:r>
+        <w:rPr>
+          <w:rFonts w:ascii="Times New Roman" w:hAnsi="Times New Roman" w:cs="Times New Roman"/>
+        </w:rPr>
+        <w:t xml:space="preserve"> </w:t>
+      </w:r>
+      <w:r>
+        <w:rPr>
+          <w:rFonts w:ascii="Times New Roman" w:hAnsi="Times New Roman" w:cs="Times New Roman"/>
+        </w:rPr>
+        <w:t>City/State</w:t>
+      </w:r>
+      <w:r>
+        <w:rPr>
+          <w:rFonts w:ascii="Times New Roman" w:hAnsi="Times New Roman" w:cs="Times New Roman"/>
+        </w:rPr>
+        <w:t>, Country</w:t>
+      </w:r>
+    </w:p>
+    <w:p>
+      <w:pPr>
+        <w:spacing w:line="240" w:lineRule="auto"/>
+        <w:jc w:val="center"/>
+        <w:rPr>
+          <w:rFonts w:ascii="Times New Roman" w:hAnsi="Times New Roman" w:cs="Times New Roman"/>
+        </w:rPr>
+      </w:pPr>
+      <w:r>
+        <w:rPr>
+          <w:rFonts w:ascii="Times New Roman" w:hAnsi="Times New Roman" w:cs="Times New Roman"/>
+        </w:rPr>
+        <w:t>*</w:t>
+      </w:r>
+      <w:r>
+        <w:rPr>
+          <w:rFonts w:ascii="Times New Roman" w:hAnsi="Times New Roman" w:cs="Times New Roman"/>
+        </w:rPr>
+        <w:t>Master</w:t>
+      </w:r>
+      <w:r>
+        <w:rPr>
+          <w:rFonts w:ascii="Times New Roman" w:hAnsi="Times New Roman" w:cs="Times New Roman"/>
+        </w:rPr>
+        <w:t xml:space="preserve"> student - </w:t>
+      </w:r>
+      <w:hyperlink r:id="rId8" w:history="1">
+        <w:r>
+          <w:rPr>
+            <w:rStyle w:val="Hyperlink"/>
+            <w:rFonts w:ascii="Times New Roman" w:hAnsi="Times New Roman" w:cs="Times New Roman"/>
+          </w:rPr>
+          <w:t>firstauthor@</w:t>
+        </w:r>
+        <w:r>
+          <w:rPr>
+            <w:rStyle w:val="Hyperlink"/>
+            <w:rFonts w:ascii="Times New Roman" w:hAnsi="Times New Roman" w:cs="Times New Roman"/>
+          </w:rPr>
+          <w:t>usp.br</w:t>
+        </w:r>
+      </w:hyperlink>
+    </w:p>
+    <w:p>
+      <w:pPr>
+        <w:spacing w:line="240" w:lineRule="auto"/>
+        <w:jc w:val="center"/>
+        <w:rPr>
+          <w:rFonts w:ascii="Times New Roman" w:hAnsi="Times New Roman" w:cs="Times New Roman"/>
+          <w:b/>
+          <w:bCs/>
+        </w:rPr>
+      </w:pPr>
+      <w:r>
+        <w:rPr>
+          <w:rFonts w:ascii="Times New Roman" w:hAnsi="Times New Roman" w:cs="Times New Roman"/>
+          <w:b/>
+          <w:bCs/>
+        </w:rPr>
+        <w:t>(</w:t>
+      </w:r>
+      <w:r>
+        <w:rPr>
+          <w:rFonts w:ascii="Times New Roman" w:hAnsi="Times New Roman" w:cs="Times New Roman"/>
+          <w:b/>
+          <w:bCs/>
+        </w:rPr>
+        <w:t>S</w:t>
+      </w:r>
+      <w:r>
+        <w:rPr>
+          <w:rFonts w:ascii="Times New Roman" w:hAnsi="Times New Roman" w:cs="Times New Roman"/>
+          <w:b/>
+          <w:bCs/>
+        </w:rPr>
+        <w:t>kip line)</w:t>
+      </w:r>
+    </w:p>
+    <w:p>
+      <w:pPr>
+        <w:spacing w:line="240" w:lineRule="auto"/>
+        <w:jc w:val="both"/>
+        <w:rPr>
+          <w:rFonts w:ascii="Times New Roman" w:hAnsi="Times New Roman" w:cs="Times New Roman"/>
+        </w:rPr>
+      </w:pPr>
+      <w:r>
+        <w:rPr>
+          <w:rFonts w:ascii="Times New Roman" w:hAnsi="Times New Roman" w:cs="Times New Roman"/>
+        </w:rPr>
+        <w:t xml:space="preserve">The abstract must be written in English, </w:t>
+      </w:r>
+      <w:r>
+        <w:rPr>
+          <w:rFonts w:ascii="Times New Roman" w:hAnsi="Times New Roman" w:cs="Times New Roman"/>
+        </w:rPr>
+        <w:t xml:space="preserve">using </w:t>
+      </w:r>
+      <w:r>
+        <w:rPr>
+          <w:rFonts w:ascii="Times New Roman" w:hAnsi="Times New Roman" w:cs="Times New Roman"/>
+        </w:rPr>
+        <w:t>Times New Roman</w:t>
+      </w:r>
+      <w:r>
+        <w:rPr>
+          <w:rFonts w:ascii="Times New Roman" w:hAnsi="Times New Roman" w:cs="Times New Roman"/>
+        </w:rPr>
+        <w:t>, size</w:t>
+      </w:r>
+      <w:r>
+        <w:rPr>
+          <w:rFonts w:ascii="Times New Roman" w:hAnsi="Times New Roman" w:cs="Times New Roman"/>
+        </w:rPr>
+        <w:t xml:space="preserve"> 12</w:t>
+      </w:r>
+      <w:r>
+        <w:rPr>
+          <w:rFonts w:ascii="Times New Roman" w:hAnsi="Times New Roman" w:cs="Times New Roman"/>
+        </w:rPr>
+        <w:t xml:space="preserve">. The abstract should </w:t>
+      </w:r>
+      <w:r>
+        <w:rPr>
+          <w:rFonts w:ascii="Times New Roman" w:hAnsi="Times New Roman" w:cs="Times New Roman"/>
+        </w:rPr>
+        <w:t>contain</w:t>
+      </w:r>
+      <w:r>
+        <w:rPr>
+          <w:rFonts w:ascii="Times New Roman" w:hAnsi="Times New Roman" w:cs="Times New Roman"/>
+        </w:rPr>
+        <w:t xml:space="preserve"> between </w:t>
+      </w:r>
+      <w:r>
+        <w:rPr>
+          <w:rFonts w:ascii="Times New Roman" w:hAnsi="Times New Roman" w:cs="Times New Roman"/>
+        </w:rPr>
+        <w:t>250-500 words</w:t>
+      </w:r>
+      <w:r>
+        <w:rPr>
+          <w:rFonts w:ascii="Times New Roman" w:hAnsi="Times New Roman" w:cs="Times New Roman"/>
+        </w:rPr>
+        <w:t xml:space="preserve">, </w:t>
+      </w:r>
+      <w:r>
+        <w:rPr>
+          <w:rFonts w:ascii="Times New Roman" w:hAnsi="Times New Roman" w:cs="Times New Roman"/>
+        </w:rPr>
+        <w:t>fitting entirely on</w:t>
+      </w:r>
+      <w:r>
+        <w:rPr>
+          <w:rFonts w:ascii="Times New Roman" w:hAnsi="Times New Roman" w:cs="Times New Roman"/>
+        </w:rPr>
+        <w:t xml:space="preserve"> one page</w:t>
+      </w:r>
+      <w:r>
+        <w:rPr>
+          <w:rFonts w:ascii="Times New Roman" w:hAnsi="Times New Roman" w:cs="Times New Roman"/>
+        </w:rPr>
+        <w:t>.</w:t>
+      </w:r>
+      <w:r>
+        <w:rPr>
+          <w:rFonts w:ascii="Times New Roman" w:hAnsi="Times New Roman" w:cs="Times New Roman"/>
+        </w:rPr>
+        <w:t xml:space="preserve"> </w:t>
+      </w:r>
+      <w:r>
+        <w:rPr>
+          <w:rFonts w:ascii="Times New Roman" w:hAnsi="Times New Roman" w:cs="Times New Roman"/>
+        </w:rPr>
+        <w:t>The margin limit</w:t>
+      </w:r>
+      <w:r>
+        <w:rPr>
+          <w:rFonts w:ascii="Times New Roman" w:hAnsi="Times New Roman" w:cs="Times New Roman"/>
+        </w:rPr>
+        <w:t xml:space="preserve"> should be 3 cm </w:t>
+      </w:r>
+      <w:r>
+        <w:rPr>
+          <w:rFonts w:ascii="Times New Roman" w:hAnsi="Times New Roman" w:cs="Times New Roman"/>
+        </w:rPr>
+        <w:t>o</w:t>
+      </w:r>
+      <w:r>
+        <w:rPr>
+          <w:rFonts w:ascii="Times New Roman" w:hAnsi="Times New Roman" w:cs="Times New Roman"/>
+        </w:rPr>
+        <w:t xml:space="preserve">n top and left, and 2 cm </w:t>
+      </w:r>
+      <w:r>
+        <w:rPr>
+          <w:rFonts w:ascii="Times New Roman" w:hAnsi="Times New Roman" w:cs="Times New Roman"/>
+        </w:rPr>
+        <w:t>on</w:t>
+      </w:r>
+      <w:r>
+        <w:rPr>
+          <w:rFonts w:ascii="Times New Roman" w:hAnsi="Times New Roman" w:cs="Times New Roman"/>
+        </w:rPr>
+        <w:t xml:space="preserve"> the</w:t>
+      </w:r>
+      <w:r>
+        <w:rPr>
+          <w:rFonts w:ascii="Times New Roman" w:hAnsi="Times New Roman" w:cs="Times New Roman"/>
+        </w:rPr>
+        <w:t xml:space="preserve"> bottom and right</w:t>
+      </w:r>
+      <w:r>
+        <w:rPr>
+          <w:rFonts w:ascii="Times New Roman" w:hAnsi="Times New Roman" w:cs="Times New Roman"/>
+        </w:rPr>
+        <w:t>.</w:t>
+      </w:r>
+      <w:r>
+        <w:rPr>
+          <w:rFonts w:ascii="Times New Roman" w:hAnsi="Times New Roman" w:cs="Times New Roman"/>
+        </w:rPr>
+        <w:t xml:space="preserve"> The line and paragraph spac</w:t>
+      </w:r>
+      <w:r>
+        <w:rPr>
+          <w:rFonts w:ascii="Times New Roman" w:hAnsi="Times New Roman" w:cs="Times New Roman"/>
+        </w:rPr>
+        <w:t>ing</w:t>
+      </w:r>
+      <w:r>
+        <w:rPr>
+          <w:rFonts w:ascii="Times New Roman" w:hAnsi="Times New Roman" w:cs="Times New Roman"/>
+        </w:rPr>
+        <w:t xml:space="preserve"> must be si</w:t>
+      </w:r>
+      <w:r>
+        <w:rPr>
+          <w:rFonts w:ascii="Times New Roman" w:hAnsi="Times New Roman" w:cs="Times New Roman"/>
+        </w:rPr>
+        <w:t xml:space="preserve">ngle </w:t>
+      </w:r>
+      <w:r>
+        <w:rPr>
+          <w:rFonts w:ascii="Times New Roman" w:hAnsi="Times New Roman" w:cs="Times New Roman"/>
+        </w:rPr>
+        <w:t>(1.0</w:t>
+      </w:r>
+      <w:proofErr w:type="gramStart"/>
+      <w:r>
+        <w:rPr>
+          <w:rFonts w:ascii="Times New Roman" w:hAnsi="Times New Roman" w:cs="Times New Roman"/>
+        </w:rPr>
+        <w:t>)</w:t>
+      </w:r>
+      <w:proofErr w:type="gramEnd"/>
+      <w:r>
+        <w:rPr>
+          <w:rFonts w:ascii="Times New Roman" w:hAnsi="Times New Roman" w:cs="Times New Roman"/>
+        </w:rPr>
+        <w:t xml:space="preserve"> and the lines must be justified</w:t>
+      </w:r>
+      <w:r>
+        <w:rPr>
+          <w:rFonts w:ascii="Times New Roman" w:hAnsi="Times New Roman" w:cs="Times New Roman"/>
+        </w:rPr>
+        <w:t>. The abstract</w:t>
+      </w:r>
+      <w:r>
+        <w:rPr>
+          <w:rFonts w:ascii="Times New Roman" w:hAnsi="Times New Roman" w:cs="Times New Roman"/>
+        </w:rPr>
+        <w:t xml:space="preserve"> </w:t>
+      </w:r>
+      <w:r>
+        <w:rPr>
+          <w:rFonts w:ascii="Times New Roman" w:hAnsi="Times New Roman" w:cs="Times New Roman"/>
+        </w:rPr>
+        <w:t>should consist</w:t>
+      </w:r>
+      <w:r>
+        <w:rPr>
+          <w:rFonts w:ascii="Times New Roman" w:hAnsi="Times New Roman" w:cs="Times New Roman"/>
+        </w:rPr>
+        <w:t xml:space="preserve"> </w:t>
+      </w:r>
+      <w:r>
+        <w:rPr>
+          <w:rFonts w:ascii="Times New Roman" w:hAnsi="Times New Roman" w:cs="Times New Roman"/>
+        </w:rPr>
+        <w:t>of</w:t>
+      </w:r>
+      <w:r>
+        <w:rPr>
+          <w:rFonts w:ascii="Times New Roman" w:hAnsi="Times New Roman" w:cs="Times New Roman"/>
+        </w:rPr>
+        <w:t xml:space="preserve"> one </w:t>
+      </w:r>
+      <w:r>
+        <w:rPr>
+          <w:rFonts w:ascii="Times New Roman" w:hAnsi="Times New Roman" w:cs="Times New Roman"/>
+        </w:rPr>
+        <w:t>paragraph</w:t>
+      </w:r>
+      <w:r>
+        <w:rPr>
+          <w:rFonts w:ascii="Times New Roman" w:hAnsi="Times New Roman" w:cs="Times New Roman"/>
+        </w:rPr>
+        <w:t>. Picture</w:t>
+      </w:r>
+      <w:r>
+        <w:rPr>
+          <w:rFonts w:ascii="Times New Roman" w:hAnsi="Times New Roman" w:cs="Times New Roman"/>
+        </w:rPr>
+        <w:t>s</w:t>
+      </w:r>
+      <w:r>
+        <w:rPr>
+          <w:rFonts w:ascii="Times New Roman" w:hAnsi="Times New Roman" w:cs="Times New Roman"/>
+        </w:rPr>
+        <w:t xml:space="preserve"> and table</w:t>
+      </w:r>
+      <w:r>
+        <w:rPr>
+          <w:rFonts w:ascii="Times New Roman" w:hAnsi="Times New Roman" w:cs="Times New Roman"/>
+        </w:rPr>
+        <w:t>s</w:t>
+      </w:r>
+      <w:r>
+        <w:rPr>
+          <w:rFonts w:ascii="Times New Roman" w:hAnsi="Times New Roman" w:cs="Times New Roman"/>
+        </w:rPr>
+        <w:t xml:space="preserve"> </w:t>
+      </w:r>
+      <w:r>
+        <w:rPr>
+          <w:rFonts w:ascii="Times New Roman" w:hAnsi="Times New Roman" w:cs="Times New Roman"/>
+        </w:rPr>
+        <w:t>are</w:t>
+      </w:r>
+      <w:r>
+        <w:rPr>
+          <w:rFonts w:ascii="Times New Roman" w:hAnsi="Times New Roman" w:cs="Times New Roman"/>
+        </w:rPr>
+        <w:t xml:space="preserve"> not allowed in the </w:t>
+      </w:r>
+      <w:r>
+        <w:rPr>
+          <w:rFonts w:ascii="Times New Roman" w:hAnsi="Times New Roman" w:cs="Times New Roman"/>
+        </w:rPr>
+        <w:t xml:space="preserve">abstract. </w:t>
+      </w:r>
+      <w:r>
+        <w:rPr>
+          <w:rFonts w:ascii="Times New Roman" w:hAnsi="Times New Roman" w:cs="Times New Roman"/>
+        </w:rPr>
+        <w:t>The t</w:t>
+      </w:r>
+      <w:r>
+        <w:rPr>
+          <w:rFonts w:ascii="Times New Roman" w:hAnsi="Times New Roman" w:cs="Times New Roman"/>
+        </w:rPr>
+        <w:t>itle</w:t>
+      </w:r>
+      <w:r>
+        <w:rPr>
+          <w:rFonts w:ascii="Times New Roman" w:hAnsi="Times New Roman" w:cs="Times New Roman"/>
+        </w:rPr>
+        <w:t xml:space="preserve"> must contain</w:t>
+      </w:r>
+      <w:r>
+        <w:rPr>
+          <w:rFonts w:ascii="Times New Roman" w:hAnsi="Times New Roman" w:cs="Times New Roman"/>
+        </w:rPr>
+        <w:t xml:space="preserve"> </w:t>
+      </w:r>
+      <w:r>
+        <w:rPr>
+          <w:rFonts w:ascii="Times New Roman" w:hAnsi="Times New Roman" w:cs="Times New Roman"/>
+        </w:rPr>
+        <w:t xml:space="preserve">no more than </w:t>
+      </w:r>
+      <w:r>
+        <w:rPr>
+          <w:rFonts w:ascii="Times New Roman" w:hAnsi="Times New Roman" w:cs="Times New Roman"/>
+        </w:rPr>
+        <w:t>20 words</w:t>
+      </w:r>
+      <w:r>
+        <w:rPr>
+          <w:rFonts w:ascii="Times New Roman" w:hAnsi="Times New Roman" w:cs="Times New Roman"/>
+        </w:rPr>
+        <w:t xml:space="preserve"> </w:t>
+      </w:r>
+      <w:r>
+        <w:rPr>
+          <w:rFonts w:ascii="Times New Roman" w:hAnsi="Times New Roman" w:cs="Times New Roman"/>
+        </w:rPr>
+        <w:t>in bold.</w:t>
+      </w:r>
+      <w:r>
+        <w:rPr>
+          <w:rFonts w:ascii="Times New Roman" w:hAnsi="Times New Roman" w:cs="Times New Roman"/>
+        </w:rPr>
+        <w:t xml:space="preserve"> Identify the </w:t>
+      </w:r>
+      <w:r>
+        <w:rPr>
+          <w:rFonts w:ascii="Times New Roman" w:hAnsi="Times New Roman" w:cs="Times New Roman"/>
+        </w:rPr>
+        <w:t>presenting</w:t>
+      </w:r>
+      <w:r>
+        <w:rPr>
+          <w:rFonts w:ascii="Times New Roman" w:hAnsi="Times New Roman" w:cs="Times New Roman"/>
+        </w:rPr>
+        <w:t xml:space="preserve"> author with an </w:t>
+      </w:r>
+      <w:r>
+        <w:rPr>
+          <w:rFonts w:ascii="Times New Roman" w:hAnsi="Times New Roman" w:cs="Times New Roman"/>
+        </w:rPr>
+        <w:t>asterisk</w:t>
+      </w:r>
+      <w:r>
+        <w:rPr>
+          <w:rFonts w:ascii="Times New Roman" w:hAnsi="Times New Roman" w:cs="Times New Roman"/>
+        </w:rPr>
+        <w:t xml:space="preserve">, who </w:t>
+      </w:r>
+      <w:r>
+        <w:rPr>
+          <w:rFonts w:ascii="Times New Roman" w:hAnsi="Times New Roman" w:cs="Times New Roman"/>
+        </w:rPr>
+        <w:t>must</w:t>
+      </w:r>
+      <w:r>
+        <w:rPr>
+          <w:rFonts w:ascii="Times New Roman" w:hAnsi="Times New Roman" w:cs="Times New Roman"/>
+        </w:rPr>
+        <w:t xml:space="preserve"> be </w:t>
+      </w:r>
+      <w:r>
+        <w:rPr>
+          <w:rFonts w:ascii="Times New Roman" w:hAnsi="Times New Roman" w:cs="Times New Roman"/>
+        </w:rPr>
+        <w:t>registered for</w:t>
+      </w:r>
+      <w:r>
+        <w:rPr>
+          <w:rFonts w:ascii="Times New Roman" w:hAnsi="Times New Roman" w:cs="Times New Roman"/>
+        </w:rPr>
+        <w:t xml:space="preserve"> the symposium.</w:t>
+      </w:r>
+      <w:r>
+        <w:rPr>
+          <w:rFonts w:ascii="Times New Roman" w:hAnsi="Times New Roman" w:cs="Times New Roman"/>
+        </w:rPr>
+        <w:t xml:space="preserve"> </w:t>
+      </w:r>
+      <w:r>
+        <w:rPr>
+          <w:rFonts w:ascii="Times New Roman" w:hAnsi="Times New Roman" w:cs="Times New Roman"/>
+        </w:rPr>
+        <w:t>P</w:t>
+      </w:r>
+      <w:r>
+        <w:rPr>
+          <w:rFonts w:ascii="Times New Roman" w:hAnsi="Times New Roman" w:cs="Times New Roman"/>
+        </w:rPr>
+        <w:t xml:space="preserve">rovide the email address </w:t>
+      </w:r>
+      <w:r>
+        <w:rPr>
+          <w:rFonts w:ascii="Times New Roman" w:hAnsi="Times New Roman" w:cs="Times New Roman"/>
+        </w:rPr>
+        <w:t xml:space="preserve">of the </w:t>
+      </w:r>
+      <w:r>
+        <w:rPr>
+          <w:rFonts w:ascii="Times New Roman" w:hAnsi="Times New Roman" w:cs="Times New Roman"/>
+        </w:rPr>
+        <w:t>corresponding</w:t>
+      </w:r>
+      <w:r>
+        <w:rPr>
+          <w:rFonts w:ascii="Times New Roman" w:hAnsi="Times New Roman" w:cs="Times New Roman"/>
+        </w:rPr>
+        <w:t xml:space="preserve"> author</w:t>
+      </w:r>
+      <w:r>
+        <w:rPr>
+          <w:rFonts w:ascii="Times New Roman" w:hAnsi="Times New Roman" w:cs="Times New Roman"/>
+        </w:rPr>
+        <w:t>.</w:t>
+      </w:r>
+      <w:r>
+        <w:rPr>
+          <w:rFonts w:ascii="Times New Roman" w:hAnsi="Times New Roman" w:cs="Times New Roman"/>
+        </w:rPr>
+        <w:t xml:space="preserve"> The other author</w:t>
+      </w:r>
+      <w:r>
+        <w:rPr>
+          <w:rFonts w:ascii="Times New Roman" w:hAnsi="Times New Roman" w:cs="Times New Roman"/>
+        </w:rPr>
+        <w:t>s</w:t>
+      </w:r>
+      <w:r>
+        <w:rPr>
+          <w:rFonts w:ascii="Times New Roman" w:hAnsi="Times New Roman" w:cs="Times New Roman"/>
+        </w:rPr>
+        <w:t xml:space="preserve"> should be </w:t>
+      </w:r>
+      <w:r>
+        <w:rPr>
+          <w:rFonts w:ascii="Times New Roman" w:hAnsi="Times New Roman" w:cs="Times New Roman"/>
+        </w:rPr>
+        <w:t>identified by</w:t>
+      </w:r>
+      <w:r>
+        <w:rPr>
+          <w:rFonts w:ascii="Times New Roman" w:hAnsi="Times New Roman" w:cs="Times New Roman"/>
+        </w:rPr>
+        <w:t xml:space="preserve"> their respective </w:t>
+      </w:r>
+      <w:r>
+        <w:rPr>
+          <w:rFonts w:ascii="Times New Roman" w:hAnsi="Times New Roman" w:cs="Times New Roman"/>
+        </w:rPr>
+        <w:t>in</w:t>
+      </w:r>
+      <w:r>
+        <w:rPr>
+          <w:rFonts w:ascii="Times New Roman" w:hAnsi="Times New Roman" w:cs="Times New Roman"/>
+        </w:rPr>
+        <w:t>stitu</w:t>
+      </w:r>
+      <w:r>
+        <w:rPr>
+          <w:rFonts w:ascii="Times New Roman" w:hAnsi="Times New Roman" w:cs="Times New Roman"/>
+        </w:rPr>
+        <w:t>tional</w:t>
+      </w:r>
+      <w:r>
+        <w:rPr>
+          <w:rFonts w:ascii="Times New Roman" w:hAnsi="Times New Roman" w:cs="Times New Roman"/>
+        </w:rPr>
+        <w:t xml:space="preserve"> </w:t>
+      </w:r>
+      <w:r>
+        <w:rPr>
+          <w:rFonts w:ascii="Times New Roman" w:hAnsi="Times New Roman" w:cs="Times New Roman"/>
+        </w:rPr>
+        <w:t>affiliation</w:t>
+      </w:r>
+      <w:r>
+        <w:rPr>
+          <w:rFonts w:ascii="Times New Roman" w:hAnsi="Times New Roman" w:cs="Times New Roman"/>
+        </w:rPr>
+        <w:t>.</w:t>
+      </w:r>
+      <w:r>
+        <w:rPr>
+          <w:rFonts w:ascii="Times New Roman" w:hAnsi="Times New Roman" w:cs="Times New Roman"/>
+        </w:rPr>
+        <w:t xml:space="preserve"> </w:t>
+      </w:r>
+      <w:r>
+        <w:rPr>
+          <w:rFonts w:ascii="Times New Roman" w:hAnsi="Times New Roman" w:cs="Times New Roman"/>
+        </w:rPr>
+        <w:t xml:space="preserve">The abstract should have an introduction, the </w:t>
+      </w:r>
+      <w:r>
+        <w:rPr>
+          <w:rFonts w:ascii="Times New Roman" w:hAnsi="Times New Roman" w:cs="Times New Roman"/>
+        </w:rPr>
+        <w:t xml:space="preserve">objective, </w:t>
+      </w:r>
+      <w:r>
+        <w:rPr>
+          <w:rFonts w:ascii="Times New Roman" w:hAnsi="Times New Roman" w:cs="Times New Roman"/>
+        </w:rPr>
+        <w:t>m</w:t>
+      </w:r>
+      <w:r>
+        <w:rPr>
+          <w:rFonts w:ascii="Times New Roman" w:hAnsi="Times New Roman" w:cs="Times New Roman"/>
+        </w:rPr>
+        <w:t xml:space="preserve">aterials and </w:t>
+      </w:r>
+      <w:r>
+        <w:rPr>
+          <w:rFonts w:ascii="Times New Roman" w:hAnsi="Times New Roman" w:cs="Times New Roman"/>
+        </w:rPr>
+        <w:t>m</w:t>
+      </w:r>
+      <w:r>
+        <w:rPr>
+          <w:rFonts w:ascii="Times New Roman" w:hAnsi="Times New Roman" w:cs="Times New Roman"/>
+        </w:rPr>
+        <w:t>ethods</w:t>
+      </w:r>
+      <w:r>
+        <w:rPr>
+          <w:rFonts w:ascii="Times New Roman" w:hAnsi="Times New Roman" w:cs="Times New Roman"/>
+        </w:rPr>
+        <w:t xml:space="preserve">, results and </w:t>
+      </w:r>
+      <w:r>
+        <w:rPr>
+          <w:rFonts w:ascii="Times New Roman" w:hAnsi="Times New Roman" w:cs="Times New Roman"/>
+        </w:rPr>
+        <w:t>discussion</w:t>
+      </w:r>
+      <w:r>
+        <w:rPr>
+          <w:rFonts w:ascii="Times New Roman" w:hAnsi="Times New Roman" w:cs="Times New Roman"/>
+        </w:rPr>
+        <w:t>, and</w:t>
+      </w:r>
+      <w:r>
+        <w:rPr>
+          <w:rFonts w:ascii="Times New Roman" w:hAnsi="Times New Roman" w:cs="Times New Roman"/>
+        </w:rPr>
+        <w:t xml:space="preserve"> </w:t>
+      </w:r>
+      <w:r>
+        <w:rPr>
+          <w:rFonts w:ascii="Times New Roman" w:hAnsi="Times New Roman" w:cs="Times New Roman"/>
+        </w:rPr>
+        <w:t xml:space="preserve">a </w:t>
+      </w:r>
+      <w:r>
+        <w:rPr>
+          <w:rFonts w:ascii="Times New Roman" w:hAnsi="Times New Roman" w:cs="Times New Roman"/>
+          <w:highlight w:val="yellow"/>
+        </w:rPr>
+        <w:t>conclusion</w:t>
+      </w:r>
+      <w:r>
+        <w:rPr>
+          <w:rFonts w:ascii="Times New Roman" w:hAnsi="Times New Roman" w:cs="Times New Roman"/>
+          <w:highlight w:val="yellow"/>
+        </w:rPr>
+        <w:t>.</w:t>
+      </w:r>
+      <w:r>
+        <w:rPr>
+          <w:rFonts w:ascii="Times New Roman" w:hAnsi="Times New Roman" w:cs="Times New Roman"/>
+        </w:rPr>
+        <w:t xml:space="preserve"> </w:t>
+      </w:r>
+      <w:r>
+        <w:rPr>
+          <w:rFonts w:ascii="Times New Roman" w:hAnsi="Times New Roman" w:cs="Times New Roman"/>
+          <w:highlight w:val="yellow"/>
+        </w:rPr>
+        <w:t>Do</w:t>
+      </w:r>
+      <w:r>
+        <w:rPr>
+          <w:rFonts w:ascii="Times New Roman" w:hAnsi="Times New Roman" w:cs="Times New Roman"/>
+          <w:highlight w:val="yellow"/>
+        </w:rPr>
+        <w:t xml:space="preserve"> not</w:t>
+      </w:r>
+      <w:r>
+        <w:rPr>
+          <w:rFonts w:ascii="Times New Roman" w:hAnsi="Times New Roman" w:cs="Times New Roman"/>
+          <w:highlight w:val="yellow"/>
+        </w:rPr>
+        <w:t xml:space="preserve"> </w:t>
+      </w:r>
+      <w:r>
+        <w:rPr>
+          <w:rFonts w:ascii="Times New Roman" w:hAnsi="Times New Roman" w:cs="Times New Roman"/>
+          <w:highlight w:val="yellow"/>
+        </w:rPr>
+        <w:t>include references</w:t>
+      </w:r>
+      <w:r>
+        <w:rPr>
+          <w:rFonts w:ascii="Times New Roman" w:hAnsi="Times New Roman" w:cs="Times New Roman"/>
+        </w:rPr>
+        <w:t>.</w:t>
+      </w:r>
+      <w:r>
+        <w:rPr>
+          <w:rFonts w:ascii="Times New Roman" w:hAnsi="Times New Roman" w:cs="Times New Roman"/>
+        </w:rPr>
+        <w:t xml:space="preserve"> </w:t>
+      </w:r>
+      <w:r>
+        <w:rPr>
+          <w:rFonts w:ascii="Times New Roman" w:hAnsi="Times New Roman" w:cs="Times New Roman"/>
+        </w:rPr>
+        <w:t>Exactly three keywords must be provided</w:t>
+      </w:r>
+      <w:r>
+        <w:rPr>
+          <w:rFonts w:ascii="Times New Roman" w:hAnsi="Times New Roman" w:cs="Times New Roman"/>
+        </w:rPr>
+        <w:t>.</w:t>
+      </w:r>
+      <w:r>
+        <w:rPr>
+          <w:rFonts w:ascii="Times New Roman" w:hAnsi="Times New Roman" w:cs="Times New Roman"/>
+        </w:rPr>
+        <w:t xml:space="preserve"> </w:t>
+      </w:r>
+      <w:r>
+        <w:rPr>
+          <w:rFonts w:ascii="Times New Roman" w:hAnsi="Times New Roman" w:cs="Times New Roman"/>
+        </w:rPr>
+        <w:t>I</w:t>
+      </w:r>
+      <w:r>
+        <w:rPr>
+          <w:rFonts w:ascii="Times New Roman" w:hAnsi="Times New Roman" w:cs="Times New Roman"/>
+        </w:rPr>
+        <w:t>nformation</w:t>
+      </w:r>
+      <w:r>
+        <w:rPr>
+          <w:rFonts w:ascii="Times New Roman" w:hAnsi="Times New Roman" w:cs="Times New Roman"/>
+        </w:rPr>
+        <w:t xml:space="preserve"> </w:t>
+      </w:r>
+      <w:r>
+        <w:rPr>
+          <w:rFonts w:ascii="Times New Roman" w:hAnsi="Times New Roman" w:cs="Times New Roman"/>
+        </w:rPr>
+        <w:t>regarding</w:t>
+      </w:r>
+      <w:r>
+        <w:rPr>
+          <w:rFonts w:ascii="Times New Roman" w:hAnsi="Times New Roman" w:cs="Times New Roman"/>
+        </w:rPr>
+        <w:t xml:space="preserve"> </w:t>
+      </w:r>
+      <w:r>
+        <w:rPr>
+          <w:rFonts w:ascii="Times New Roman" w:hAnsi="Times New Roman" w:cs="Times New Roman"/>
+        </w:rPr>
+        <w:t>research funding, animal ethics committee approval, SISGEN regist</w:t>
+      </w:r>
+      <w:r>
+        <w:rPr>
+          <w:rFonts w:ascii="Times New Roman" w:hAnsi="Times New Roman" w:cs="Times New Roman"/>
+        </w:rPr>
+        <w:t>ration</w:t>
+      </w:r>
+      <w:r>
+        <w:rPr>
+          <w:rFonts w:ascii="Times New Roman" w:hAnsi="Times New Roman" w:cs="Times New Roman"/>
+        </w:rPr>
+        <w:t xml:space="preserve"> and acknowledgments</w:t>
+      </w:r>
+      <w:r>
+        <w:rPr>
+          <w:rFonts w:ascii="Times New Roman" w:hAnsi="Times New Roman" w:cs="Times New Roman"/>
+        </w:rPr>
+        <w:t xml:space="preserve"> should be included at the end of the abstract</w:t>
+      </w:r>
+      <w:r>
+        <w:rPr>
+          <w:rFonts w:ascii="Times New Roman" w:hAnsi="Times New Roman" w:cs="Times New Roman"/>
+        </w:rPr>
+        <w:t>,</w:t>
+      </w:r>
+      <w:r>
+        <w:rPr>
+          <w:rFonts w:ascii="Times New Roman" w:hAnsi="Times New Roman" w:cs="Times New Roman"/>
+        </w:rPr>
+        <w:t xml:space="preserve"> if </w:t>
+      </w:r>
+      <w:r>
+        <w:rPr>
+          <w:rFonts w:ascii="Times New Roman" w:hAnsi="Times New Roman" w:cs="Times New Roman"/>
+        </w:rPr>
+        <w:t>applicable</w:t>
+      </w:r>
+      <w:r>
+        <w:rPr>
+          <w:rFonts w:ascii="Times New Roman" w:hAnsi="Times New Roman" w:cs="Times New Roman"/>
+        </w:rPr>
+        <w:t xml:space="preserve">. </w:t>
+      </w:r>
+      <w:r>
+        <w:rPr>
+          <w:rFonts w:ascii="Times New Roman" w:hAnsi="Times New Roman" w:cs="Times New Roman"/>
+        </w:rPr>
+        <w:t xml:space="preserve">Formulas and equations should be legible, </w:t>
+      </w:r>
+      <w:r>
+        <w:rPr>
+          <w:rFonts w:ascii="Times New Roman" w:hAnsi="Times New Roman" w:cs="Times New Roman"/>
+        </w:rPr>
+        <w:t xml:space="preserve">with </w:t>
+      </w:r>
+      <w:r>
+        <w:rPr>
+          <w:rFonts w:ascii="Times New Roman" w:hAnsi="Times New Roman" w:cs="Times New Roman"/>
+        </w:rPr>
+        <w:t>clear subscripts and superscripts.</w:t>
+      </w:r>
+      <w:r>
+        <w:rPr>
+          <w:rFonts w:ascii="Times New Roman" w:hAnsi="Times New Roman" w:cs="Times New Roman"/>
+        </w:rPr>
+        <w:t xml:space="preserve"> After the equation</w:t>
+      </w:r>
+      <w:r>
+        <w:rPr>
+          <w:rFonts w:ascii="Times New Roman" w:hAnsi="Times New Roman" w:cs="Times New Roman"/>
+        </w:rPr>
+        <w:t>,</w:t>
+      </w:r>
+      <w:r>
+        <w:rPr>
+          <w:rFonts w:ascii="Times New Roman" w:hAnsi="Times New Roman" w:cs="Times New Roman"/>
+        </w:rPr>
+        <w:t xml:space="preserve"> </w:t>
+      </w:r>
+      <w:r>
+        <w:rPr>
+          <w:rFonts w:ascii="Times New Roman" w:hAnsi="Times New Roman" w:cs="Times New Roman"/>
+        </w:rPr>
+        <w:t>define</w:t>
+      </w:r>
+      <w:r>
+        <w:rPr>
+          <w:rFonts w:ascii="Times New Roman" w:hAnsi="Times New Roman" w:cs="Times New Roman"/>
+        </w:rPr>
+        <w:t xml:space="preserve"> </w:t>
+      </w:r>
+      <w:r>
+        <w:rPr>
+          <w:rFonts w:ascii="Times New Roman" w:hAnsi="Times New Roman" w:cs="Times New Roman"/>
+        </w:rPr>
+        <w:t>all</w:t>
+      </w:r>
+      <w:r>
+        <w:rPr>
+          <w:rFonts w:ascii="Times New Roman" w:hAnsi="Times New Roman" w:cs="Times New Roman"/>
+        </w:rPr>
+        <w:t xml:space="preserve"> symbols</w:t>
+      </w:r>
+      <w:r>
+        <w:rPr>
+          <w:rFonts w:ascii="Times New Roman" w:hAnsi="Times New Roman" w:cs="Times New Roman"/>
+        </w:rPr>
+        <w:t xml:space="preserve"> used</w:t>
+      </w:r>
+      <w:r>
+        <w:rPr>
+          <w:rFonts w:ascii="Times New Roman" w:hAnsi="Times New Roman" w:cs="Times New Roman"/>
+        </w:rPr>
+        <w:t>.</w:t>
+      </w:r>
+      <w:r>
+        <w:rPr>
+          <w:rFonts w:ascii="Times New Roman" w:hAnsi="Times New Roman" w:cs="Times New Roman"/>
+        </w:rPr>
+        <w:t xml:space="preserve"> </w:t>
+      </w:r>
+      <w:r>
+        <w:rPr>
+          <w:rFonts w:ascii="Times New Roman" w:hAnsi="Times New Roman" w:cs="Times New Roman"/>
+        </w:rPr>
+        <w:t>U</w:t>
+      </w:r>
+      <w:r>
+        <w:rPr>
+          <w:rFonts w:ascii="Times New Roman" w:hAnsi="Times New Roman" w:cs="Times New Roman"/>
+        </w:rPr>
+        <w:t xml:space="preserve">nits </w:t>
+      </w:r>
+      <w:r>
+        <w:rPr>
+          <w:rFonts w:ascii="Times New Roman" w:hAnsi="Times New Roman" w:cs="Times New Roman"/>
+        </w:rPr>
+        <w:t>must</w:t>
+      </w:r>
+      <w:r>
+        <w:rPr>
+          <w:rFonts w:ascii="Times New Roman" w:hAnsi="Times New Roman" w:cs="Times New Roman"/>
+        </w:rPr>
+        <w:t xml:space="preserve"> follow the </w:t>
+      </w:r>
+      <w:r>
+        <w:rPr>
+          <w:rFonts w:ascii="Times New Roman" w:hAnsi="Times New Roman" w:cs="Times New Roman"/>
+        </w:rPr>
+        <w:t>International System</w:t>
+      </w:r>
+      <w:r>
+        <w:rPr>
+          <w:rFonts w:ascii="Times New Roman" w:hAnsi="Times New Roman" w:cs="Times New Roman"/>
+        </w:rPr>
+        <w:t xml:space="preserve"> of</w:t>
+      </w:r>
+      <w:r>
+        <w:rPr>
+          <w:rFonts w:ascii="Times New Roman" w:hAnsi="Times New Roman" w:cs="Times New Roman"/>
+        </w:rPr>
+        <w:t xml:space="preserve"> Unit</w:t>
+      </w:r>
+      <w:r>
+        <w:rPr>
+          <w:rFonts w:ascii="Times New Roman" w:hAnsi="Times New Roman" w:cs="Times New Roman"/>
+        </w:rPr>
+        <w:t>s</w:t>
+      </w:r>
+      <w:r>
+        <w:rPr>
+          <w:rFonts w:ascii="Times New Roman" w:hAnsi="Times New Roman" w:cs="Times New Roman"/>
+        </w:rPr>
+        <w:t xml:space="preserve"> (SI)</w:t>
+      </w:r>
+      <w:r>
+        <w:rPr>
+          <w:rFonts w:ascii="Times New Roman" w:hAnsi="Times New Roman" w:cs="Times New Roman"/>
+        </w:rPr>
+        <w:t>.</w:t>
+      </w:r>
+      <w:r>
+        <w:rPr>
+          <w:rFonts w:ascii="Times New Roman" w:hAnsi="Times New Roman" w:cs="Times New Roman"/>
+        </w:rPr>
+        <w:t xml:space="preserve"> </w:t>
+      </w:r>
+      <w:r>
+        <w:rPr>
+          <w:rFonts w:ascii="Times New Roman" w:hAnsi="Times New Roman" w:cs="Times New Roman"/>
+        </w:rPr>
+        <w:t xml:space="preserve">Some units in SI </w:t>
+      </w:r>
+      <w:r>
+        <w:rPr>
+          <w:rFonts w:ascii="Times New Roman" w:hAnsi="Times New Roman" w:cs="Times New Roman"/>
+        </w:rPr>
+        <w:t>require capitalization</w:t>
+      </w:r>
+      <w:r>
+        <w:rPr>
+          <w:rFonts w:ascii="Times New Roman" w:hAnsi="Times New Roman" w:cs="Times New Roman"/>
+        </w:rPr>
+        <w:t xml:space="preserve"> </w:t>
+      </w:r>
+      <w:r>
+        <w:rPr>
+          <w:rFonts w:ascii="Times New Roman" w:hAnsi="Times New Roman" w:cs="Times New Roman"/>
+        </w:rPr>
+        <w:t xml:space="preserve">(e.g. </w:t>
+      </w:r>
+      <w:r>
+        <w:rPr>
+          <w:rFonts w:ascii="Times New Roman" w:hAnsi="Times New Roman" w:cs="Times New Roman"/>
+        </w:rPr>
+        <w:t xml:space="preserve">liter - L </w:t>
+      </w:r>
+      <w:r>
+        <w:rPr>
+          <w:rFonts w:ascii="Times New Roman" w:hAnsi="Times New Roman" w:cs="Times New Roman"/>
+        </w:rPr>
+        <w:t xml:space="preserve">or newton </w:t>
+      </w:r>
+      <w:r>
+        <w:rPr>
+          <w:rFonts w:ascii="Times New Roman" w:hAnsi="Times New Roman" w:cs="Times New Roman"/>
+        </w:rPr>
+        <w:t>–</w:t>
+      </w:r>
+      <w:r>
+        <w:rPr>
+          <w:rFonts w:ascii="Times New Roman" w:hAnsi="Times New Roman" w:cs="Times New Roman"/>
+        </w:rPr>
+        <w:t xml:space="preserve"> N</w:t>
+      </w:r>
+      <w:r>
+        <w:rPr>
+          <w:rFonts w:ascii="Times New Roman" w:hAnsi="Times New Roman" w:cs="Times New Roman"/>
+        </w:rPr>
+        <w:t>)</w:t>
+      </w:r>
+      <w:r>
+        <w:rPr>
+          <w:rFonts w:ascii="Times New Roman" w:hAnsi="Times New Roman" w:cs="Times New Roman"/>
+        </w:rPr>
+        <w:t>, while</w:t>
+      </w:r>
+      <w:r>
+        <w:rPr>
+          <w:rFonts w:ascii="Times New Roman" w:hAnsi="Times New Roman" w:cs="Times New Roman"/>
+        </w:rPr>
+        <w:t xml:space="preserve"> </w:t>
+      </w:r>
+      <w:r>
+        <w:rPr>
+          <w:rFonts w:ascii="Times New Roman" w:hAnsi="Times New Roman" w:cs="Times New Roman"/>
+        </w:rPr>
+        <w:t>other units don’t need</w:t>
+      </w:r>
+      <w:r>
+        <w:rPr>
+          <w:rFonts w:ascii="Times New Roman" w:hAnsi="Times New Roman" w:cs="Times New Roman"/>
+        </w:rPr>
+        <w:t xml:space="preserve"> capitalization</w:t>
+      </w:r>
+      <w:r>
+        <w:rPr>
+          <w:rFonts w:ascii="Times New Roman" w:hAnsi="Times New Roman" w:cs="Times New Roman"/>
+        </w:rPr>
+        <w:t xml:space="preserve"> </w:t>
+      </w:r>
+      <w:r>
+        <w:rPr>
+          <w:rFonts w:ascii="Times New Roman" w:hAnsi="Times New Roman" w:cs="Times New Roman"/>
+        </w:rPr>
+        <w:t>(e</w:t>
+      </w:r>
+      <w:r>
+        <w:rPr>
+          <w:rFonts w:ascii="Times New Roman" w:hAnsi="Times New Roman" w:cs="Times New Roman"/>
+        </w:rPr>
+        <w:t xml:space="preserve">.g. </w:t>
+      </w:r>
+      <w:r>
+        <w:rPr>
+          <w:rFonts w:ascii="Times New Roman" w:hAnsi="Times New Roman" w:cs="Times New Roman"/>
+        </w:rPr>
+        <w:t xml:space="preserve">gram </w:t>
+      </w:r>
+      <w:r>
+        <w:rPr>
+          <w:rFonts w:ascii="Times New Roman" w:hAnsi="Times New Roman" w:cs="Times New Roman"/>
+        </w:rPr>
+        <w:t xml:space="preserve">- </w:t>
+      </w:r>
+      <w:r>
+        <w:rPr>
+          <w:rFonts w:ascii="Times New Roman" w:hAnsi="Times New Roman" w:cs="Times New Roman"/>
+        </w:rPr>
+        <w:t>g</w:t>
+      </w:r>
+      <w:r>
+        <w:rPr>
+          <w:rFonts w:ascii="Times New Roman" w:hAnsi="Times New Roman" w:cs="Times New Roman"/>
+        </w:rPr>
+        <w:t xml:space="preserve"> or second </w:t>
+      </w:r>
+      <w:r>
+        <w:rPr>
+          <w:rFonts w:ascii="Times New Roman" w:hAnsi="Times New Roman" w:cs="Times New Roman"/>
+        </w:rPr>
+        <w:t>–</w:t>
+      </w:r>
+      <w:r>
+        <w:rPr>
+          <w:rFonts w:ascii="Times New Roman" w:hAnsi="Times New Roman" w:cs="Times New Roman"/>
+        </w:rPr>
+        <w:t xml:space="preserve"> s</w:t>
+      </w:r>
+      <w:r>
+        <w:rPr>
+          <w:rFonts w:ascii="Times New Roman" w:hAnsi="Times New Roman" w:cs="Times New Roman"/>
+        </w:rPr>
+        <w:t>)</w:t>
+      </w:r>
+      <w:r>
+        <w:rPr>
+          <w:rFonts w:ascii="Times New Roman" w:hAnsi="Times New Roman" w:cs="Times New Roman"/>
+        </w:rPr>
+        <w:t xml:space="preserve">. </w:t>
+      </w:r>
+      <w:r>
+        <w:rPr>
+          <w:rFonts w:ascii="Times New Roman" w:hAnsi="Times New Roman" w:cs="Times New Roman"/>
+        </w:rPr>
+        <w:t>U</w:t>
+      </w:r>
+      <w:r>
+        <w:rPr>
+          <w:rFonts w:ascii="Times New Roman" w:hAnsi="Times New Roman" w:cs="Times New Roman"/>
+        </w:rPr>
+        <w:t>se per</w:t>
+      </w:r>
+      <w:r>
+        <w:rPr>
+          <w:rFonts w:ascii="Times New Roman" w:hAnsi="Times New Roman" w:cs="Times New Roman"/>
+        </w:rPr>
+        <w:t xml:space="preserve">centage without </w:t>
+      </w:r>
+      <w:r>
+        <w:rPr>
+          <w:rFonts w:ascii="Times New Roman" w:hAnsi="Times New Roman" w:cs="Times New Roman"/>
+        </w:rPr>
+        <w:t>space</w:t>
+      </w:r>
+      <w:r>
+        <w:rPr>
+          <w:rFonts w:ascii="Times New Roman" w:hAnsi="Times New Roman" w:cs="Times New Roman"/>
+        </w:rPr>
+        <w:t xml:space="preserve"> </w:t>
+      </w:r>
+      <w:r>
+        <w:rPr>
+          <w:rFonts w:ascii="Times New Roman" w:hAnsi="Times New Roman" w:cs="Times New Roman"/>
+        </w:rPr>
+        <w:t>(e.g. 10%)</w:t>
+      </w:r>
+      <w:r>
+        <w:rPr>
+          <w:rFonts w:ascii="Times New Roman" w:hAnsi="Times New Roman" w:cs="Times New Roman"/>
+        </w:rPr>
+        <w:t xml:space="preserve">. </w:t>
+      </w:r>
+      <w:r>
+        <w:rPr>
+          <w:rFonts w:ascii="Times New Roman" w:hAnsi="Times New Roman" w:cs="Times New Roman"/>
+        </w:rPr>
+        <w:t>I</w:t>
+      </w:r>
+      <w:r>
+        <w:rPr>
+          <w:rFonts w:ascii="Times New Roman" w:hAnsi="Times New Roman" w:cs="Times New Roman"/>
+        </w:rPr>
+        <w:t xml:space="preserve">nsert </w:t>
+      </w:r>
+      <w:r>
+        <w:rPr>
+          <w:rFonts w:ascii="Times New Roman" w:hAnsi="Times New Roman" w:cs="Times New Roman"/>
+        </w:rPr>
+        <w:t>a</w:t>
+      </w:r>
+      <w:r>
+        <w:rPr>
+          <w:rFonts w:ascii="Times New Roman" w:hAnsi="Times New Roman" w:cs="Times New Roman"/>
+        </w:rPr>
+        <w:t xml:space="preserve"> space between </w:t>
+      </w:r>
+      <w:r>
+        <w:rPr>
+          <w:rFonts w:ascii="Times New Roman" w:hAnsi="Times New Roman" w:cs="Times New Roman"/>
+        </w:rPr>
+        <w:t>a</w:t>
+      </w:r>
+      <w:r>
+        <w:rPr>
+          <w:rFonts w:ascii="Times New Roman" w:hAnsi="Times New Roman" w:cs="Times New Roman"/>
+        </w:rPr>
+        <w:t xml:space="preserve"> number and unit </w:t>
+      </w:r>
+      <w:r>
+        <w:rPr>
+          <w:rFonts w:ascii="Times New Roman" w:hAnsi="Times New Roman" w:cs="Times New Roman"/>
+        </w:rPr>
+        <w:t xml:space="preserve">(e.g. </w:t>
+      </w:r>
+      <w:r>
+        <w:rPr>
+          <w:rFonts w:ascii="Times New Roman" w:hAnsi="Times New Roman" w:cs="Times New Roman"/>
+        </w:rPr>
+        <w:t>5</w:t>
+      </w:r>
+      <w:r>
+        <w:rPr>
+          <w:rFonts w:ascii="Times New Roman" w:hAnsi="Times New Roman" w:cs="Times New Roman"/>
+        </w:rPr>
+        <w:t>0 kg</w:t>
+      </w:r>
+      <w:r>
+        <w:rPr>
+          <w:rFonts w:ascii="Times New Roman" w:hAnsi="Times New Roman" w:cs="Times New Roman"/>
+        </w:rPr>
+        <w:t xml:space="preserve"> or </w:t>
+      </w:r>
+      <w:r>
+        <w:rPr>
+          <w:rFonts w:ascii="Times New Roman" w:hAnsi="Times New Roman" w:cs="Times New Roman"/>
+        </w:rPr>
+        <w:t>30</w:t>
+      </w:r>
+      <w:r>
+        <w:rPr>
+          <w:rFonts w:ascii="Times New Roman" w:hAnsi="Times New Roman" w:cs="Times New Roman"/>
+        </w:rPr>
+        <w:t xml:space="preserve"> </w:t>
+      </w:r>
+      <w:r>
+        <w:rPr>
+          <w:rFonts w:ascii="Times New Roman" w:hAnsi="Times New Roman" w:cs="Times New Roman"/>
+        </w:rPr>
+        <w:t>°</w:t>
+      </w:r>
+      <w:r>
+        <w:rPr>
+          <w:rFonts w:ascii="Times New Roman" w:hAnsi="Times New Roman" w:cs="Times New Roman"/>
+        </w:rPr>
+        <w:t>C</w:t>
+      </w:r>
+      <w:r>
+        <w:rPr>
+          <w:rFonts w:ascii="Times New Roman" w:hAnsi="Times New Roman" w:cs="Times New Roman"/>
+        </w:rPr>
+        <w:t>)</w:t>
+      </w:r>
+      <w:r>
+        <w:rPr>
+          <w:rFonts w:ascii="Times New Roman" w:hAnsi="Times New Roman" w:cs="Times New Roman"/>
+        </w:rPr>
+        <w:t>.</w:t>
+      </w:r>
+      <w:r>
+        <w:rPr>
+          <w:rFonts w:ascii="Times New Roman" w:hAnsi="Times New Roman" w:cs="Times New Roman"/>
+        </w:rPr>
+        <w:t xml:space="preserve"> For compound units, either use a slash (/) or negative exponents</w:t>
+      </w:r>
+      <w:r>
+        <w:rPr>
+          <w:rFonts w:ascii="Times New Roman" w:hAnsi="Times New Roman" w:cs="Times New Roman"/>
+        </w:rPr>
+        <w:t xml:space="preserve"> </w:t>
+      </w:r>
+      <w:r>
+        <w:rPr>
+          <w:rFonts w:ascii="Times New Roman" w:hAnsi="Times New Roman" w:cs="Times New Roman"/>
+        </w:rPr>
+        <w:t xml:space="preserve">(e.g. </w:t>
+      </w:r>
+      <w:r>
+        <w:rPr>
+          <w:rFonts w:ascii="Times New Roman" w:hAnsi="Times New Roman" w:cs="Times New Roman"/>
+        </w:rPr>
+        <w:t>m/s or m s</w:t>
+      </w:r>
+      <w:r>
+        <w:rPr>
+          <w:rFonts w:ascii="Times New Roman" w:hAnsi="Times New Roman" w:cs="Times New Roman"/>
+          <w:vertAlign w:val="superscript"/>
+        </w:rPr>
+        <w:t>-1</w:t>
+      </w:r>
+      <w:r>
+        <w:rPr>
+          <w:rFonts w:ascii="Times New Roman" w:hAnsi="Times New Roman" w:cs="Times New Roman"/>
+        </w:rPr>
+        <w:t xml:space="preserve">, </w:t>
+      </w:r>
+      <w:r>
+        <w:rPr>
+          <w:rFonts w:ascii="Times New Roman" w:hAnsi="Times New Roman" w:cs="Times New Roman"/>
+        </w:rPr>
+        <w:t>k</w:t>
+      </w:r>
+      <w:r>
+        <w:rPr>
+          <w:rFonts w:ascii="Times New Roman" w:hAnsi="Times New Roman" w:cs="Times New Roman"/>
+        </w:rPr>
+        <w:t>g</w:t>
+      </w:r>
+      <w:r>
+        <w:rPr>
+          <w:rFonts w:ascii="Times New Roman" w:hAnsi="Times New Roman" w:cs="Times New Roman"/>
+        </w:rPr>
+        <w:t>/m</w:t>
+      </w:r>
+      <w:r>
+        <w:rPr>
+          <w:rFonts w:ascii="Times New Roman" w:hAnsi="Times New Roman" w:cs="Times New Roman"/>
+          <w:vertAlign w:val="superscript"/>
+        </w:rPr>
+        <w:t>3</w:t>
+      </w:r>
+      <w:r>
+        <w:rPr>
+          <w:rFonts w:ascii="Times New Roman" w:hAnsi="Times New Roman" w:cs="Times New Roman"/>
+        </w:rPr>
+        <w:t xml:space="preserve"> or kg m</w:t>
+      </w:r>
+      <w:r>
+        <w:rPr>
+          <w:rFonts w:ascii="Times New Roman" w:hAnsi="Times New Roman" w:cs="Times New Roman"/>
+          <w:vertAlign w:val="superscript"/>
+        </w:rPr>
+        <w:t>-3</w:t>
+      </w:r>
+      <w:r>
+        <w:rPr>
+          <w:rFonts w:ascii="Times New Roman" w:hAnsi="Times New Roman" w:cs="Times New Roman"/>
+        </w:rPr>
+        <w:t>).</w:t>
+      </w:r>
+      <w:r>
+        <w:rPr>
+          <w:rFonts w:ascii="Times New Roman" w:hAnsi="Times New Roman" w:cs="Times New Roman"/>
+        </w:rPr>
+        <w:t xml:space="preserve"> </w:t>
+      </w:r>
+      <w:r>
+        <w:rPr>
+          <w:rFonts w:ascii="Times New Roman" w:hAnsi="Times New Roman" w:cs="Times New Roman"/>
+        </w:rPr>
+        <w:t>For</w:t>
+      </w:r>
+      <w:r>
+        <w:rPr>
+          <w:rFonts w:ascii="Times New Roman" w:hAnsi="Times New Roman" w:cs="Times New Roman"/>
+        </w:rPr>
+        <w:t xml:space="preserve"> </w:t>
+      </w:r>
+      <w:r>
+        <w:rPr>
+          <w:rFonts w:ascii="Times New Roman" w:hAnsi="Times New Roman" w:cs="Times New Roman"/>
+        </w:rPr>
+        <w:t xml:space="preserve">chemical </w:t>
+      </w:r>
+      <w:r>
+        <w:rPr>
+          <w:rFonts w:ascii="Times New Roman" w:hAnsi="Times New Roman" w:cs="Times New Roman"/>
+        </w:rPr>
+        <w:t xml:space="preserve">compounds to represent </w:t>
+      </w:r>
+      <w:r>
+        <w:rPr>
+          <w:rFonts w:ascii="Times New Roman" w:hAnsi="Times New Roman" w:cs="Times New Roman"/>
+        </w:rPr>
+        <w:t xml:space="preserve">valences use the number </w:t>
+      </w:r>
+      <w:r>
+        <w:rPr>
+          <w:rFonts w:ascii="Times New Roman" w:hAnsi="Times New Roman" w:cs="Times New Roman"/>
+        </w:rPr>
+        <w:t>followed</w:t>
+      </w:r>
+      <w:r>
+        <w:rPr>
+          <w:rFonts w:ascii="Times New Roman" w:hAnsi="Times New Roman" w:cs="Times New Roman"/>
+        </w:rPr>
+        <w:t xml:space="preserve"> by the </w:t>
+      </w:r>
+      <w:r>
+        <w:rPr>
+          <w:rFonts w:ascii="Times New Roman" w:hAnsi="Times New Roman" w:cs="Times New Roman"/>
+        </w:rPr>
+        <w:t>charge</w:t>
+      </w:r>
+      <w:r>
+        <w:rPr>
+          <w:rFonts w:ascii="Times New Roman" w:hAnsi="Times New Roman" w:cs="Times New Roman"/>
+        </w:rPr>
+        <w:t xml:space="preserve"> </w:t>
+      </w:r>
+      <w:r>
+        <w:rPr>
+          <w:rFonts w:ascii="Times New Roman" w:hAnsi="Times New Roman" w:cs="Times New Roman"/>
+        </w:rPr>
+        <w:t>(e.g.</w:t>
+      </w:r>
+      <w:r>
+        <w:rPr>
+          <w:rFonts w:ascii="Times New Roman" w:hAnsi="Times New Roman" w:cs="Times New Roman"/>
+        </w:rPr>
+        <w:t xml:space="preserve"> Ca</w:t>
+      </w:r>
+      <w:r>
+        <w:rPr>
+          <w:rFonts w:ascii="Times New Roman" w:hAnsi="Times New Roman" w:cs="Times New Roman"/>
+          <w:vertAlign w:val="superscript"/>
+        </w:rPr>
+        <w:t>2+</w:t>
+      </w:r>
+      <w:r>
+        <w:rPr>
+          <w:rFonts w:ascii="Times New Roman" w:hAnsi="Times New Roman" w:cs="Times New Roman"/>
+        </w:rPr>
+        <w:t xml:space="preserve"> or </w:t>
+      </w:r>
+      <w:r>
+        <w:rPr>
+          <w:rFonts w:ascii="Times New Roman" w:hAnsi="Times New Roman" w:cs="Times New Roman"/>
+        </w:rPr>
+        <w:t>SO</w:t>
+      </w:r>
+      <w:r>
+        <w:rPr>
+          <w:rFonts w:ascii="Times New Roman" w:hAnsi="Times New Roman" w:cs="Times New Roman"/>
+          <w:vertAlign w:val="subscript"/>
+        </w:rPr>
+        <w:t>4</w:t>
+      </w:r>
+      <w:r>
+        <w:rPr>
+          <w:rFonts w:ascii="Times New Roman" w:hAnsi="Times New Roman" w:cs="Times New Roman"/>
+          <w:vertAlign w:val="superscript"/>
+        </w:rPr>
+        <w:t>2-</w:t>
+      </w:r>
+      <w:r>
+        <w:rPr>
+          <w:rFonts w:ascii="Times New Roman" w:hAnsi="Times New Roman" w:cs="Times New Roman"/>
+        </w:rPr>
+        <w:t>).</w:t>
+      </w:r>
+      <w:r>
+        <w:rPr>
+          <w:rFonts w:ascii="Times New Roman" w:hAnsi="Times New Roman" w:cs="Times New Roman"/>
+        </w:rPr>
+        <w:t xml:space="preserve"> </w:t>
+      </w:r>
+      <w:r>
+        <w:rPr>
+          <w:rFonts w:ascii="Times New Roman" w:hAnsi="Times New Roman" w:cs="Times New Roman"/>
+        </w:rPr>
+        <w:t xml:space="preserve">To represent </w:t>
+      </w:r>
+      <w:r>
+        <w:rPr>
+          <w:rFonts w:ascii="Times New Roman" w:hAnsi="Times New Roman" w:cs="Times New Roman"/>
+        </w:rPr>
+        <w:t>isoto</w:t>
+      </w:r>
+      <w:r>
+        <w:rPr>
+          <w:rFonts w:ascii="Times New Roman" w:hAnsi="Times New Roman" w:cs="Times New Roman"/>
+        </w:rPr>
+        <w:t>pes</w:t>
+      </w:r>
+      <w:r>
+        <w:rPr>
+          <w:rFonts w:ascii="Times New Roman" w:hAnsi="Times New Roman" w:cs="Times New Roman"/>
+        </w:rPr>
+        <w:t xml:space="preserve">, place the number before </w:t>
+      </w:r>
+      <w:r>
+        <w:rPr>
+          <w:rFonts w:ascii="Times New Roman" w:hAnsi="Times New Roman" w:cs="Times New Roman"/>
+        </w:rPr>
+        <w:t>the</w:t>
+      </w:r>
+      <w:r>
+        <w:rPr>
+          <w:rFonts w:ascii="Times New Roman" w:hAnsi="Times New Roman" w:cs="Times New Roman"/>
+        </w:rPr>
+        <w:t xml:space="preserve"> element</w:t>
+      </w:r>
+      <w:r>
+        <w:rPr>
+          <w:rFonts w:ascii="Times New Roman" w:hAnsi="Times New Roman" w:cs="Times New Roman"/>
+        </w:rPr>
+        <w:t xml:space="preserve"> symbol </w:t>
+      </w:r>
+      <w:r>
+        <w:rPr>
+          <w:rFonts w:ascii="Times New Roman" w:hAnsi="Times New Roman" w:cs="Times New Roman"/>
+        </w:rPr>
+        <w:t>(e.g.</w:t>
+      </w:r>
+      <w:r>
+        <w:rPr>
+          <w:rFonts w:ascii="Times New Roman" w:hAnsi="Times New Roman" w:cs="Times New Roman"/>
+        </w:rPr>
+        <w:t xml:space="preserve"> </w:t>
+      </w:r>
+      <w:r>
+        <w:rPr>
+          <w:rFonts w:ascii="Times New Roman" w:hAnsi="Times New Roman" w:cs="Times New Roman"/>
+          <w:vertAlign w:val="superscript"/>
+        </w:rPr>
+        <w:t>14</w:t>
+      </w:r>
+      <w:r>
+        <w:rPr>
+          <w:rFonts w:ascii="Times New Roman" w:hAnsi="Times New Roman" w:cs="Times New Roman"/>
+        </w:rPr>
+        <w:t>C</w:t>
+      </w:r>
+      <w:r>
+        <w:rPr>
+          <w:rFonts w:ascii="Times New Roman" w:hAnsi="Times New Roman" w:cs="Times New Roman"/>
+        </w:rPr>
+        <w:t>)</w:t>
+      </w:r>
+      <w:r>
+        <w:rPr>
+          <w:rFonts w:ascii="Times New Roman" w:hAnsi="Times New Roman" w:cs="Times New Roman"/>
+        </w:rPr>
+        <w:t xml:space="preserve">. </w:t>
+      </w:r>
+      <w:r>
+        <w:rPr>
+          <w:rFonts w:ascii="Times New Roman" w:hAnsi="Times New Roman" w:cs="Times New Roman"/>
+        </w:rPr>
+        <w:t>The English</w:t>
+      </w:r>
+      <w:r>
+        <w:rPr>
+          <w:rFonts w:ascii="Times New Roman" w:hAnsi="Times New Roman" w:cs="Times New Roman"/>
+        </w:rPr>
+        <w:t xml:space="preserve"> language uses</w:t>
+      </w:r>
+      <w:r>
+        <w:rPr>
+          <w:rFonts w:ascii="Times New Roman" w:hAnsi="Times New Roman" w:cs="Times New Roman"/>
+        </w:rPr>
+        <w:t xml:space="preserve"> a</w:t>
+      </w:r>
+      <w:r>
+        <w:rPr>
+          <w:rFonts w:ascii="Times New Roman" w:hAnsi="Times New Roman" w:cs="Times New Roman"/>
+        </w:rPr>
+        <w:t xml:space="preserve"> </w:t>
+      </w:r>
+      <w:r>
+        <w:rPr>
+          <w:rFonts w:ascii="Times New Roman" w:hAnsi="Times New Roman" w:cs="Times New Roman"/>
+        </w:rPr>
+        <w:t>period</w:t>
+      </w:r>
+      <w:r>
+        <w:rPr>
+          <w:rFonts w:ascii="Times New Roman" w:hAnsi="Times New Roman" w:cs="Times New Roman"/>
+        </w:rPr>
+        <w:t xml:space="preserve"> </w:t>
+      </w:r>
+      <w:r>
+        <w:rPr>
+          <w:rFonts w:ascii="Times New Roman" w:hAnsi="Times New Roman" w:cs="Times New Roman"/>
+        </w:rPr>
+        <w:t>for</w:t>
+      </w:r>
+      <w:r>
+        <w:rPr>
+          <w:rFonts w:ascii="Times New Roman" w:hAnsi="Times New Roman" w:cs="Times New Roman"/>
+        </w:rPr>
+        <w:t xml:space="preserve"> </w:t>
+      </w:r>
+      <w:r>
+        <w:rPr>
+          <w:rFonts w:ascii="Times New Roman" w:hAnsi="Times New Roman" w:cs="Times New Roman"/>
+        </w:rPr>
+        <w:t>decimals</w:t>
+      </w:r>
+      <w:r>
+        <w:rPr>
+          <w:rFonts w:ascii="Times New Roman" w:hAnsi="Times New Roman" w:cs="Times New Roman"/>
+        </w:rPr>
+        <w:t xml:space="preserve"> (e.g. </w:t>
+      </w:r>
+      <w:r>
+        <w:rPr>
+          <w:rFonts w:ascii="Times New Roman" w:hAnsi="Times New Roman" w:cs="Times New Roman"/>
+        </w:rPr>
+        <w:t>2.5 or 3.75</w:t>
+      </w:r>
+      <w:r>
+        <w:rPr>
+          <w:rFonts w:ascii="Times New Roman" w:hAnsi="Times New Roman" w:cs="Times New Roman"/>
+        </w:rPr>
+        <w:t>)</w:t>
+      </w:r>
+      <w:r>
+        <w:rPr>
+          <w:rFonts w:ascii="Times New Roman" w:hAnsi="Times New Roman" w:cs="Times New Roman"/>
+        </w:rPr>
+        <w:t xml:space="preserve"> and comma </w:t>
+      </w:r>
+      <w:r>
+        <w:rPr>
+          <w:rFonts w:ascii="Times New Roman" w:hAnsi="Times New Roman" w:cs="Times New Roman"/>
+        </w:rPr>
+        <w:t>for</w:t>
+      </w:r>
+      <w:r>
+        <w:rPr>
+          <w:rFonts w:ascii="Times New Roman" w:hAnsi="Times New Roman" w:cs="Times New Roman"/>
+        </w:rPr>
+        <w:t xml:space="preserve"> </w:t>
+      </w:r>
+      <w:r>
+        <w:rPr>
+          <w:rFonts w:ascii="Times New Roman" w:hAnsi="Times New Roman" w:cs="Times New Roman"/>
+        </w:rPr>
+        <w:t>thousands</w:t>
+      </w:r>
+      <w:r>
+        <w:rPr>
+          <w:rFonts w:ascii="Times New Roman" w:hAnsi="Times New Roman" w:cs="Times New Roman"/>
+        </w:rPr>
+        <w:t xml:space="preserve"> (e.g. </w:t>
+      </w:r>
+      <w:r>
+        <w:rPr>
+          <w:rFonts w:ascii="Times New Roman" w:hAnsi="Times New Roman" w:cs="Times New Roman"/>
+        </w:rPr>
+        <w:t>4,500 or 5</w:t>
+      </w:r>
+      <w:r>
+        <w:rPr>
+          <w:rFonts w:ascii="Times New Roman" w:hAnsi="Times New Roman" w:cs="Times New Roman"/>
+        </w:rPr>
+        <w:t>,</w:t>
+      </w:r>
+      <w:r>
+        <w:rPr>
+          <w:rFonts w:ascii="Times New Roman" w:hAnsi="Times New Roman" w:cs="Times New Roman"/>
+        </w:rPr>
+        <w:t>275</w:t>
+      </w:r>
+      <w:r>
+        <w:rPr>
+          <w:rFonts w:ascii="Times New Roman" w:hAnsi="Times New Roman" w:cs="Times New Roman"/>
+        </w:rPr>
+        <w:t>.25</w:t>
+      </w:r>
+      <w:r>
+        <w:rPr>
+          <w:rFonts w:ascii="Times New Roman" w:hAnsi="Times New Roman" w:cs="Times New Roman"/>
+        </w:rPr>
+        <w:t>)</w:t>
+      </w:r>
+      <w:r>
+        <w:rPr>
+          <w:rFonts w:ascii="Times New Roman" w:hAnsi="Times New Roman" w:cs="Times New Roman"/>
+        </w:rPr>
+        <w:t>.</w:t>
+      </w:r>
+      <w:r>
+        <w:rPr>
+          <w:rFonts w:ascii="Times New Roman" w:hAnsi="Times New Roman" w:cs="Times New Roman"/>
+        </w:rPr>
+        <w:t xml:space="preserve"> </w:t>
+      </w:r>
+      <w:r>
+        <w:rPr>
+          <w:rFonts w:ascii="Times New Roman" w:hAnsi="Times New Roman" w:cs="Times New Roman"/>
+        </w:rPr>
+        <w:t>Use</w:t>
+      </w:r>
+      <w:r>
+        <w:rPr>
+          <w:rFonts w:ascii="Times New Roman" w:hAnsi="Times New Roman" w:cs="Times New Roman"/>
+        </w:rPr>
+        <w:t xml:space="preserve"> the</w:t>
+      </w:r>
+      <w:r>
+        <w:rPr>
+          <w:rFonts w:ascii="Times New Roman" w:hAnsi="Times New Roman" w:cs="Times New Roman"/>
+        </w:rPr>
+        <w:t xml:space="preserve"> </w:t>
+      </w:r>
+      <w:r>
+        <w:rPr>
+          <w:rFonts w:ascii="Times New Roman" w:hAnsi="Times New Roman" w:cs="Times New Roman"/>
+        </w:rPr>
+        <w:t xml:space="preserve">common name of active ingredients of chemical formulations, </w:t>
+      </w:r>
+      <w:r>
+        <w:rPr>
+          <w:rFonts w:ascii="Times New Roman" w:hAnsi="Times New Roman" w:cs="Times New Roman"/>
+        </w:rPr>
+        <w:t xml:space="preserve">use the </w:t>
+      </w:r>
+      <w:proofErr w:type="gramStart"/>
+      <w:r>
+        <w:rPr>
+          <w:rFonts w:ascii="Times New Roman" w:hAnsi="Times New Roman" w:cs="Times New Roman"/>
+        </w:rPr>
+        <w:t>trader</w:t>
+      </w:r>
+      <w:proofErr w:type="gramEnd"/>
+      <w:r>
+        <w:rPr>
+          <w:rFonts w:ascii="Times New Roman" w:hAnsi="Times New Roman" w:cs="Times New Roman"/>
+        </w:rPr>
+        <w:t xml:space="preserve"> name </w:t>
+      </w:r>
+      <w:r>
+        <w:rPr>
+          <w:rFonts w:ascii="Times New Roman" w:hAnsi="Times New Roman" w:cs="Times New Roman"/>
+        </w:rPr>
+        <w:t xml:space="preserve">only </w:t>
+      </w:r>
+      <w:r>
+        <w:rPr>
+          <w:rFonts w:ascii="Times New Roman" w:hAnsi="Times New Roman" w:cs="Times New Roman"/>
+        </w:rPr>
+        <w:t>if necessary</w:t>
+      </w:r>
+      <w:r>
+        <w:rPr>
+          <w:rFonts w:ascii="Times New Roman" w:hAnsi="Times New Roman" w:cs="Times New Roman"/>
+        </w:rPr>
+        <w:t xml:space="preserve">. </w:t>
+      </w:r>
+      <w:r>
+        <w:rPr>
+          <w:rFonts w:ascii="Times New Roman" w:hAnsi="Times New Roman" w:cs="Times New Roman"/>
+        </w:rPr>
+        <w:t xml:space="preserve">The deadline to submit your abstract is </w:t>
+      </w:r>
+      <w:r>
+        <w:rPr>
+          <w:rFonts w:ascii="Times New Roman" w:hAnsi="Times New Roman" w:cs="Times New Roman"/>
+        </w:rPr>
+        <w:t xml:space="preserve">July </w:t>
+      </w:r>
+      <w:r>
+        <w:rPr>
+          <w:rFonts w:ascii="Times New Roman" w:hAnsi="Times New Roman" w:cs="Times New Roman"/>
+        </w:rPr>
+        <w:t>17</w:t>
+      </w:r>
+      <w:r>
+        <w:rPr>
+          <w:rFonts w:ascii="Times New Roman" w:hAnsi="Times New Roman" w:cs="Times New Roman"/>
+          <w:vertAlign w:val="superscript"/>
+        </w:rPr>
+        <w:t>th</w:t>
+      </w:r>
+      <w:r>
+        <w:rPr>
+          <w:rFonts w:ascii="Times New Roman" w:hAnsi="Times New Roman" w:cs="Times New Roman"/>
+        </w:rPr>
+        <w:t xml:space="preserve">, </w:t>
+      </w:r>
+      <w:r>
+        <w:rPr>
+          <w:rFonts w:ascii="Times New Roman" w:hAnsi="Times New Roman" w:cs="Times New Roman"/>
+        </w:rPr>
+        <w:t>2026.</w:t>
+      </w:r>
+    </w:p>
+    <w:p>
+      <w:pPr>
+        <w:spacing w:line="240" w:lineRule="auto"/>
+        <w:jc w:val="center"/>
+        <w:rPr>
+          <w:rFonts w:ascii="Times New Roman" w:hAnsi="Times New Roman" w:cs="Times New Roman"/>
+          <w:b/>
+          <w:bCs/>
+        </w:rPr>
+      </w:pPr>
+      <w:r>
+        <w:rPr>
+          <w:rFonts w:ascii="Times New Roman" w:hAnsi="Times New Roman" w:cs="Times New Roman"/>
+          <w:b/>
+          <w:bCs/>
+        </w:rPr>
+        <w:t>(Skip line)</w:t>
+      </w:r>
+    </w:p>
+    <w:p>
+      <w:pPr>
+        <w:spacing w:line="240" w:lineRule="auto"/>
+        <w:jc w:val="both"/>
+        <w:rPr>
+          <w:rFonts w:ascii="Times New Roman" w:hAnsi="Times New Roman" w:cs="Times New Roman"/>
+        </w:rPr>
+      </w:pPr>
+      <w:r>
+        <w:rPr>
+          <w:rFonts w:ascii="Times New Roman" w:hAnsi="Times New Roman" w:cs="Times New Roman"/>
+          <w:b/>
+          <w:bCs/>
+        </w:rPr>
+        <w:t xml:space="preserve">Keywords: </w:t>
+      </w:r>
+      <w:r>
+        <w:rPr>
+          <w:rFonts w:ascii="Times New Roman" w:hAnsi="Times New Roman" w:cs="Times New Roman"/>
+        </w:rPr>
+        <w:t>First; Second; Third</w:t>
+      </w:r>
+      <w:r>
+        <w:rPr>
+          <w:rFonts w:ascii="Times New Roman" w:hAnsi="Times New Roman" w:cs="Times New Roman"/>
+        </w:rPr>
+        <w:t>.</w:t>
+      </w:r>
+    </w:p>
+    <w:p>
+      <w:pPr>
+        <w:spacing w:line="240" w:lineRule="auto"/>
+        <w:jc w:val="center"/>
+        <w:rPr>
+          <w:rFonts w:ascii="Times New Roman" w:hAnsi="Times New Roman" w:cs="Times New Roman"/>
+          <w:b/>
+          <w:bCs/>
+        </w:rPr>
+      </w:pPr>
+      <w:r>
+        <w:rPr>
+          <w:rFonts w:ascii="Times New Roman" w:hAnsi="Times New Roman" w:cs="Times New Roman"/>
+          <w:b/>
+          <w:bCs/>
+        </w:rPr>
+        <w:t>(Skip line)</w:t>
+      </w:r>
+    </w:p>
+    <w:p>
+      <w:pPr>
+        <w:spacing w:line="240" w:lineRule="auto"/>
+        <w:jc w:val="both"/>
+        <w:rPr>
+          <w:rFonts w:ascii="Times New Roman" w:hAnsi="Times New Roman" w:cs="Times New Roman"/>
+          <w:b/>
+          <w:bCs/>
+        </w:rPr>
+      </w:pPr>
+      <w:r>
+        <w:rPr>
+          <w:rFonts w:ascii="Times New Roman" w:hAnsi="Times New Roman" w:cs="Times New Roman"/>
+          <w:b/>
+          <w:bCs/>
+        </w:rPr>
+        <w:t xml:space="preserve">Acknowledgments: </w:t>
+      </w:r>
+      <w:r>
+        <w:rPr>
+          <w:rFonts w:ascii="Times New Roman" w:hAnsi="Times New Roman" w:cs="Times New Roman"/>
+        </w:rPr>
+        <w:t>Optional</w:t>
       </w:r>
     </w:p>
     <w:sectPr>
+      <w:headerReference w:type="default" r:id="rId9"/>
       <w:pgSz w:w="12240" w:h="15840"/>
-      <w:pgMar w:top="1417" w:right="1701" w:bottom="1417" w:left="1701" w:header="708" w:footer="708" w:gutter="0"/>
-      <w:cols w:space="708"/>
+      <w:pgMar w:top="1701" w:right="1134" w:bottom="1134" w:left="1701" w:header="720" w:footer="720" w:gutter="0"/>
+      <w:cols w:space="720"/>
       <w:docGrid w:linePitch="360"/>
     </w:sectPr>
   </w:body>
 </w:document>
+</file>
+
+<file path=word/endnotes.xml><?xml version="1.0" encoding="utf-8"?>
+<w:endnotes xmlns:wpc="http://schemas.microsoft.com/office/word/2010/wordprocessingCanvas" xmlns:cx="http://schemas.microsoft.com/office/drawing/2014/chartex" xmlns:cx1="http://schemas.microsoft.com/office/drawing/2015/9/8/chartex" xmlns:cx2="http://schemas.microsoft.com/office/drawing/2015/10/21/chartex" xmlns:cx3="http://schemas.microsoft.com/office/drawing/2016/5/9/chartex" xmlns:cx4="http://schemas.microsoft.com/office/drawing/2016/5/10/chartex" xmlns:cx5="http://schemas.microsoft.com/office/drawing/2016/5/11/chartex" xmlns:cx6="http://schemas.microsoft.com/office/drawing/2016/5/12/chartex" xmlns:cx7="http://schemas.microsoft.com/office/drawing/2016/5/13/chartex" xmlns:cx8="http://schemas.microsoft.com/office/drawing/2016/5/14/chartex" xmlns:mc="http://schemas.openxmlformats.org/markup-compatibility/2006" xmlns:aink="http://schemas.microsoft.com/office/drawing/2016/ink" xmlns:am3d="http://schemas.microsoft.com/office/drawing/2017/model3d" xmlns:o="urn:schemas-microsoft-com:office:office" xmlns:oel="http://schemas.microsoft.com/office/2019/extlst" xmlns:r="http://schemas.openxmlformats.org/officeDocument/2006/relationships" xmlns:m="http://schemas.openxmlformats.org/officeDocument/2006/math" xmlns:v="urn:schemas-microsoft-com:vml" xmlns:wp14="http://schemas.microsoft.com/office/word/2010/wordprocessingDrawing" xmlns:wp="http://schemas.openxmlformats.org/drawingml/2006/wordprocessingDrawing" xmlns:w10="urn:schemas-microsoft-com:office:word" xmlns:w="http://schemas.openxmlformats.org/wordprocessingml/2006/main" xmlns:w14="http://schemas.microsoft.com/office/word/2010/wordml" xmlns:w15="http://schemas.microsoft.com/office/word/2012/wordml" xmlns:w16cex="http://schemas.microsoft.com/office/word/2018/wordml/cex" xmlns:w16cid="http://schemas.microsoft.com/office/word/2016/wordml/cid" xmlns:w16="http://schemas.microsoft.com/office/word/2018/wordml" xmlns:w16du="http://schemas.microsoft.com/office/word/2023/wordml/word16du" xmlns:w16sdtdh="http://schemas.microsoft.com/office/word/2020/wordml/sdtdatahash" xmlns:w16sdtfl="http://schemas.microsoft.com/office/word/2024/wordml/sdtformatlock" xmlns:w16se="http://schemas.microsoft.com/office/word/2015/wordml/symex" xmlns:wpg="http://schemas.microsoft.com/office/word/2010/wordprocessingGroup" xmlns:wpi="http://schemas.microsoft.com/office/word/2010/wordprocessingInk" xmlns:wne="http://schemas.microsoft.com/office/word/2006/wordml" xmlns:wps="http://schemas.microsoft.com/office/word/2010/wordprocessingShape" mc:Ignorable="w14 w15 w16se w16cid w16 w16cex w16sdtdh w16sdtfl w16du wp14">
+  <w:endnote w:type="separator" w:id="-1">
+    <w:p>
+      <w:pPr>
+        <w:spacing w:after="0" w:line="240" w:lineRule="auto"/>
+      </w:pPr>
+      <w:r>
+        <w:separator/>
+      </w:r>
+    </w:p>
+  </w:endnote>
+  <w:endnote w:type="continuationSeparator" w:id="0">
+    <w:p>
+      <w:pPr>
+        <w:spacing w:after="0" w:line="240" w:lineRule="auto"/>
+      </w:pPr>
+      <w:r>
+        <w:continuationSeparator/>
+      </w:r>
+    </w:p>
+  </w:endnote>
+</w:endnotes>
+</file>
+
+<file path=word/footnotes.xml><?xml version="1.0" encoding="utf-8"?>
+<w:footnotes xmlns:wpc="http://schemas.microsoft.com/office/word/2010/wordprocessingCanvas" xmlns:cx="http://schemas.microsoft.com/office/drawing/2014/chartex" xmlns:cx1="http://schemas.microsoft.com/office/drawing/2015/9/8/chartex" xmlns:cx2="http://schemas.microsoft.com/office/drawing/2015/10/21/chartex" xmlns:cx3="http://schemas.microsoft.com/office/drawing/2016/5/9/chartex" xmlns:cx4="http://schemas.microsoft.com/office/drawing/2016/5/10/chartex" xmlns:cx5="http://schemas.microsoft.com/office/drawing/2016/5/11/chartex" xmlns:cx6="http://schemas.microsoft.com/office/drawing/2016/5/12/chartex" xmlns:cx7="http://schemas.microsoft.com/office/drawing/2016/5/13/chartex" xmlns:cx8="http://schemas.microsoft.com/office/drawing/2016/5/14/chartex" xmlns:mc="http://schemas.openxmlformats.org/markup-compatibility/2006" xmlns:aink="http://schemas.microsoft.com/office/drawing/2016/ink" xmlns:am3d="http://schemas.microsoft.com/office/drawing/2017/model3d" xmlns:o="urn:schemas-microsoft-com:office:office" xmlns:oel="http://schemas.microsoft.com/office/2019/extlst" xmlns:r="http://schemas.openxmlformats.org/officeDocument/2006/relationships" xmlns:m="http://schemas.openxmlformats.org/officeDocument/2006/math" xmlns:v="urn:schemas-microsoft-com:vml" xmlns:wp14="http://schemas.microsoft.com/office/word/2010/wordprocessingDrawing" xmlns:wp="http://schemas.openxmlformats.org/drawingml/2006/wordprocessingDrawing" xmlns:w10="urn:schemas-microsoft-com:office:word" xmlns:w="http://schemas.openxmlformats.org/wordprocessingml/2006/main" xmlns:w14="http://schemas.microsoft.com/office/word/2010/wordml" xmlns:w15="http://schemas.microsoft.com/office/word/2012/wordml" xmlns:w16cex="http://schemas.microsoft.com/office/word/2018/wordml/cex" xmlns:w16cid="http://schemas.microsoft.com/office/word/2016/wordml/cid" xmlns:w16="http://schemas.microsoft.com/office/word/2018/wordml" xmlns:w16du="http://schemas.microsoft.com/office/word/2023/wordml/word16du" xmlns:w16sdtdh="http://schemas.microsoft.com/office/word/2020/wordml/sdtdatahash" xmlns:w16sdtfl="http://schemas.microsoft.com/office/word/2024/wordml/sdtformatlock" xmlns:w16se="http://schemas.microsoft.com/office/word/2015/wordml/symex" xmlns:wpg="http://schemas.microsoft.com/office/word/2010/wordprocessingGroup" xmlns:wpi="http://schemas.microsoft.com/office/word/2010/wordprocessingInk" xmlns:wne="http://schemas.microsoft.com/office/word/2006/wordml" xmlns:wps="http://schemas.microsoft.com/office/word/2010/wordprocessingShape" mc:Ignorable="w14 w15 w16se w16cid w16 w16cex w16sdtdh w16sdtfl w16du wp14">
+  <w:footnote w:type="separator" w:id="-1">
+    <w:p>
+      <w:pPr>
+        <w:spacing w:after="0" w:line="240" w:lineRule="auto"/>
+      </w:pPr>
+      <w:r>
+        <w:separator/>
+      </w:r>
+    </w:p>
+  </w:footnote>
+  <w:footnote w:type="continuationSeparator" w:id="0">
+    <w:p>
+      <w:pPr>
+        <w:spacing w:after="0" w:line="240" w:lineRule="auto"/>
+      </w:pPr>
+      <w:r>
+        <w:continuationSeparator/>
+      </w:r>
+    </w:p>
+  </w:footnote>
+</w:footnotes>
+</file>
+
+<file path=word/header1.xml><?xml version="1.0" encoding="utf-8"?>
+<w:hdr xmlns:wpc="http://schemas.microsoft.com/office/word/2010/wordprocessingCanvas" xmlns:cx="http://schemas.microsoft.com/office/drawing/2014/chartex" xmlns:cx1="http://schemas.microsoft.com/office/drawing/2015/9/8/chartex" xmlns:cx2="http://schemas.microsoft.com/office/drawing/2015/10/21/chartex" xmlns:cx3="http://schemas.microsoft.com/office/drawing/2016/5/9/chartex" xmlns:cx4="http://schemas.microsoft.com/office/drawing/2016/5/10/chartex" xmlns:cx5="http://schemas.microsoft.com/office/drawing/2016/5/11/chartex" xmlns:cx6="http://schemas.microsoft.com/office/drawing/2016/5/12/chartex" xmlns:cx7="http://schemas.microsoft.com/office/drawing/2016/5/13/chartex" xmlns:cx8="http://schemas.microsoft.com/office/drawing/2016/5/14/chartex" xmlns:mc="http://schemas.openxmlformats.org/markup-compatibility/2006" xmlns:aink="http://schemas.microsoft.com/office/drawing/2016/ink" xmlns:am3d="http://schemas.microsoft.com/office/drawing/2017/model3d" xmlns:o="urn:schemas-microsoft-com:office:office" xmlns:oel="http://schemas.microsoft.com/office/2019/extlst" xmlns:r="http://schemas.openxmlformats.org/officeDocument/2006/relationships" xmlns:m="http://schemas.openxmlformats.org/officeDocument/2006/math" xmlns:v="urn:schemas-microsoft-com:vml" xmlns:wp14="http://schemas.microsoft.com/office/word/2010/wordprocessingDrawing" xmlns:wp="http://schemas.openxmlformats.org/drawingml/2006/wordprocessingDrawing" xmlns:w10="urn:schemas-microsoft-com:office:word" xmlns:w="http://schemas.openxmlformats.org/wordprocessingml/2006/main" xmlns:w14="http://schemas.microsoft.com/office/word/2010/wordml" xmlns:w15="http://schemas.microsoft.com/office/word/2012/wordml" xmlns:w16cex="http://schemas.microsoft.com/office/word/2018/wordml/cex" xmlns:w16cid="http://schemas.microsoft.com/office/word/2016/wordml/cid" xmlns:w16="http://schemas.microsoft.com/office/word/2018/wordml" xmlns:w16du="http://schemas.microsoft.com/office/word/2023/wordml/word16du" xmlns:w16sdtdh="http://schemas.microsoft.com/office/word/2020/wordml/sdtdatahash" xmlns:w16sdtfl="http://schemas.microsoft.com/office/word/2024/wordml/sdtformatlock" xmlns:w16se="http://schemas.microsoft.com/office/word/2015/wordml/symex" xmlns:wpg="http://schemas.microsoft.com/office/word/2010/wordprocessingGroup" xmlns:wpi="http://schemas.microsoft.com/office/word/2010/wordprocessingInk" xmlns:wne="http://schemas.microsoft.com/office/word/2006/wordml" xmlns:wps="http://schemas.microsoft.com/office/word/2010/wordprocessingShape" mc:Ignorable="w14 w15 w16se w16cid w16 w16cex w16sdtdh w16sdtfl w16du wp14">
+  <w:p>
+    <w:pPr>
+      <w:pStyle w:val="Header"/>
+    </w:pPr>
+    <w:r>
+      <w:rPr>
+        <w:rFonts w:ascii="Times New Roman" w:hAnsi="Times New Roman" w:cs="Times New Roman"/>
+        <w:b/>
+        <w:bCs/>
+        <w:noProof/>
+      </w:rPr>
+      <mc:AlternateContent>
+        <mc:Choice Requires="wps">
+          <w:drawing>
+            <wp:anchor distT="0" distB="0" distL="114300" distR="114300" simplePos="0" relativeHeight="251666432" behindDoc="0" locked="0" layoutInCell="1" allowOverlap="1" wp14:anchorId="69FC16AA" wp14:editId="516DB9D2">
+              <wp:simplePos x="0" y="0"/>
+              <wp:positionH relativeFrom="column">
+                <wp:posOffset>878205</wp:posOffset>
+              </wp:positionH>
+              <wp:positionV relativeFrom="paragraph">
+                <wp:posOffset>-975360</wp:posOffset>
+              </wp:positionV>
+              <wp:extent cx="45085" cy="1588135"/>
+              <wp:effectExtent l="0" t="0" r="0" b="0"/>
+              <wp:wrapNone/>
+              <wp:docPr id="370261456" name="Retângulo 9"/>
+              <wp:cNvGraphicFramePr/>
+              <a:graphic xmlns:a="http://schemas.openxmlformats.org/drawingml/2006/main">
+                <a:graphicData uri="http://schemas.microsoft.com/office/word/2010/wordprocessingShape">
+                  <wps:wsp>
+                    <wps:cNvSpPr/>
+                    <wps:spPr>
+                      <a:xfrm>
+                        <a:off x="0" y="0"/>
+                        <a:ext cx="45085" cy="1588135"/>
+                      </a:xfrm>
+                      <a:prstGeom prst="rect">
+                        <a:avLst/>
+                      </a:prstGeom>
+                      <a:solidFill>
+                        <a:schemeClr val="accent6">
+                          <a:lumMod val="75000"/>
+                        </a:schemeClr>
+                      </a:solidFill>
+                      <a:ln>
+                        <a:noFill/>
+                      </a:ln>
+                    </wps:spPr>
+                    <wps:style>
+                      <a:lnRef idx="2">
+                        <a:schemeClr val="accent1">
+                          <a:shade val="15000"/>
+                        </a:schemeClr>
+                      </a:lnRef>
+                      <a:fillRef idx="1">
+                        <a:schemeClr val="accent1"/>
+                      </a:fillRef>
+                      <a:effectRef idx="0">
+                        <a:schemeClr val="accent1"/>
+                      </a:effectRef>
+                      <a:fontRef idx="minor">
+                        <a:schemeClr val="lt1"/>
+                      </a:fontRef>
+                    </wps:style>
+                    <wps:bodyPr rot="0" spcFirstLastPara="0" vertOverflow="overflow" horzOverflow="overflow" vert="horz" wrap="square" lIns="91440" tIns="45720" rIns="91440" bIns="45720" numCol="1" spcCol="0" rtlCol="0" fromWordArt="0" anchor="ctr" anchorCtr="0" forceAA="0" compatLnSpc="1">
+                      <a:prstTxWarp prst="textNoShape">
+                        <a:avLst/>
+                      </a:prstTxWarp>
+                      <a:noAutofit/>
+                    </wps:bodyPr>
+                  </wps:wsp>
+                </a:graphicData>
+              </a:graphic>
+              <wp14:sizeRelH relativeFrom="margin">
+                <wp14:pctWidth>0</wp14:pctWidth>
+              </wp14:sizeRelH>
+              <wp14:sizeRelV relativeFrom="margin">
+                <wp14:pctHeight>0</wp14:pctHeight>
+              </wp14:sizeRelV>
+            </wp:anchor>
+          </w:drawing>
+        </mc:Choice>
+        <mc:Fallback>
+          <w:pict>
+            <v:rect w14:anchorId="0A2BE6E7" id="Retângulo 9" o:spid="_x0000_s1026" style="position:absolute;margin-left:69.15pt;margin-top:-76.8pt;width:3.55pt;height:125.05pt;z-index:251666432;visibility:visible;mso-wrap-style:square;mso-width-percent:0;mso-height-percent:0;mso-wrap-distance-left:9pt;mso-wrap-distance-top:0;mso-wrap-distance-right:9pt;mso-wrap-distance-bottom:0;mso-position-horizontal:absolute;mso-position-horizontal-relative:text;mso-position-vertical:absolute;mso-position-vertical-relative:text;mso-width-percent:0;mso-height-percent:0;mso-width-relative:margin;mso-height-relative:margin;v-text-anchor:middle" o:gfxdata="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" fillcolor="#3a7c22 [2409]" stroked="f" strokeweight="1.5pt"/>
+          </w:pict>
+        </mc:Fallback>
+      </mc:AlternateContent>
+    </w:r>
+    <w:r>
+      <w:rPr>
+        <w:rFonts w:ascii="Times New Roman" w:hAnsi="Times New Roman" w:cs="Times New Roman"/>
+        <w:b/>
+        <w:bCs/>
+        <w:noProof/>
+      </w:rPr>
+      <mc:AlternateContent>
+        <mc:Choice Requires="wps">
+          <w:drawing>
+            <wp:anchor distT="0" distB="0" distL="114300" distR="114300" simplePos="0" relativeHeight="251664384" behindDoc="0" locked="0" layoutInCell="1" allowOverlap="1" wp14:anchorId="594CAFB4" wp14:editId="0B303376">
+              <wp:simplePos x="0" y="0"/>
+              <wp:positionH relativeFrom="column">
+                <wp:posOffset>977265</wp:posOffset>
+              </wp:positionH>
+              <wp:positionV relativeFrom="paragraph">
+                <wp:posOffset>-975360</wp:posOffset>
+              </wp:positionV>
+              <wp:extent cx="106680" cy="1588135"/>
+              <wp:effectExtent l="0" t="0" r="7620" b="0"/>
+              <wp:wrapNone/>
+              <wp:docPr id="1529643800" name="Retângulo 8"/>
+              <wp:cNvGraphicFramePr/>
+              <a:graphic xmlns:a="http://schemas.openxmlformats.org/drawingml/2006/main">
+                <a:graphicData uri="http://schemas.microsoft.com/office/word/2010/wordprocessingShape">
+                  <wps:wsp>
+                    <wps:cNvSpPr/>
+                    <wps:spPr>
+                      <a:xfrm>
+                        <a:off x="0" y="0"/>
+                        <a:ext cx="106680" cy="1588135"/>
+                      </a:xfrm>
+                      <a:prstGeom prst="rect">
+                        <a:avLst/>
+                      </a:prstGeom>
+                      <a:solidFill>
+                        <a:schemeClr val="accent6">
+                          <a:lumMod val="75000"/>
+                        </a:schemeClr>
+                      </a:solidFill>
+                      <a:ln>
+                        <a:noFill/>
+                      </a:ln>
+                    </wps:spPr>
+                    <wps:style>
+                      <a:lnRef idx="2">
+                        <a:schemeClr val="accent1">
+                          <a:shade val="15000"/>
+                        </a:schemeClr>
+                      </a:lnRef>
+                      <a:fillRef idx="1">
+                        <a:schemeClr val="accent1"/>
+                      </a:fillRef>
+                      <a:effectRef idx="0">
+                        <a:schemeClr val="accent1"/>
+                      </a:effectRef>
+                      <a:fontRef idx="minor">
+                        <a:schemeClr val="lt1"/>
+                      </a:fontRef>
+                    </wps:style>
+                    <wps:bodyPr rot="0" spcFirstLastPara="0" vertOverflow="overflow" horzOverflow="overflow" vert="horz" wrap="square" lIns="91440" tIns="45720" rIns="91440" bIns="45720" numCol="1" spcCol="0" rtlCol="0" fromWordArt="0" anchor="ctr" anchorCtr="0" forceAA="0" compatLnSpc="1">
+                      <a:prstTxWarp prst="textNoShape">
+                        <a:avLst/>
+                      </a:prstTxWarp>
+                      <a:noAutofit/>
+                    </wps:bodyPr>
+                  </wps:wsp>
+                </a:graphicData>
+              </a:graphic>
+              <wp14:sizeRelH relativeFrom="margin">
+                <wp14:pctWidth>0</wp14:pctWidth>
+              </wp14:sizeRelH>
+              <wp14:sizeRelV relativeFrom="margin">
+                <wp14:pctHeight>0</wp14:pctHeight>
+              </wp14:sizeRelV>
+            </wp:anchor>
+          </w:drawing>
+        </mc:Choice>
+        <mc:Fallback>
+          <w:pict>
+            <v:rect w14:anchorId="2EF9D451" id="Retângulo 8" o:spid="_x0000_s1026" style="position:absolute;margin-left:76.95pt;margin-top:-76.8pt;width:8.4pt;height:125.05pt;z-index:251664384;visibility:visible;mso-wrap-style:square;mso-width-percent:0;mso-height-percent:0;mso-wrap-distance-left:9pt;mso-wrap-distance-top:0;mso-wrap-distance-right:9pt;mso-wrap-distance-bottom:0;mso-position-horizontal:absolute;mso-position-horizontal-relative:text;mso-position-vertical:absolute;mso-position-vertical-relative:text;mso-width-percent:0;mso-height-percent:0;mso-width-relative:margin;mso-height-relative:margin;v-text-anchor:middle" o:gfxdata="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" fillcolor="#3a7c22 [2409]" stroked="f" strokeweight="1.5pt"/>
+          </w:pict>
+        </mc:Fallback>
+      </mc:AlternateContent>
+    </w:r>
+    <w:r>
+      <w:rPr>
+        <w:rFonts w:ascii="Times New Roman" w:hAnsi="Times New Roman" w:cs="Times New Roman"/>
+        <w:b/>
+        <w:bCs/>
+        <w:noProof/>
+      </w:rPr>
+      <mc:AlternateContent>
+        <mc:Choice Requires="wps">
+          <w:drawing>
+            <wp:anchor distT="0" distB="0" distL="114300" distR="114300" simplePos="0" relativeHeight="251662336" behindDoc="0" locked="0" layoutInCell="1" allowOverlap="1" wp14:anchorId="77D8C49A" wp14:editId="3FC97266">
+              <wp:simplePos x="0" y="0"/>
+              <wp:positionH relativeFrom="column">
+                <wp:posOffset>1152525</wp:posOffset>
+              </wp:positionH>
+              <wp:positionV relativeFrom="paragraph">
+                <wp:posOffset>-977900</wp:posOffset>
+              </wp:positionV>
+              <wp:extent cx="190500" cy="1579880"/>
+              <wp:effectExtent l="0" t="0" r="0" b="1270"/>
+              <wp:wrapNone/>
+              <wp:docPr id="31730768" name="Retângulo 7"/>
+              <wp:cNvGraphicFramePr/>
+              <a:graphic xmlns:a="http://schemas.openxmlformats.org/drawingml/2006/main">
+                <a:graphicData uri="http://schemas.microsoft.com/office/word/2010/wordprocessingShape">
+                  <wps:wsp>
+                    <wps:cNvSpPr/>
+                    <wps:spPr>
+                      <a:xfrm>
+                        <a:off x="0" y="0"/>
+                        <a:ext cx="190500" cy="1579880"/>
+                      </a:xfrm>
+                      <a:prstGeom prst="rect">
+                        <a:avLst/>
+                      </a:prstGeom>
+                      <a:solidFill>
+                        <a:schemeClr val="accent6">
+                          <a:lumMod val="75000"/>
+                        </a:schemeClr>
+                      </a:solidFill>
+                      <a:ln>
+                        <a:noFill/>
+                      </a:ln>
+                    </wps:spPr>
+                    <wps:style>
+                      <a:lnRef idx="2">
+                        <a:schemeClr val="accent1">
+                          <a:shade val="15000"/>
+                        </a:schemeClr>
+                      </a:lnRef>
+                      <a:fillRef idx="1">
+                        <a:schemeClr val="accent1"/>
+                      </a:fillRef>
+                      <a:effectRef idx="0">
+                        <a:schemeClr val="accent1"/>
+                      </a:effectRef>
+                      <a:fontRef idx="minor">
+                        <a:schemeClr val="lt1"/>
+                      </a:fontRef>
+                    </wps:style>
+                    <wps:bodyPr rot="0" spcFirstLastPara="0" vertOverflow="overflow" horzOverflow="overflow" vert="horz" wrap="square" lIns="91440" tIns="45720" rIns="91440" bIns="45720" numCol="1" spcCol="0" rtlCol="0" fromWordArt="0" anchor="ctr" anchorCtr="0" forceAA="0" compatLnSpc="1">
+                      <a:prstTxWarp prst="textNoShape">
+                        <a:avLst/>
+                      </a:prstTxWarp>
+                      <a:noAutofit/>
+                    </wps:bodyPr>
+                  </wps:wsp>
+                </a:graphicData>
+              </a:graphic>
+              <wp14:sizeRelH relativeFrom="margin">
+                <wp14:pctWidth>0</wp14:pctWidth>
+              </wp14:sizeRelH>
+              <wp14:sizeRelV relativeFrom="margin">
+                <wp14:pctHeight>0</wp14:pctHeight>
+              </wp14:sizeRelV>
+            </wp:anchor>
+          </w:drawing>
+        </mc:Choice>
+        <mc:Fallback>
+          <w:pict>
+            <v:rect w14:anchorId="5F81AF31" id="Retângulo 7" o:spid="_x0000_s1026" style="position:absolute;margin-left:90.75pt;margin-top:-77pt;width:15pt;height:124.4pt;z-index:251662336;visibility:visible;mso-wrap-style:square;mso-width-percent:0;mso-height-percent:0;mso-wrap-distance-left:9pt;mso-wrap-distance-top:0;mso-wrap-distance-right:9pt;mso-wrap-distance-bottom:0;mso-position-horizontal:absolute;mso-position-horizontal-relative:text;mso-position-vertical:absolute;mso-position-vertical-relative:text;mso-width-percent:0;mso-height-percent:0;mso-width-relative:margin;mso-height-relative:margin;v-text-anchor:middle" o:gfxdata="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" fillcolor="#3a7c22 [2409]" stroked="f" strokeweight="1.5pt"/>
+          </w:pict>
+        </mc:Fallback>
+      </mc:AlternateContent>
+    </w:r>
+    <w:r>
+      <w:rPr>
+        <w:rFonts w:ascii="Times New Roman" w:hAnsi="Times New Roman" w:cs="Times New Roman"/>
+        <w:b/>
+        <w:bCs/>
+        <w:noProof/>
+      </w:rPr>
+      <mc:AlternateContent>
+        <mc:Choice Requires="wps">
+          <w:drawing>
+            <wp:anchor distT="0" distB="0" distL="114300" distR="114300" simplePos="0" relativeHeight="251660288" behindDoc="0" locked="0" layoutInCell="1" allowOverlap="1" wp14:anchorId="531FD20F" wp14:editId="6A7E417F">
+              <wp:simplePos x="0" y="0"/>
+              <wp:positionH relativeFrom="page">
+                <wp:posOffset>2491740</wp:posOffset>
+              </wp:positionH>
+              <wp:positionV relativeFrom="paragraph">
+                <wp:posOffset>-624840</wp:posOffset>
+              </wp:positionV>
+              <wp:extent cx="5318760" cy="1226820"/>
+              <wp:effectExtent l="0" t="0" r="0" b="0"/>
+              <wp:wrapNone/>
+              <wp:docPr id="1259250332" name="Retângulo 4"/>
+              <wp:cNvGraphicFramePr/>
+              <a:graphic xmlns:a="http://schemas.openxmlformats.org/drawingml/2006/main">
+                <a:graphicData uri="http://schemas.microsoft.com/office/word/2010/wordprocessingShape">
+                  <wps:wsp>
+                    <wps:cNvSpPr/>
+                    <wps:spPr>
+                      <a:xfrm>
+                        <a:off x="0" y="0"/>
+                        <a:ext cx="5318760" cy="1226820"/>
+                      </a:xfrm>
+                      <a:prstGeom prst="rect">
+                        <a:avLst/>
+                      </a:prstGeom>
+                      <a:solidFill>
+                        <a:schemeClr val="accent6">
+                          <a:lumMod val="75000"/>
+                        </a:schemeClr>
+                      </a:solidFill>
+                      <a:ln>
+                        <a:noFill/>
+                      </a:ln>
+                    </wps:spPr>
+                    <wps:style>
+                      <a:lnRef idx="2">
+                        <a:schemeClr val="accent1">
+                          <a:shade val="15000"/>
+                        </a:schemeClr>
+                      </a:lnRef>
+                      <a:fillRef idx="1">
+                        <a:schemeClr val="accent1"/>
+                      </a:fillRef>
+                      <a:effectRef idx="0">
+                        <a:schemeClr val="accent1"/>
+                      </a:effectRef>
+                      <a:fontRef idx="minor">
+                        <a:schemeClr val="lt1"/>
+                      </a:fontRef>
+                    </wps:style>
+                    <wps:txbx>
+                      <w:txbxContent>
+                        <w:p>
+                          <w:r>
+                            <w:rPr>
+                              <w:rFonts w:ascii="Times New Roman" w:hAnsi="Times New Roman" w:cs="Times New Roman"/>
+                              <w:sz w:val="28"/>
+                              <w:szCs w:val="28"/>
+                            </w:rPr>
+                            <w:t xml:space="preserve">  </w:t>
+                          </w:r>
+                        </w:p>
+                        <w:p>
+                          <w:pPr>
+                            <w:rPr>
+                              <w:rFonts w:ascii="Times New Roman" w:hAnsi="Times New Roman" w:cs="Times New Roman"/>
+                              <w:color w:val="FFFFFF" w:themeColor="background1"/>
+                              <w:sz w:val="36"/>
+                              <w:szCs w:val="36"/>
+                            </w:rPr>
+                          </w:pPr>
+                          <w:r>
+                            <w:rPr>
+                              <w:rFonts w:ascii="Times New Roman" w:hAnsi="Times New Roman" w:cs="Times New Roman"/>
+                              <w:color w:val="FFFFFF" w:themeColor="background1"/>
+                              <w:sz w:val="36"/>
+                              <w:szCs w:val="36"/>
+                            </w:rPr>
+                            <w:t>VII INTERNATIONAL SYMPOSIUM ON FORAGE QUALITY AND CONSERVATION - 2026</w:t>
+                          </w:r>
+                        </w:p>
+                        <w:p>
+                          <w:pPr>
+                            <w:rPr>
+                              <w:rFonts w:ascii="Times New Roman" w:hAnsi="Times New Roman" w:cs="Times New Roman"/>
+                              <w:color w:val="FFFFFF" w:themeColor="background1"/>
+                              <w:sz w:val="88"/>
+                              <w:szCs w:val="88"/>
+                            </w:rPr>
+                          </w:pPr>
+                        </w:p>
+                        <w:p/>
+                      </w:txbxContent>
+                    </wps:txbx>
+                    <wps:bodyPr rot="0" spcFirstLastPara="0" vertOverflow="overflow" horzOverflow="overflow" vert="horz" wrap="square" lIns="91440" tIns="45720" rIns="91440" bIns="45720" numCol="1" spcCol="0" rtlCol="0" fromWordArt="0" anchor="ctr" anchorCtr="0" forceAA="0" compatLnSpc="1">
+                      <a:prstTxWarp prst="textNoShape">
+                        <a:avLst/>
+                      </a:prstTxWarp>
+                      <a:noAutofit/>
+                    </wps:bodyPr>
+                  </wps:wsp>
+                </a:graphicData>
+              </a:graphic>
+              <wp14:sizeRelH relativeFrom="margin">
+                <wp14:pctWidth>0</wp14:pctWidth>
+              </wp14:sizeRelH>
+              <wp14:sizeRelV relativeFrom="margin">
+                <wp14:pctHeight>0</wp14:pctHeight>
+              </wp14:sizeRelV>
+            </wp:anchor>
+          </w:drawing>
+        </mc:Choice>
+        <mc:Fallback>
+          <w:pict>
+            <v:rect w14:anchorId="531FD20F" id="Retângulo 4" o:spid="_x0000_s1026" style="position:absolute;margin-left:196.2pt;margin-top:-49.2pt;width:418.8pt;height:96.6pt;z-index:251660288;visibility:visible;mso-wrap-style:square;mso-width-percent:0;mso-height-percent:0;mso-wrap-distance-left:9pt;mso-wrap-distance-top:0;mso-wrap-distance-right:9pt;mso-wrap-distance-bottom:0;mso-position-horizontal:absolute;mso-position-horizontal-relative:page;mso-position-vertical:absolute;mso-position-vertical-relative:text;mso-width-percent:0;mso-height-percent:0;mso-width-relative:margin;mso-height-relative:margin;v-text-anchor:middle" o:gfxdata="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" fillcolor="#3a7c22 [2409]" stroked="f" strokeweight="1.5pt">
+              <v:textbox>
+                <w:txbxContent>
+                  <w:p>
+                    <w:r>
+                      <w:rPr>
+                        <w:rFonts w:ascii="Times New Roman" w:hAnsi="Times New Roman" w:cs="Times New Roman"/>
+                        <w:sz w:val="28"/>
+                        <w:szCs w:val="28"/>
+                      </w:rPr>
+                      <w:t xml:space="preserve">  </w:t>
+                    </w:r>
+                  </w:p>
+                  <w:p>
+                    <w:pPr>
+                      <w:rPr>
+                        <w:rFonts w:ascii="Times New Roman" w:hAnsi="Times New Roman" w:cs="Times New Roman"/>
+                        <w:color w:val="FFFFFF" w:themeColor="background1"/>
+                        <w:sz w:val="36"/>
+                        <w:szCs w:val="36"/>
+                      </w:rPr>
+                    </w:pPr>
+                    <w:r>
+                      <w:rPr>
+                        <w:rFonts w:ascii="Times New Roman" w:hAnsi="Times New Roman" w:cs="Times New Roman"/>
+                        <w:color w:val="FFFFFF" w:themeColor="background1"/>
+                        <w:sz w:val="36"/>
+                        <w:szCs w:val="36"/>
+                      </w:rPr>
+                      <w:t>VII INTERNATIONAL SYMPOSIUM ON FORAGE QUALITY AND CONSERVATION - 2026</w:t>
+                    </w:r>
+                  </w:p>
+                  <w:p>
+                    <w:pPr>
+                      <w:rPr>
+                        <w:rFonts w:ascii="Times New Roman" w:hAnsi="Times New Roman" w:cs="Times New Roman"/>
+                        <w:color w:val="FFFFFF" w:themeColor="background1"/>
+                        <w:sz w:val="88"/>
+                        <w:szCs w:val="88"/>
+                      </w:rPr>
+                    </w:pPr>
+                  </w:p>
+                  <w:p/>
+                </w:txbxContent>
+              </v:textbox>
+              <w10:wrap anchorx="page"/>
+            </v:rect>
+          </w:pict>
+        </mc:Fallback>
+      </mc:AlternateContent>
+    </w:r>
+    <w:r>
+      <w:rPr>
+        <w:noProof/>
+      </w:rPr>
+      <w:drawing>
+        <wp:anchor distT="0" distB="0" distL="114300" distR="114300" simplePos="0" relativeHeight="251658240" behindDoc="0" locked="0" layoutInCell="1" allowOverlap="1" wp14:anchorId="45DB22F8" wp14:editId="1A731C1F">
+          <wp:simplePos x="0" y="0"/>
+          <wp:positionH relativeFrom="column">
+            <wp:posOffset>-714375</wp:posOffset>
+          </wp:positionH>
+          <wp:positionV relativeFrom="paragraph">
+            <wp:posOffset>-411480</wp:posOffset>
+          </wp:positionV>
+          <wp:extent cx="1013460" cy="1013460"/>
+          <wp:effectExtent l="0" t="0" r="0" b="0"/>
+          <wp:wrapSquare wrapText="bothSides"/>
+          <wp:docPr id="1144922781" name="Imagem 2"/>
+          <wp:cNvGraphicFramePr>
+            <a:graphicFrameLocks xmlns:a="http://schemas.openxmlformats.org/drawingml/2006/main" noChangeAspect="1"/>
+          </wp:cNvGraphicFramePr>
+          <a:graphic xmlns:a="http://schemas.openxmlformats.org/drawingml/2006/main">
+            <a:graphicData uri="http://schemas.openxmlformats.org/drawingml/2006/picture">
+              <pic:pic xmlns:pic="http://schemas.openxmlformats.org/drawingml/2006/picture">
+                <pic:nvPicPr>
+                  <pic:cNvPr id="1144922781" name="Imagem 2"/>
+                  <pic:cNvPicPr>
+                    <a:picLocks noChangeAspect="1"/>
+                  </pic:cNvPicPr>
+                </pic:nvPicPr>
+                <pic:blipFill>
+                  <a:blip r:embed="rId1">
+                    <a:extLst>
+                      <a:ext uri="{28A0092B-C50C-407E-A947-70E740481C1C}">
+                        <a14:useLocalDpi xmlns:a14="http://schemas.microsoft.com/office/drawing/2010/main" val="0"/>
+                      </a:ext>
+                    </a:extLst>
+                  </a:blip>
+                  <a:stretch>
+                    <a:fillRect/>
+                  </a:stretch>
+                </pic:blipFill>
+                <pic:spPr>
+                  <a:xfrm rot="10800000" flipV="1">
+                    <a:off x="0" y="0"/>
+                    <a:ext cx="1013460" cy="1013460"/>
+                  </a:xfrm>
+                  <a:prstGeom prst="rect">
+                    <a:avLst/>
+                  </a:prstGeom>
+                </pic:spPr>
+              </pic:pic>
+            </a:graphicData>
+          </a:graphic>
+          <wp14:sizeRelH relativeFrom="margin">
+            <wp14:pctWidth>0</wp14:pctWidth>
+          </wp14:sizeRelH>
+          <wp14:sizeRelV relativeFrom="margin">
+            <wp14:pctHeight>0</wp14:pctHeight>
+          </wp14:sizeRelV>
+        </wp:anchor>
+      </w:drawing>
+    </w:r>
+  </w:p>
+</w:hdr>
+</file>
+
+<file path=word/numbering.xml><?xml version="1.0" encoding="utf-8"?>
+<w:numbering xmlns:wpc="http://schemas.microsoft.com/office/word/2010/wordprocessingCanvas" xmlns:cx="http://schemas.microsoft.com/office/drawing/2014/chartex" xmlns:cx1="http://schemas.microsoft.com/office/drawing/2015/9/8/chartex" xmlns:cx2="http://schemas.microsoft.com/office/drawing/2015/10/21/chartex" xmlns:cx3="http://schemas.microsoft.com/office/drawing/2016/5/9/chartex" xmlns:cx4="http://schemas.microsoft.com/office/drawing/2016/5/10/chartex" xmlns:cx5="http://schemas.microsoft.com/office/drawing/2016/5/11/chartex" xmlns:cx6="http://schemas.microsoft.com/office/drawing/2016/5/12/chartex" xmlns:cx7="http://schemas.microsoft.com/office/drawing/2016/5/13/chartex" xmlns:cx8="http://schemas.microsoft.com/office/drawing/2016/5/14/chartex" xmlns:mc="http://schemas.openxmlformats.org/markup-compatibility/2006" xmlns:aink="http://schemas.microsoft.com/office/drawing/2016/ink" xmlns:am3d="http://schemas.microsoft.com/office/drawing/2017/model3d" xmlns:o="urn:schemas-microsoft-com:office:office" xmlns:oel="http://schemas.microsoft.com/office/2019/extlst" xmlns:r="http://schemas.openxmlformats.org/officeDocument/2006/relationships" xmlns:m="http://schemas.openxmlformats.org/officeDocument/2006/math" xmlns:v="urn:schemas-microsoft-com:vml" xmlns:wp14="http://schemas.microsoft.com/office/word/2010/wordprocessingDrawing" xmlns:wp="http://schemas.openxmlformats.org/drawingml/2006/wordprocessingDrawing" xmlns:w10="urn:schemas-microsoft-com:office:word" xmlns:w="http://schemas.openxmlformats.org/wordprocessingml/2006/main" xmlns:w14="http://schemas.microsoft.com/office/word/2010/wordml" xmlns:w15="http://schemas.microsoft.com/office/word/2012/wordml" xmlns:w16cex="http://schemas.microsoft.com/office/word/2018/wordml/cex" xmlns:w16cid="http://schemas.microsoft.com/office/word/2016/wordml/cid" xmlns:w16="http://schemas.microsoft.com/office/word/2018/wordml" xmlns:w16du="http://schemas.microsoft.com/office/word/2023/wordml/word16du" xmlns:w16sdtdh="http://schemas.microsoft.com/office/word/2020/wordml/sdtdatahash" xmlns:w16sdtfl="http://schemas.microsoft.com/office/word/2024/wordml/sdtformatlock" xmlns:w16se="http://schemas.microsoft.com/office/word/2015/wordml/symex" xmlns:wpg="http://schemas.microsoft.com/office/word/2010/wordprocessingGroup" xmlns:wpi="http://schemas.microsoft.com/office/word/2010/wordprocessingInk" xmlns:wne="http://schemas.microsoft.com/office/word/2006/wordml" xmlns:wps="http://schemas.microsoft.com/office/word/2010/wordprocessingShape" mc:Ignorable="w14 w15 w16se w16cid w16 w16cex w16sdtdh w16sdtfl w16du wp14">
+  <w:abstractNum w:abstractNumId="0" w15:restartNumberingAfterBreak="0">
+    <w:nsid w:val="29D91DB3"/>
+    <w:multiLevelType w:val="multilevel"/>
+    <w:tmpl w:val="1720A510"/>
+    <w:lvl w:ilvl="0">
+      <w:start w:val="1"/>
+      <w:numFmt w:val="bullet"/>
+      <w:lvlText w:val=""/>
+      <w:lvlJc w:val="left"/>
+      <w:pPr>
+        <w:tabs>
+          <w:tab w:val="num" w:pos="720"/>
+        </w:tabs>
+        <w:ind w:left="720" w:hanging="360"/>
+      </w:pPr>
+      <w:rPr>
+        <w:rFonts w:ascii="Symbol" w:hAnsi="Symbol" w:hint="default"/>
+        <w:sz w:val="20"/>
+      </w:rPr>
+    </w:lvl>
+    <w:lvl w:ilvl="1">
+      <w:start w:val="1"/>
+      <w:numFmt w:val="bullet"/>
+      <w:lvlText w:val="o"/>
+      <w:lvlJc w:val="left"/>
+      <w:pPr>
+        <w:tabs>
+          <w:tab w:val="num" w:pos="1440"/>
+        </w:tabs>
+        <w:ind w:left="1440" w:hanging="360"/>
+      </w:pPr>
+      <w:rPr>
+        <w:rFonts w:ascii="Courier New" w:hAnsi="Courier New" w:cs="Times New Roman" w:hint="default"/>
+        <w:sz w:val="20"/>
+      </w:rPr>
+    </w:lvl>
+    <w:lvl w:ilvl="2">
+      <w:start w:val="1"/>
+      <w:numFmt w:val="bullet"/>
+      <w:lvlText w:val=""/>
+      <w:lvlJc w:val="left"/>
+      <w:pPr>
+        <w:tabs>
+          <w:tab w:val="num" w:pos="2160"/>
+        </w:tabs>
+        <w:ind w:left="2160" w:hanging="360"/>
+      </w:pPr>
+      <w:rPr>
+        <w:rFonts w:ascii="Wingdings" w:hAnsi="Wingdings" w:hint="default"/>
+        <w:sz w:val="20"/>
+      </w:rPr>
+    </w:lvl>
+    <w:lvl w:ilvl="3">
+      <w:start w:val="1"/>
+      <w:numFmt w:val="bullet"/>
+      <w:lvlText w:val=""/>
+      <w:lvlJc w:val="left"/>
+      <w:pPr>
+        <w:tabs>
+          <w:tab w:val="num" w:pos="2880"/>
+        </w:tabs>
+        <w:ind w:left="2880" w:hanging="360"/>
+      </w:pPr>
+      <w:rPr>
+        <w:rFonts w:ascii="Wingdings" w:hAnsi="Wingdings" w:hint="default"/>
+        <w:sz w:val="20"/>
+      </w:rPr>
+    </w:lvl>
+    <w:lvl w:ilvl="4">
+      <w:start w:val="1"/>
+      <w:numFmt w:val="bullet"/>
+      <w:lvlText w:val=""/>
+      <w:lvlJc w:val="left"/>
+      <w:pPr>
+        <w:tabs>
+          <w:tab w:val="num" w:pos="3600"/>
+        </w:tabs>
+        <w:ind w:left="3600" w:hanging="360"/>
+      </w:pPr>
+      <w:rPr>
+        <w:rFonts w:ascii="Wingdings" w:hAnsi="Wingdings" w:hint="default"/>
+        <w:sz w:val="20"/>
+      </w:rPr>
+    </w:lvl>
+    <w:lvl w:ilvl="5">
+      <w:start w:val="1"/>
+      <w:numFmt w:val="bullet"/>
+      <w:lvlText w:val=""/>
+      <w:lvlJc w:val="left"/>
+      <w:pPr>
+        <w:tabs>
+          <w:tab w:val="num" w:pos="4320"/>
+        </w:tabs>
+        <w:ind w:left="4320" w:hanging="360"/>
+      </w:pPr>
+      <w:rPr>
+        <w:rFonts w:ascii="Wingdings" w:hAnsi="Wingdings" w:hint="default"/>
+        <w:sz w:val="20"/>
+      </w:rPr>
+    </w:lvl>
+    <w:lvl w:ilvl="6">
+      <w:start w:val="1"/>
+      <w:numFmt w:val="bullet"/>
+      <w:lvlText w:val=""/>
+      <w:lvlJc w:val="left"/>
+      <w:pPr>
+        <w:tabs>
+          <w:tab w:val="num" w:pos="5040"/>
+        </w:tabs>
+        <w:ind w:left="5040" w:hanging="360"/>
+      </w:pPr>
+      <w:rPr>
+        <w:rFonts w:ascii="Wingdings" w:hAnsi="Wingdings" w:hint="default"/>
+        <w:sz w:val="20"/>
+      </w:rPr>
+    </w:lvl>
+    <w:lvl w:ilvl="7">
+      <w:start w:val="1"/>
+      <w:numFmt w:val="bullet"/>
+      <w:lvlText w:val=""/>
+      <w:lvlJc w:val="left"/>
+      <w:pPr>
+        <w:tabs>
+          <w:tab w:val="num" w:pos="5760"/>
+        </w:tabs>
+        <w:ind w:left="5760" w:hanging="360"/>
+      </w:pPr>
+      <w:rPr>
+        <w:rFonts w:ascii="Wingdings" w:hAnsi="Wingdings" w:hint="default"/>
+        <w:sz w:val="20"/>
+      </w:rPr>
+    </w:lvl>
+    <w:lvl w:ilvl="8">
+      <w:start w:val="1"/>
+      <w:numFmt w:val="bullet"/>
+      <w:lvlText w:val=""/>
+      <w:lvlJc w:val="left"/>
+      <w:pPr>
+        <w:tabs>
+          <w:tab w:val="num" w:pos="6480"/>
+        </w:tabs>
+        <w:ind w:left="6480" w:hanging="360"/>
+      </w:pPr>
+      <w:rPr>
+        <w:rFonts w:ascii="Wingdings" w:hAnsi="Wingdings" w:hint="default"/>
+        <w:sz w:val="20"/>
+      </w:rPr>
+    </w:lvl>
+  </w:abstractNum>
+  <w:num w:numId="1" w16cid:durableId="1118570705">
+    <w:abstractNumId w:val="0"/>
+  </w:num>
+</w:numbering>
 </file>
 
 <file path=word/styles.xml><?xml version="1.0" encoding="utf-8"?>
@@ -433,7 +3263,7 @@
     <w:link w:val="Heading1Char"/>
     <w:uiPriority w:val="9"/>
     <w:qFormat/>
-    <w:rsid w:val="002B6113"/>
+    <w:rsid w:val="003F7845"/>
     <w:pPr>
       <w:keepNext/>
       <w:keepLines/>
@@ -442,7 +3272,7 @@
     </w:pPr>
     <w:rPr>
       <w:rFonts w:asciiTheme="majorHAnsi" w:eastAsiaTheme="majorEastAsia" w:hAnsiTheme="majorHAnsi" w:cstheme="majorBidi"/>
-      <w:color w:val="2F5496" w:themeColor="accent1" w:themeShade="BF"/>
+      <w:color w:val="0F4761" w:themeColor="accent1" w:themeShade="BF"/>
       <w:sz w:val="40"/>
       <w:szCs w:val="40"/>
     </w:rPr>
@@ -456,7 +3286,7 @@
     <w:semiHidden/>
     <w:unhideWhenUsed/>
     <w:qFormat/>
-    <w:rsid w:val="002B6113"/>
+    <w:rsid w:val="003F7845"/>
     <w:pPr>
       <w:keepNext/>
       <w:keepLines/>
@@ -465,7 +3295,7 @@
     </w:pPr>
     <w:rPr>
       <w:rFonts w:asciiTheme="majorHAnsi" w:eastAsiaTheme="majorEastAsia" w:hAnsiTheme="majorHAnsi" w:cstheme="majorBidi"/>
-      <w:color w:val="2F5496" w:themeColor="accent1" w:themeShade="BF"/>
+      <w:color w:val="0F4761" w:themeColor="accent1" w:themeShade="BF"/>
       <w:sz w:val="32"/>
       <w:szCs w:val="32"/>
     </w:rPr>
@@ -476,10 +3306,9 @@
     <w:next w:val="Normal"/>
     <w:link w:val="Heading3Char"/>
     <w:uiPriority w:val="9"/>
-    <w:semiHidden/>
     <w:unhideWhenUsed/>
     <w:qFormat/>
-    <w:rsid w:val="002B6113"/>
+    <w:rsid w:val="003F7845"/>
     <w:pPr>
       <w:keepNext/>
       <w:keepLines/>
@@ -488,7 +3317,7 @@
     </w:pPr>
     <w:rPr>
       <w:rFonts w:eastAsiaTheme="majorEastAsia" w:cstheme="majorBidi"/>
-      <w:color w:val="2F5496" w:themeColor="accent1" w:themeShade="BF"/>
+      <w:color w:val="0F4761" w:themeColor="accent1" w:themeShade="BF"/>
       <w:sz w:val="28"/>
       <w:szCs w:val="28"/>
     </w:rPr>
@@ -502,7 +3331,7 @@
     <w:semiHidden/>
     <w:unhideWhenUsed/>
     <w:qFormat/>
-    <w:rsid w:val="002B6113"/>
+    <w:rsid w:val="003F7845"/>
     <w:pPr>
       <w:keepNext/>
       <w:keepLines/>
@@ -513,7 +3342,7 @@
       <w:rFonts w:eastAsiaTheme="majorEastAsia" w:cstheme="majorBidi"/>
       <w:i/>
       <w:iCs/>
-      <w:color w:val="2F5496" w:themeColor="accent1" w:themeShade="BF"/>
+      <w:color w:val="0F4761" w:themeColor="accent1" w:themeShade="BF"/>
     </w:rPr>
   </w:style>
   <w:style w:type="paragraph" w:styleId="Heading5">
@@ -525,7 +3354,7 @@
     <w:semiHidden/>
     <w:unhideWhenUsed/>
     <w:qFormat/>
-    <w:rsid w:val="002B6113"/>
+    <w:rsid w:val="003F7845"/>
     <w:pPr>
       <w:keepNext/>
       <w:keepLines/>
@@ -534,7 +3363,7 @@
     </w:pPr>
     <w:rPr>
       <w:rFonts w:eastAsiaTheme="majorEastAsia" w:cstheme="majorBidi"/>
-      <w:color w:val="2F5496" w:themeColor="accent1" w:themeShade="BF"/>
+      <w:color w:val="0F4761" w:themeColor="accent1" w:themeShade="BF"/>
     </w:rPr>
   </w:style>
   <w:style w:type="paragraph" w:styleId="Heading6">
@@ -546,7 +3375,7 @@
     <w:semiHidden/>
     <w:unhideWhenUsed/>
     <w:qFormat/>
-    <w:rsid w:val="002B6113"/>
+    <w:rsid w:val="003F7845"/>
     <w:pPr>
       <w:keepNext/>
       <w:keepLines/>
@@ -569,7 +3398,7 @@
     <w:semiHidden/>
     <w:unhideWhenUsed/>
     <w:qFormat/>
-    <w:rsid w:val="002B6113"/>
+    <w:rsid w:val="003F7845"/>
     <w:pPr>
       <w:keepNext/>
       <w:keepLines/>
@@ -590,7 +3419,7 @@
     <w:semiHidden/>
     <w:unhideWhenUsed/>
     <w:qFormat/>
-    <w:rsid w:val="002B6113"/>
+    <w:rsid w:val="003F7845"/>
     <w:pPr>
       <w:keepNext/>
       <w:keepLines/>
@@ -613,7 +3442,7 @@
     <w:semiHidden/>
     <w:unhideWhenUsed/>
     <w:qFormat/>
-    <w:rsid w:val="002B6113"/>
+    <w:rsid w:val="003F7845"/>
     <w:pPr>
       <w:keepNext/>
       <w:keepLines/>
@@ -657,10 +3486,10 @@
     <w:basedOn w:val="DefaultParagraphFont"/>
     <w:link w:val="Heading1"/>
     <w:uiPriority w:val="9"/>
-    <w:rsid w:val="002B6113"/>
+    <w:rsid w:val="003F7845"/>
     <w:rPr>
       <w:rFonts w:asciiTheme="majorHAnsi" w:eastAsiaTheme="majorEastAsia" w:hAnsiTheme="majorHAnsi" w:cstheme="majorBidi"/>
-      <w:color w:val="2F5496" w:themeColor="accent1" w:themeShade="BF"/>
+      <w:color w:val="0F4761" w:themeColor="accent1" w:themeShade="BF"/>
       <w:sz w:val="40"/>
       <w:szCs w:val="40"/>
     </w:rPr>
@@ -671,10 +3500,10 @@
     <w:link w:val="Heading2"/>
     <w:uiPriority w:val="9"/>
     <w:semiHidden/>
-    <w:rsid w:val="002B6113"/>
+    <w:rsid w:val="003F7845"/>
     <w:rPr>
       <w:rFonts w:asciiTheme="majorHAnsi" w:eastAsiaTheme="majorEastAsia" w:hAnsiTheme="majorHAnsi" w:cstheme="majorBidi"/>
-      <w:color w:val="2F5496" w:themeColor="accent1" w:themeShade="BF"/>
+      <w:color w:val="0F4761" w:themeColor="accent1" w:themeShade="BF"/>
       <w:sz w:val="32"/>
       <w:szCs w:val="32"/>
     </w:rPr>
@@ -684,11 +3513,10 @@
     <w:basedOn w:val="DefaultParagraphFont"/>
     <w:link w:val="Heading3"/>
     <w:uiPriority w:val="9"/>
-    <w:semiHidden/>
-    <w:rsid w:val="002B6113"/>
+    <w:rsid w:val="003F7845"/>
     <w:rPr>
       <w:rFonts w:eastAsiaTheme="majorEastAsia" w:cstheme="majorBidi"/>
-      <w:color w:val="2F5496" w:themeColor="accent1" w:themeShade="BF"/>
+      <w:color w:val="0F4761" w:themeColor="accent1" w:themeShade="BF"/>
       <w:sz w:val="28"/>
       <w:szCs w:val="28"/>
     </w:rPr>
@@ -699,12 +3527,12 @@
     <w:link w:val="Heading4"/>
     <w:uiPriority w:val="9"/>
     <w:semiHidden/>
-    <w:rsid w:val="002B6113"/>
+    <w:rsid w:val="003F7845"/>
     <w:rPr>
       <w:rFonts w:eastAsiaTheme="majorEastAsia" w:cstheme="majorBidi"/>
       <w:i/>
       <w:iCs/>
-      <w:color w:val="2F5496" w:themeColor="accent1" w:themeShade="BF"/>
+      <w:color w:val="0F4761" w:themeColor="accent1" w:themeShade="BF"/>
     </w:rPr>
   </w:style>
   <w:style w:type="character" w:customStyle="1" w:styleId="Heading5Char">
@@ -713,10 +3541,10 @@
     <w:link w:val="Heading5"/>
     <w:uiPriority w:val="9"/>
     <w:semiHidden/>
-    <w:rsid w:val="002B6113"/>
+    <w:rsid w:val="003F7845"/>
     <w:rPr>
       <w:rFonts w:eastAsiaTheme="majorEastAsia" w:cstheme="majorBidi"/>
-      <w:color w:val="2F5496" w:themeColor="accent1" w:themeShade="BF"/>
+      <w:color w:val="0F4761" w:themeColor="accent1" w:themeShade="BF"/>
     </w:rPr>
   </w:style>
   <w:style w:type="character" w:customStyle="1" w:styleId="Heading6Char">
@@ -725,7 +3553,7 @@
     <w:link w:val="Heading6"/>
     <w:uiPriority w:val="9"/>
     <w:semiHidden/>
-    <w:rsid w:val="002B6113"/>
+    <w:rsid w:val="003F7845"/>
     <w:rPr>
       <w:rFonts w:eastAsiaTheme="majorEastAsia" w:cstheme="majorBidi"/>
       <w:i/>
@@ -739,7 +3567,7 @@
     <w:link w:val="Heading7"/>
     <w:uiPriority w:val="9"/>
     <w:semiHidden/>
-    <w:rsid w:val="002B6113"/>
+    <w:rsid w:val="003F7845"/>
     <w:rPr>
       <w:rFonts w:eastAsiaTheme="majorEastAsia" w:cstheme="majorBidi"/>
       <w:color w:val="595959" w:themeColor="text1" w:themeTint="A6"/>
@@ -751,7 +3579,7 @@
     <w:link w:val="Heading8"/>
     <w:uiPriority w:val="9"/>
     <w:semiHidden/>
-    <w:rsid w:val="002B6113"/>
+    <w:rsid w:val="003F7845"/>
     <w:rPr>
       <w:rFonts w:eastAsiaTheme="majorEastAsia" w:cstheme="majorBidi"/>
       <w:i/>
@@ -765,7 +3593,7 @@
     <w:link w:val="Heading9"/>
     <w:uiPriority w:val="9"/>
     <w:semiHidden/>
-    <w:rsid w:val="002B6113"/>
+    <w:rsid w:val="003F7845"/>
     <w:rPr>
       <w:rFonts w:eastAsiaTheme="majorEastAsia" w:cstheme="majorBidi"/>
       <w:color w:val="272727" w:themeColor="text1" w:themeTint="D8"/>
@@ -778,7 +3606,7 @@
     <w:link w:val="TitleChar"/>
     <w:uiPriority w:val="10"/>
     <w:qFormat/>
-    <w:rsid w:val="002B6113"/>
+    <w:rsid w:val="003F7845"/>
     <w:pPr>
       <w:spacing w:after="80" w:line="240" w:lineRule="auto"/>
       <w:contextualSpacing/>
@@ -796,7 +3624,7 @@
     <w:basedOn w:val="DefaultParagraphFont"/>
     <w:link w:val="Title"/>
     <w:uiPriority w:val="10"/>
-    <w:rsid w:val="002B6113"/>
+    <w:rsid w:val="003F7845"/>
     <w:rPr>
       <w:rFonts w:asciiTheme="majorHAnsi" w:eastAsiaTheme="majorEastAsia" w:hAnsiTheme="majorHAnsi" w:cstheme="majorBidi"/>
       <w:spacing w:val="-10"/>
@@ -812,7 +3640,7 @@
     <w:link w:val="SubtitleChar"/>
     <w:uiPriority w:val="11"/>
     <w:qFormat/>
-    <w:rsid w:val="002B6113"/>
+    <w:rsid w:val="003F7845"/>
     <w:pPr>
       <w:numPr>
         <w:ilvl w:val="1"/>
@@ -831,7 +3659,7 @@
     <w:basedOn w:val="DefaultParagraphFont"/>
     <w:link w:val="Subtitle"/>
     <w:uiPriority w:val="11"/>
-    <w:rsid w:val="002B6113"/>
+    <w:rsid w:val="003F7845"/>
     <w:rPr>
       <w:rFonts w:eastAsiaTheme="majorEastAsia" w:cstheme="majorBidi"/>
       <w:color w:val="595959" w:themeColor="text1" w:themeTint="A6"/>
@@ -847,7 +3675,7 @@
     <w:link w:val="QuoteChar"/>
     <w:uiPriority w:val="29"/>
     <w:qFormat/>
-    <w:rsid w:val="002B6113"/>
+    <w:rsid w:val="003F7845"/>
     <w:pPr>
       <w:spacing w:before="160"/>
       <w:jc w:val="center"/>
@@ -863,7 +3691,7 @@
     <w:basedOn w:val="DefaultParagraphFont"/>
     <w:link w:val="Quote"/>
     <w:uiPriority w:val="29"/>
-    <w:rsid w:val="002B6113"/>
+    <w:rsid w:val="003F7845"/>
     <w:rPr>
       <w:i/>
       <w:iCs/>
@@ -875,7 +3703,7 @@
     <w:basedOn w:val="Normal"/>
     <w:uiPriority w:val="34"/>
     <w:qFormat/>
-    <w:rsid w:val="002B6113"/>
+    <w:rsid w:val="003F7845"/>
     <w:pPr>
       <w:ind w:left="720"/>
       <w:contextualSpacing/>
@@ -886,11 +3714,11 @@
     <w:basedOn w:val="DefaultParagraphFont"/>
     <w:uiPriority w:val="21"/>
     <w:qFormat/>
-    <w:rsid w:val="002B6113"/>
+    <w:rsid w:val="003F7845"/>
     <w:rPr>
       <w:i/>
       <w:iCs/>
-      <w:color w:val="2F5496" w:themeColor="accent1" w:themeShade="BF"/>
+      <w:color w:val="0F4761" w:themeColor="accent1" w:themeShade="BF"/>
     </w:rPr>
   </w:style>
   <w:style w:type="paragraph" w:styleId="IntenseQuote">
@@ -900,11 +3728,11 @@
     <w:link w:val="IntenseQuoteChar"/>
     <w:uiPriority w:val="30"/>
     <w:qFormat/>
-    <w:rsid w:val="002B6113"/>
+    <w:rsid w:val="003F7845"/>
     <w:pPr>
       <w:pBdr>
-        <w:top w:val="single" w:sz="4" w:space="10" w:color="2F5496" w:themeColor="accent1" w:themeShade="BF"/>
-        <w:bottom w:val="single" w:sz="4" w:space="10" w:color="2F5496" w:themeColor="accent1" w:themeShade="BF"/>
+        <w:top w:val="single" w:sz="4" w:space="10" w:color="0F4761" w:themeColor="accent1" w:themeShade="BF"/>
+        <w:bottom w:val="single" w:sz="4" w:space="10" w:color="0F4761" w:themeColor="accent1" w:themeShade="BF"/>
       </w:pBdr>
       <w:spacing w:before="360" w:after="360"/>
       <w:ind w:left="864" w:right="864"/>
@@ -913,7 +3741,7 @@
     <w:rPr>
       <w:i/>
       <w:iCs/>
-      <w:color w:val="2F5496" w:themeColor="accent1" w:themeShade="BF"/>
+      <w:color w:val="0F4761" w:themeColor="accent1" w:themeShade="BF"/>
     </w:rPr>
   </w:style>
   <w:style w:type="character" w:customStyle="1" w:styleId="IntenseQuoteChar">
@@ -921,11 +3749,11 @@
     <w:basedOn w:val="DefaultParagraphFont"/>
     <w:link w:val="IntenseQuote"/>
     <w:uiPriority w:val="30"/>
-    <w:rsid w:val="002B6113"/>
+    <w:rsid w:val="003F7845"/>
     <w:rPr>
       <w:i/>
       <w:iCs/>
-      <w:color w:val="2F5496" w:themeColor="accent1" w:themeShade="BF"/>
+      <w:color w:val="0F4761" w:themeColor="accent1" w:themeShade="BF"/>
     </w:rPr>
   </w:style>
   <w:style w:type="character" w:styleId="IntenseReference">
@@ -933,13 +3761,146 @@
     <w:basedOn w:val="DefaultParagraphFont"/>
     <w:uiPriority w:val="32"/>
     <w:qFormat/>
-    <w:rsid w:val="002B6113"/>
+    <w:rsid w:val="003F7845"/>
     <w:rPr>
       <w:b/>
       <w:bCs/>
       <w:smallCaps/>
-      <w:color w:val="2F5496" w:themeColor="accent1" w:themeShade="BF"/>
+      <w:color w:val="0F4761" w:themeColor="accent1" w:themeShade="BF"/>
       <w:spacing w:val="5"/>
+    </w:rPr>
+  </w:style>
+  <w:style w:type="character" w:styleId="Hyperlink">
+    <w:name w:val="Hyperlink"/>
+    <w:basedOn w:val="DefaultParagraphFont"/>
+    <w:uiPriority w:val="99"/>
+    <w:unhideWhenUsed/>
+    <w:rsid w:val="00267D7A"/>
+    <w:rPr>
+      <w:color w:val="467886" w:themeColor="hyperlink"/>
+      <w:u w:val="single"/>
+    </w:rPr>
+  </w:style>
+  <w:style w:type="character" w:styleId="UnresolvedMention">
+    <w:name w:val="Unresolved Mention"/>
+    <w:basedOn w:val="DefaultParagraphFont"/>
+    <w:uiPriority w:val="99"/>
+    <w:semiHidden/>
+    <w:unhideWhenUsed/>
+    <w:rsid w:val="00267D7A"/>
+    <w:rPr>
+      <w:color w:val="605E5C"/>
+      <w:shd w:val="clear" w:color="auto" w:fill="E1DFDD"/>
+    </w:rPr>
+  </w:style>
+  <w:style w:type="paragraph" w:styleId="Header">
+    <w:name w:val="header"/>
+    <w:basedOn w:val="Normal"/>
+    <w:link w:val="HeaderChar"/>
+    <w:uiPriority w:val="99"/>
+    <w:unhideWhenUsed/>
+    <w:rsid w:val="00B96F94"/>
+    <w:pPr>
+      <w:tabs>
+        <w:tab w:val="center" w:pos="4680"/>
+        <w:tab w:val="right" w:pos="9360"/>
+      </w:tabs>
+      <w:spacing w:after="0" w:line="240" w:lineRule="auto"/>
+    </w:pPr>
+  </w:style>
+  <w:style w:type="character" w:customStyle="1" w:styleId="HeaderChar">
+    <w:name w:val="Header Char"/>
+    <w:basedOn w:val="DefaultParagraphFont"/>
+    <w:link w:val="Header"/>
+    <w:uiPriority w:val="99"/>
+    <w:rsid w:val="00B96F94"/>
+  </w:style>
+  <w:style w:type="paragraph" w:styleId="Footer">
+    <w:name w:val="footer"/>
+    <w:basedOn w:val="Normal"/>
+    <w:link w:val="FooterChar"/>
+    <w:uiPriority w:val="99"/>
+    <w:unhideWhenUsed/>
+    <w:rsid w:val="00B96F94"/>
+    <w:pPr>
+      <w:tabs>
+        <w:tab w:val="center" w:pos="4680"/>
+        <w:tab w:val="right" w:pos="9360"/>
+      </w:tabs>
+      <w:spacing w:after="0" w:line="240" w:lineRule="auto"/>
+    </w:pPr>
+  </w:style>
+  <w:style w:type="character" w:customStyle="1" w:styleId="FooterChar">
+    <w:name w:val="Footer Char"/>
+    <w:basedOn w:val="DefaultParagraphFont"/>
+    <w:link w:val="Footer"/>
+    <w:uiPriority w:val="99"/>
+    <w:rsid w:val="00B96F94"/>
+  </w:style>
+  <w:style w:type="character" w:styleId="CommentReference">
+    <w:name w:val="annotation reference"/>
+    <w:basedOn w:val="DefaultParagraphFont"/>
+    <w:uiPriority w:val="99"/>
+    <w:semiHidden/>
+    <w:unhideWhenUsed/>
+    <w:rsid w:val="002F34E0"/>
+    <w:rPr>
+      <w:sz w:val="16"/>
+      <w:szCs w:val="16"/>
+    </w:rPr>
+  </w:style>
+  <w:style w:type="paragraph" w:styleId="CommentText">
+    <w:name w:val="annotation text"/>
+    <w:basedOn w:val="Normal"/>
+    <w:link w:val="CommentTextChar"/>
+    <w:uiPriority w:val="99"/>
+    <w:unhideWhenUsed/>
+    <w:rsid w:val="002F34E0"/>
+    <w:pPr>
+      <w:spacing w:line="240" w:lineRule="auto"/>
+    </w:pPr>
+    <w:rPr>
+      <w:sz w:val="20"/>
+      <w:szCs w:val="20"/>
+    </w:rPr>
+  </w:style>
+  <w:style w:type="character" w:customStyle="1" w:styleId="CommentTextChar">
+    <w:name w:val="Comment Text Char"/>
+    <w:basedOn w:val="DefaultParagraphFont"/>
+    <w:link w:val="CommentText"/>
+    <w:uiPriority w:val="99"/>
+    <w:rsid w:val="002F34E0"/>
+    <w:rPr>
+      <w:sz w:val="20"/>
+      <w:szCs w:val="20"/>
+    </w:rPr>
+  </w:style>
+  <w:style w:type="paragraph" w:styleId="CommentSubject">
+    <w:name w:val="annotation subject"/>
+    <w:basedOn w:val="CommentText"/>
+    <w:next w:val="CommentText"/>
+    <w:link w:val="CommentSubjectChar"/>
+    <w:uiPriority w:val="99"/>
+    <w:semiHidden/>
+    <w:unhideWhenUsed/>
+    <w:rsid w:val="002F34E0"/>
+    <w:rPr>
+      <w:b/>
+      <w:bCs/>
+    </w:rPr>
+  </w:style>
+  <w:style w:type="character" w:customStyle="1" w:styleId="CommentSubjectChar">
+    <w:name w:val="Comment Subject Char"/>
+    <w:basedOn w:val="CommentTextChar"/>
+    <w:link w:val="CommentSubject"/>
+    <w:uiPriority w:val="99"/>
+    <w:semiHidden/>
+    <w:rsid w:val="002F34E0"/>
+    <w:rPr>
+      <w:b/>
+      <w:bCs/>
+      <w:sz w:val="20"/>
+      <w:szCs w:val="20"/>
     </w:rPr>
   </w:style>
 </w:styles>
@@ -956,39 +3917,39 @@
         <a:sysClr val="window" lastClr="FFFFFF"/>
       </a:lt1>
       <a:dk2>
-        <a:srgbClr val="44546A"/>
+        <a:srgbClr val="0E2841"/>
       </a:dk2>
       <a:lt2>
-        <a:srgbClr val="E7E6E6"/>
+        <a:srgbClr val="E8E8E8"/>
       </a:lt2>
       <a:accent1>
-        <a:srgbClr val="4472C4"/>
+        <a:srgbClr val="156082"/>
       </a:accent1>
       <a:accent2>
-        <a:srgbClr val="ED7D31"/>
+        <a:srgbClr val="E97132"/>
       </a:accent2>
       <a:accent3>
-        <a:srgbClr val="A5A5A5"/>
+        <a:srgbClr val="196B24"/>
       </a:accent3>
       <a:accent4>
-        <a:srgbClr val="FFC000"/>
+        <a:srgbClr val="0F9ED5"/>
       </a:accent4>
       <a:accent5>
-        <a:srgbClr val="5B9BD5"/>
+        <a:srgbClr val="A02B93"/>
       </a:accent5>
       <a:accent6>
-        <a:srgbClr val="70AD47"/>
+        <a:srgbClr val="4EA72E"/>
       </a:accent6>
       <a:hlink>
-        <a:srgbClr val="0563C1"/>
+        <a:srgbClr val="467886"/>
       </a:hlink>
       <a:folHlink>
-        <a:srgbClr val="954F72"/>
+        <a:srgbClr val="96607D"/>
       </a:folHlink>
     </a:clrScheme>
     <a:fontScheme name="Office">
       <a:majorFont>
-        <a:latin typeface="Calibri Light" panose="020F0302020204030204"/>
+        <a:latin typeface="Aptos Display" panose="02110004020202020204"/>
         <a:ea typeface=""/>
         <a:cs typeface=""/>
         <a:font script="Jpan" typeface="游ゴシック Light"/>
@@ -1040,7 +4001,7 @@
         <a:font script="Tfng" typeface="Ebrima"/>
       </a:majorFont>
       <a:minorFont>
-        <a:latin typeface="Calibri" panose="020F0502020204030204"/>
+        <a:latin typeface="Aptos" panose="02110004020202020204"/>
         <a:ea typeface=""/>
         <a:cs typeface=""/>
         <a:font script="Jpan" typeface="游明朝"/>
@@ -1151,13 +4112,6 @@
         </a:gradFill>
       </a:fillStyleLst>
       <a:lnStyleLst>
-        <a:ln w="6350" cap="flat" cmpd="sng" algn="ctr">
-          <a:solidFill>
-            <a:schemeClr val="phClr"/>
-          </a:solidFill>
-          <a:prstDash val="solid"/>
-          <a:miter lim="800000"/>
-        </a:ln>
         <a:ln w="12700" cap="flat" cmpd="sng" algn="ctr">
           <a:solidFill>
             <a:schemeClr val="phClr"/>
@@ -1166,6 +4120,13 @@
           <a:miter lim="800000"/>
         </a:ln>
         <a:ln w="19050" cap="flat" cmpd="sng" algn="ctr">
+          <a:solidFill>
+            <a:schemeClr val="phClr"/>
+          </a:solidFill>
+          <a:prstDash val="solid"/>
+          <a:miter lim="800000"/>
+        </a:ln>
+        <a:ln w="25400" cap="flat" cmpd="sng" algn="ctr">
           <a:solidFill>
             <a:schemeClr val="phClr"/>
           </a:solidFill>
@@ -1230,12 +4191,44 @@
       </a:bgFillStyleLst>
     </a:fmtScheme>
   </a:themeElements>
-  <a:objectDefaults/>
+  <a:objectDefaults>
+    <a:lnDef>
+      <a:spPr/>
+      <a:bodyPr/>
+      <a:lstStyle/>
+      <a:style>
+        <a:lnRef idx="2">
+          <a:schemeClr val="accent1"/>
+        </a:lnRef>
+        <a:fillRef idx="0">
+          <a:schemeClr val="accent1"/>
+        </a:fillRef>
+        <a:effectRef idx="1">
+          <a:schemeClr val="accent1"/>
+        </a:effectRef>
+        <a:fontRef idx="minor">
+          <a:schemeClr val="tx1"/>
+        </a:fontRef>
+      </a:style>
+    </a:lnDef>
+  </a:objectDefaults>
   <a:extraClrSchemeLst/>
   <a:extLst>
     <a:ext uri="{05A4C25C-085E-4340-85A3-A5531E510DB2}">
-      <thm15:themeFamily xmlns:thm15="http://schemas.microsoft.com/office/thememl/2012/main" name="Office Theme" id="{62F939B6-93AF-4DB8-9C6B-D6C7DFDC589F}" vid="{4A3C46E8-61CC-4603-A589-7422A47A8E4A}"/>
+      <thm15:themeFamily xmlns:thm15="http://schemas.microsoft.com/office/thememl/2012/main" name="Office Theme" id="{2E142A2C-CD16-42D6-873A-C26D2A0506FA}" vid="{1BDDFF52-6CD6-40A5-AB3C-68EB2F1E4D0A}"/>
     </a:ext>
   </a:extLst>
 </a:theme>
+</file>
+
+<file path=customXml/item1.xml><?xml version="1.0" encoding="utf-8"?>
+<b:Sources xmlns:b="http://schemas.openxmlformats.org/officeDocument/2006/bibliography" xmlns="http://schemas.openxmlformats.org/officeDocument/2006/bibliography" SelectedStyle="\APASixthEditionOfficeOnline.xsl" StyleName="APA" Version="6"/>
+</file>
+
+<file path=customXml/itemProps1.xml><?xml version="1.0" encoding="utf-8"?>
+<ds:datastoreItem xmlns:ds="http://schemas.openxmlformats.org/officeDocument/2006/customXml" ds:itemID="{2FE632F4-2F52-43B2-8C20-1EF5BAEB63E6}">
+  <ds:schemaRefs>
+    <ds:schemaRef ds:uri="http://schemas.openxmlformats.org/officeDocument/2006/bibliography"/>
+  </ds:schemaRefs>
+</ds:datastoreItem>
 </file>
--- a/docs/abstract-template.docx
+++ b/docs/abstract-template.docx
@@ -552,16 +552,8 @@
         <w:rPr>
           <w:rFonts w:ascii="Times New Roman" w:hAnsi="Times New Roman" w:cs="Times New Roman"/>
         </w:rPr>
-        <w:t>(1.0</w:t>
-      </w:r>
-      <w:proofErr w:type="gramStart"/>
-      <w:r>
-        <w:rPr>
-          <w:rFonts w:ascii="Times New Roman" w:hAnsi="Times New Roman" w:cs="Times New Roman"/>
-        </w:rPr>
-        <w:t>)</w:t>
-      </w:r>
-      <w:proofErr w:type="gramEnd"/>
+        <w:t>(1.0)</w:t>
+      </w:r>
       <w:r>
         <w:rPr>
           <w:rFonts w:ascii="Times New Roman" w:hAnsi="Times New Roman" w:cs="Times New Roman"/>
@@ -943,14 +935,12 @@
       <w:r>
         <w:rPr>
           <w:rFonts w:ascii="Times New Roman" w:hAnsi="Times New Roman" w:cs="Times New Roman"/>
-          <w:highlight w:val="yellow"/>
         </w:rPr>
         <w:t>conclusion</w:t>
       </w:r>
       <w:r>
         <w:rPr>
           <w:rFonts w:ascii="Times New Roman" w:hAnsi="Times New Roman" w:cs="Times New Roman"/>
-          <w:highlight w:val="yellow"/>
         </w:rPr>
         <w:t>.</w:t>
       </w:r>
@@ -958,33 +948,23 @@
         <w:rPr>
           <w:rFonts w:ascii="Times New Roman" w:hAnsi="Times New Roman" w:cs="Times New Roman"/>
         </w:rPr>
+        <w:t xml:space="preserve"> Do</w:t>
+      </w:r>
+      <w:r>
+        <w:rPr>
+          <w:rFonts w:ascii="Times New Roman" w:hAnsi="Times New Roman" w:cs="Times New Roman"/>
+        </w:rPr>
+        <w:t xml:space="preserve"> not</w:t>
+      </w:r>
+      <w:r>
+        <w:rPr>
+          <w:rFonts w:ascii="Times New Roman" w:hAnsi="Times New Roman" w:cs="Times New Roman"/>
+        </w:rPr>
         <w:t xml:space="preserve"> </w:t>
       </w:r>
       <w:r>
         <w:rPr>
           <w:rFonts w:ascii="Times New Roman" w:hAnsi="Times New Roman" w:cs="Times New Roman"/>
-          <w:highlight w:val="yellow"/>
-        </w:rPr>
-        <w:t>Do</w:t>
-      </w:r>
-      <w:r>
-        <w:rPr>
-          <w:rFonts w:ascii="Times New Roman" w:hAnsi="Times New Roman" w:cs="Times New Roman"/>
-          <w:highlight w:val="yellow"/>
-        </w:rPr>
-        <w:t xml:space="preserve"> not</w:t>
-      </w:r>
-      <w:r>
-        <w:rPr>
-          <w:rFonts w:ascii="Times New Roman" w:hAnsi="Times New Roman" w:cs="Times New Roman"/>
-          <w:highlight w:val="yellow"/>
-        </w:rPr>
-        <w:t xml:space="preserve"> </w:t>
-      </w:r>
-      <w:r>
-        <w:rPr>
-          <w:rFonts w:ascii="Times New Roman" w:hAnsi="Times New Roman" w:cs="Times New Roman"/>
-          <w:highlight w:val="yellow"/>
         </w:rPr>
         <w:t>include references</w:t>
       </w:r>

--- a/docs/abstract-template.docx
+++ b/docs/abstract-template.docx
@@ -245,14 +245,7 @@
         <w:rPr>
           <w:rFonts w:ascii="Times New Roman" w:hAnsi="Times New Roman" w:cs="Times New Roman"/>
         </w:rPr>
-        <w:t xml:space="preserve">, </w:t>
-      </w:r>
-      <w:proofErr w:type="gramStart"/>
-      <w:r>
-        <w:rPr>
-          <w:rFonts w:ascii="Times New Roman" w:hAnsi="Times New Roman" w:cs="Times New Roman"/>
-        </w:rPr>
-        <w:t>Country</w:t>
+        <w:t>, Country</w:t>
       </w:r>
       <w:r>
         <w:rPr>
@@ -274,7 +267,6 @@
         </w:rPr>
         <w:t>3</w:t>
       </w:r>
-      <w:proofErr w:type="gramEnd"/>
       <w:r>
         <w:rPr>
           <w:rFonts w:ascii="Times New Roman" w:hAnsi="Times New Roman" w:cs="Times New Roman"/>
@@ -390,6 +382,7 @@
         <w:jc w:val="both"/>
         <w:rPr>
           <w:rFonts w:ascii="Times New Roman" w:hAnsi="Times New Roman" w:cs="Times New Roman"/>
+          <w:lang w:val="pt-BR"/>
         </w:rPr>
       </w:pPr>
       <w:r>
@@ -432,6 +425,24 @@
         <w:rPr>
           <w:rFonts w:ascii="Times New Roman" w:hAnsi="Times New Roman" w:cs="Times New Roman"/>
         </w:rPr>
+        <w:t>consist</w:t>
+      </w:r>
+      <w:r>
+        <w:rPr>
+          <w:rFonts w:ascii="Times New Roman" w:hAnsi="Times New Roman" w:cs="Times New Roman"/>
+        </w:rPr>
+        <w:t xml:space="preserve"> of one</w:t>
+      </w:r>
+      <w:r>
+        <w:rPr>
+          <w:rFonts w:ascii="Times New Roman" w:hAnsi="Times New Roman" w:cs="Times New Roman"/>
+        </w:rPr>
+        <w:t xml:space="preserve"> paragraph and </w:t>
+      </w:r>
+      <w:r>
+        <w:rPr>
+          <w:rFonts w:ascii="Times New Roman" w:hAnsi="Times New Roman" w:cs="Times New Roman"/>
+        </w:rPr>
         <w:t>contain</w:t>
       </w:r>
       <w:r>
@@ -606,7 +617,19 @@
         <w:rPr>
           <w:rFonts w:ascii="Times New Roman" w:hAnsi="Times New Roman" w:cs="Times New Roman"/>
         </w:rPr>
-        <w:t>. Picture</w:t>
+        <w:t xml:space="preserve">. </w:t>
+      </w:r>
+      <w:r>
+        <w:rPr>
+          <w:rFonts w:ascii="Times New Roman" w:hAnsi="Times New Roman" w:cs="Times New Roman"/>
+        </w:rPr>
+        <w:t>Figures</w:t>
+      </w:r>
+      <w:r>
+        <w:rPr>
+          <w:rFonts w:ascii="Times New Roman" w:hAnsi="Times New Roman" w:cs="Times New Roman"/>
+        </w:rPr>
+        <w:t xml:space="preserve"> and table</w:t>
       </w:r>
       <w:r>
         <w:rPr>
@@ -618,7 +641,175 @@
         <w:rPr>
           <w:rFonts w:ascii="Times New Roman" w:hAnsi="Times New Roman" w:cs="Times New Roman"/>
         </w:rPr>
-        <w:t xml:space="preserve"> and table</w:t>
+        <w:t xml:space="preserve"> </w:t>
+      </w:r>
+      <w:r>
+        <w:rPr>
+          <w:rFonts w:ascii="Times New Roman" w:hAnsi="Times New Roman" w:cs="Times New Roman"/>
+        </w:rPr>
+        <w:t>are</w:t>
+      </w:r>
+      <w:r>
+        <w:rPr>
+          <w:rFonts w:ascii="Times New Roman" w:hAnsi="Times New Roman" w:cs="Times New Roman"/>
+        </w:rPr>
+        <w:t xml:space="preserve"> not allowed in the </w:t>
+      </w:r>
+      <w:r>
+        <w:rPr>
+          <w:rFonts w:ascii="Times New Roman" w:hAnsi="Times New Roman" w:cs="Times New Roman"/>
+        </w:rPr>
+        <w:t xml:space="preserve">abstract. </w:t>
+      </w:r>
+      <w:r>
+        <w:rPr>
+          <w:rFonts w:ascii="Times New Roman" w:hAnsi="Times New Roman" w:cs="Times New Roman"/>
+        </w:rPr>
+        <w:t>The t</w:t>
+      </w:r>
+      <w:r>
+        <w:rPr>
+          <w:rFonts w:ascii="Times New Roman" w:hAnsi="Times New Roman" w:cs="Times New Roman"/>
+        </w:rPr>
+        <w:t>itle</w:t>
+      </w:r>
+      <w:r>
+        <w:rPr>
+          <w:rFonts w:ascii="Times New Roman" w:hAnsi="Times New Roman" w:cs="Times New Roman"/>
+        </w:rPr>
+        <w:t xml:space="preserve"> must contain</w:t>
+      </w:r>
+      <w:r>
+        <w:rPr>
+          <w:rFonts w:ascii="Times New Roman" w:hAnsi="Times New Roman" w:cs="Times New Roman"/>
+        </w:rPr>
+        <w:t xml:space="preserve"> </w:t>
+      </w:r>
+      <w:r>
+        <w:rPr>
+          <w:rFonts w:ascii="Times New Roman" w:hAnsi="Times New Roman" w:cs="Times New Roman"/>
+        </w:rPr>
+        <w:t xml:space="preserve">no more than </w:t>
+      </w:r>
+      <w:r>
+        <w:rPr>
+          <w:rFonts w:ascii="Times New Roman" w:hAnsi="Times New Roman" w:cs="Times New Roman"/>
+        </w:rPr>
+        <w:t>20 words</w:t>
+      </w:r>
+      <w:r>
+        <w:rPr>
+          <w:rFonts w:ascii="Times New Roman" w:hAnsi="Times New Roman" w:cs="Times New Roman"/>
+        </w:rPr>
+        <w:t xml:space="preserve"> </w:t>
+      </w:r>
+      <w:r>
+        <w:rPr>
+          <w:rFonts w:ascii="Times New Roman" w:hAnsi="Times New Roman" w:cs="Times New Roman"/>
+        </w:rPr>
+        <w:t>in bold.</w:t>
+      </w:r>
+      <w:r>
+        <w:rPr>
+          <w:rFonts w:ascii="Times New Roman" w:hAnsi="Times New Roman" w:cs="Times New Roman"/>
+        </w:rPr>
+        <w:t xml:space="preserve"> Identify the </w:t>
+      </w:r>
+      <w:r>
+        <w:rPr>
+          <w:rFonts w:ascii="Times New Roman" w:hAnsi="Times New Roman" w:cs="Times New Roman"/>
+        </w:rPr>
+        <w:t>presenting</w:t>
+      </w:r>
+      <w:r>
+        <w:rPr>
+          <w:rFonts w:ascii="Times New Roman" w:hAnsi="Times New Roman" w:cs="Times New Roman"/>
+        </w:rPr>
+        <w:t xml:space="preserve"> author with an </w:t>
+      </w:r>
+      <w:r>
+        <w:rPr>
+          <w:rFonts w:ascii="Times New Roman" w:hAnsi="Times New Roman" w:cs="Times New Roman"/>
+        </w:rPr>
+        <w:t>asterisk</w:t>
+      </w:r>
+      <w:r>
+        <w:rPr>
+          <w:rFonts w:ascii="Times New Roman" w:hAnsi="Times New Roman" w:cs="Times New Roman"/>
+        </w:rPr>
+        <w:t xml:space="preserve">, who </w:t>
+      </w:r>
+      <w:r>
+        <w:rPr>
+          <w:rFonts w:ascii="Times New Roman" w:hAnsi="Times New Roman" w:cs="Times New Roman"/>
+        </w:rPr>
+        <w:t>must</w:t>
+      </w:r>
+      <w:r>
+        <w:rPr>
+          <w:rFonts w:ascii="Times New Roman" w:hAnsi="Times New Roman" w:cs="Times New Roman"/>
+        </w:rPr>
+        <w:t xml:space="preserve"> be </w:t>
+      </w:r>
+      <w:r>
+        <w:rPr>
+          <w:rFonts w:ascii="Times New Roman" w:hAnsi="Times New Roman" w:cs="Times New Roman"/>
+        </w:rPr>
+        <w:t>registered for</w:t>
+      </w:r>
+      <w:r>
+        <w:rPr>
+          <w:rFonts w:ascii="Times New Roman" w:hAnsi="Times New Roman" w:cs="Times New Roman"/>
+        </w:rPr>
+        <w:t xml:space="preserve"> the symposium.</w:t>
+      </w:r>
+      <w:r>
+        <w:rPr>
+          <w:rFonts w:ascii="Times New Roman" w:hAnsi="Times New Roman" w:cs="Times New Roman"/>
+        </w:rPr>
+        <w:t xml:space="preserve"> </w:t>
+      </w:r>
+      <w:r>
+        <w:rPr>
+          <w:rFonts w:ascii="Times New Roman" w:hAnsi="Times New Roman" w:cs="Times New Roman"/>
+        </w:rPr>
+        <w:t>P</w:t>
+      </w:r>
+      <w:r>
+        <w:rPr>
+          <w:rFonts w:ascii="Times New Roman" w:hAnsi="Times New Roman" w:cs="Times New Roman"/>
+        </w:rPr>
+        <w:t xml:space="preserve">rovide the email address </w:t>
+      </w:r>
+      <w:r>
+        <w:rPr>
+          <w:rFonts w:ascii="Times New Roman" w:hAnsi="Times New Roman" w:cs="Times New Roman"/>
+        </w:rPr>
+        <w:t xml:space="preserve">of the </w:t>
+      </w:r>
+      <w:r>
+        <w:rPr>
+          <w:rFonts w:ascii="Times New Roman" w:hAnsi="Times New Roman" w:cs="Times New Roman"/>
+        </w:rPr>
+        <w:t>corresponding</w:t>
+      </w:r>
+      <w:r>
+        <w:rPr>
+          <w:rFonts w:ascii="Times New Roman" w:hAnsi="Times New Roman" w:cs="Times New Roman"/>
+        </w:rPr>
+        <w:t xml:space="preserve"> author</w:t>
+      </w:r>
+      <w:r>
+        <w:rPr>
+          <w:rFonts w:ascii="Times New Roman" w:hAnsi="Times New Roman" w:cs="Times New Roman"/>
+        </w:rPr>
+        <w:t>.</w:t>
+      </w:r>
+      <w:r>
+        <w:rPr>
+          <w:rFonts w:ascii="Times New Roman" w:hAnsi="Times New Roman" w:cs="Times New Roman"/>
+        </w:rPr>
+        <w:t xml:space="preserve"> The other author</w:t>
       </w:r>
       <w:r>
         <w:rPr>
@@ -630,103 +821,361 @@
         <w:rPr>
           <w:rFonts w:ascii="Times New Roman" w:hAnsi="Times New Roman" w:cs="Times New Roman"/>
         </w:rPr>
-        <w:t xml:space="preserve"> </w:t>
-      </w:r>
-      <w:r>
-        <w:rPr>
-          <w:rFonts w:ascii="Times New Roman" w:hAnsi="Times New Roman" w:cs="Times New Roman"/>
-        </w:rPr>
-        <w:t>are</w:t>
-      </w:r>
-      <w:r>
-        <w:rPr>
-          <w:rFonts w:ascii="Times New Roman" w:hAnsi="Times New Roman" w:cs="Times New Roman"/>
-        </w:rPr>
-        <w:t xml:space="preserve"> not allowed in the </w:t>
-      </w:r>
-      <w:r>
-        <w:rPr>
-          <w:rFonts w:ascii="Times New Roman" w:hAnsi="Times New Roman" w:cs="Times New Roman"/>
-        </w:rPr>
-        <w:t xml:space="preserve">abstract. </w:t>
-      </w:r>
-      <w:r>
-        <w:rPr>
-          <w:rFonts w:ascii="Times New Roman" w:hAnsi="Times New Roman" w:cs="Times New Roman"/>
-        </w:rPr>
-        <w:t>The t</w:t>
-      </w:r>
-      <w:r>
-        <w:rPr>
-          <w:rFonts w:ascii="Times New Roman" w:hAnsi="Times New Roman" w:cs="Times New Roman"/>
-        </w:rPr>
-        <w:t>itle</w:t>
-      </w:r>
-      <w:r>
-        <w:rPr>
-          <w:rFonts w:ascii="Times New Roman" w:hAnsi="Times New Roman" w:cs="Times New Roman"/>
-        </w:rPr>
-        <w:t xml:space="preserve"> must contain</w:t>
-      </w:r>
-      <w:r>
-        <w:rPr>
-          <w:rFonts w:ascii="Times New Roman" w:hAnsi="Times New Roman" w:cs="Times New Roman"/>
-        </w:rPr>
-        <w:t xml:space="preserve"> </w:t>
-      </w:r>
-      <w:r>
-        <w:rPr>
-          <w:rFonts w:ascii="Times New Roman" w:hAnsi="Times New Roman" w:cs="Times New Roman"/>
-        </w:rPr>
-        <w:t xml:space="preserve">no more than </w:t>
-      </w:r>
-      <w:r>
-        <w:rPr>
-          <w:rFonts w:ascii="Times New Roman" w:hAnsi="Times New Roman" w:cs="Times New Roman"/>
-        </w:rPr>
-        <w:t>20 words</w:t>
-      </w:r>
-      <w:r>
-        <w:rPr>
-          <w:rFonts w:ascii="Times New Roman" w:hAnsi="Times New Roman" w:cs="Times New Roman"/>
-        </w:rPr>
-        <w:t xml:space="preserve"> </w:t>
-      </w:r>
-      <w:r>
-        <w:rPr>
-          <w:rFonts w:ascii="Times New Roman" w:hAnsi="Times New Roman" w:cs="Times New Roman"/>
-        </w:rPr>
-        <w:t>in bold.</w:t>
-      </w:r>
-      <w:r>
-        <w:rPr>
-          <w:rFonts w:ascii="Times New Roman" w:hAnsi="Times New Roman" w:cs="Times New Roman"/>
-        </w:rPr>
-        <w:t xml:space="preserve"> Identify the </w:t>
-      </w:r>
-      <w:r>
-        <w:rPr>
-          <w:rFonts w:ascii="Times New Roman" w:hAnsi="Times New Roman" w:cs="Times New Roman"/>
-        </w:rPr>
-        <w:t>presenting</w:t>
-      </w:r>
-      <w:r>
-        <w:rPr>
-          <w:rFonts w:ascii="Times New Roman" w:hAnsi="Times New Roman" w:cs="Times New Roman"/>
-        </w:rPr>
-        <w:t xml:space="preserve"> author with an </w:t>
-      </w:r>
-      <w:r>
-        <w:rPr>
-          <w:rFonts w:ascii="Times New Roman" w:hAnsi="Times New Roman" w:cs="Times New Roman"/>
-        </w:rPr>
-        <w:t>asterisk</w:t>
-      </w:r>
-      <w:r>
-        <w:rPr>
-          <w:rFonts w:ascii="Times New Roman" w:hAnsi="Times New Roman" w:cs="Times New Roman"/>
-        </w:rPr>
-        <w:t xml:space="preserve">, who </w:t>
+        <w:t xml:space="preserve"> should be </w:t>
+      </w:r>
+      <w:r>
+        <w:rPr>
+          <w:rFonts w:ascii="Times New Roman" w:hAnsi="Times New Roman" w:cs="Times New Roman"/>
+        </w:rPr>
+        <w:t>identified by</w:t>
+      </w:r>
+      <w:r>
+        <w:rPr>
+          <w:rFonts w:ascii="Times New Roman" w:hAnsi="Times New Roman" w:cs="Times New Roman"/>
+        </w:rPr>
+        <w:t xml:space="preserve"> their respective </w:t>
+      </w:r>
+      <w:r>
+        <w:rPr>
+          <w:rFonts w:ascii="Times New Roman" w:hAnsi="Times New Roman" w:cs="Times New Roman"/>
+        </w:rPr>
+        <w:t>in</w:t>
+      </w:r>
+      <w:r>
+        <w:rPr>
+          <w:rFonts w:ascii="Times New Roman" w:hAnsi="Times New Roman" w:cs="Times New Roman"/>
+        </w:rPr>
+        <w:t>stitu</w:t>
+      </w:r>
+      <w:r>
+        <w:rPr>
+          <w:rFonts w:ascii="Times New Roman" w:hAnsi="Times New Roman" w:cs="Times New Roman"/>
+        </w:rPr>
+        <w:t>tional</w:t>
+      </w:r>
+      <w:r>
+        <w:rPr>
+          <w:rFonts w:ascii="Times New Roman" w:hAnsi="Times New Roman" w:cs="Times New Roman"/>
+        </w:rPr>
+        <w:t xml:space="preserve"> </w:t>
+      </w:r>
+      <w:r>
+        <w:rPr>
+          <w:rFonts w:ascii="Times New Roman" w:hAnsi="Times New Roman" w:cs="Times New Roman"/>
+        </w:rPr>
+        <w:t>affiliation</w:t>
+      </w:r>
+      <w:r>
+        <w:rPr>
+          <w:rFonts w:ascii="Times New Roman" w:hAnsi="Times New Roman" w:cs="Times New Roman"/>
+        </w:rPr>
+        <w:t>.</w:t>
+      </w:r>
+      <w:r>
+        <w:rPr>
+          <w:rFonts w:ascii="Times New Roman" w:hAnsi="Times New Roman" w:cs="Times New Roman"/>
+        </w:rPr>
+        <w:t xml:space="preserve"> </w:t>
+      </w:r>
+      <w:r>
+        <w:rPr>
+          <w:rFonts w:ascii="Times New Roman" w:hAnsi="Times New Roman" w:cs="Times New Roman"/>
+        </w:rPr>
+        <w:t xml:space="preserve">The abstract should have an introduction, the </w:t>
+      </w:r>
+      <w:r>
+        <w:rPr>
+          <w:rFonts w:ascii="Times New Roman" w:hAnsi="Times New Roman" w:cs="Times New Roman"/>
+        </w:rPr>
+        <w:t xml:space="preserve">objective, </w:t>
+      </w:r>
+      <w:r>
+        <w:rPr>
+          <w:rFonts w:ascii="Times New Roman" w:hAnsi="Times New Roman" w:cs="Times New Roman"/>
+        </w:rPr>
+        <w:t>m</w:t>
+      </w:r>
+      <w:r>
+        <w:rPr>
+          <w:rFonts w:ascii="Times New Roman" w:hAnsi="Times New Roman" w:cs="Times New Roman"/>
+        </w:rPr>
+        <w:t xml:space="preserve">aterials and </w:t>
+      </w:r>
+      <w:r>
+        <w:rPr>
+          <w:rFonts w:ascii="Times New Roman" w:hAnsi="Times New Roman" w:cs="Times New Roman"/>
+        </w:rPr>
+        <w:t>m</w:t>
+      </w:r>
+      <w:r>
+        <w:rPr>
+          <w:rFonts w:ascii="Times New Roman" w:hAnsi="Times New Roman" w:cs="Times New Roman"/>
+        </w:rPr>
+        <w:t>ethods</w:t>
+      </w:r>
+      <w:r>
+        <w:rPr>
+          <w:rFonts w:ascii="Times New Roman" w:hAnsi="Times New Roman" w:cs="Times New Roman"/>
+        </w:rPr>
+        <w:t xml:space="preserve">, results and </w:t>
+      </w:r>
+      <w:r>
+        <w:rPr>
+          <w:rFonts w:ascii="Times New Roman" w:hAnsi="Times New Roman" w:cs="Times New Roman"/>
+        </w:rPr>
+        <w:t>discussion</w:t>
+      </w:r>
+      <w:r>
+        <w:rPr>
+          <w:rFonts w:ascii="Times New Roman" w:hAnsi="Times New Roman" w:cs="Times New Roman"/>
+        </w:rPr>
+        <w:t>, and</w:t>
+      </w:r>
+      <w:r>
+        <w:rPr>
+          <w:rFonts w:ascii="Times New Roman" w:hAnsi="Times New Roman" w:cs="Times New Roman"/>
+        </w:rPr>
+        <w:t xml:space="preserve"> </w:t>
+      </w:r>
+      <w:r>
+        <w:rPr>
+          <w:rFonts w:ascii="Times New Roman" w:hAnsi="Times New Roman" w:cs="Times New Roman"/>
+        </w:rPr>
+        <w:t xml:space="preserve">a </w:t>
+      </w:r>
+      <w:r>
+        <w:rPr>
+          <w:rFonts w:ascii="Times New Roman" w:hAnsi="Times New Roman" w:cs="Times New Roman"/>
+        </w:rPr>
+        <w:t>conclusion</w:t>
+      </w:r>
+      <w:r>
+        <w:rPr>
+          <w:rFonts w:ascii="Times New Roman" w:hAnsi="Times New Roman" w:cs="Times New Roman"/>
+        </w:rPr>
+        <w:t>.</w:t>
+      </w:r>
+      <w:r>
+        <w:rPr>
+          <w:rFonts w:ascii="Times New Roman" w:hAnsi="Times New Roman" w:cs="Times New Roman"/>
+        </w:rPr>
+        <w:t xml:space="preserve"> Do</w:t>
+      </w:r>
+      <w:r>
+        <w:rPr>
+          <w:rFonts w:ascii="Times New Roman" w:hAnsi="Times New Roman" w:cs="Times New Roman"/>
+        </w:rPr>
+        <w:t xml:space="preserve"> not</w:t>
+      </w:r>
+      <w:r>
+        <w:rPr>
+          <w:rFonts w:ascii="Times New Roman" w:hAnsi="Times New Roman" w:cs="Times New Roman"/>
+        </w:rPr>
+        <w:t xml:space="preserve"> </w:t>
+      </w:r>
+      <w:r>
+        <w:rPr>
+          <w:rFonts w:ascii="Times New Roman" w:hAnsi="Times New Roman" w:cs="Times New Roman"/>
+        </w:rPr>
+        <w:t>include references</w:t>
+      </w:r>
+      <w:r>
+        <w:rPr>
+          <w:rFonts w:ascii="Times New Roman" w:hAnsi="Times New Roman" w:cs="Times New Roman"/>
+        </w:rPr>
+        <w:t>.</w:t>
+      </w:r>
+      <w:r>
+        <w:rPr>
+          <w:rFonts w:ascii="Times New Roman" w:hAnsi="Times New Roman" w:cs="Times New Roman"/>
+        </w:rPr>
+        <w:t xml:space="preserve"> </w:t>
+      </w:r>
+      <w:r>
+        <w:rPr>
+          <w:rFonts w:ascii="Times New Roman" w:hAnsi="Times New Roman" w:cs="Times New Roman"/>
+        </w:rPr>
+        <w:t>Exactly three keywords must be provided</w:t>
+      </w:r>
+      <w:r>
+        <w:rPr>
+          <w:rFonts w:ascii="Times New Roman" w:hAnsi="Times New Roman" w:cs="Times New Roman"/>
+        </w:rPr>
+        <w:t>.</w:t>
+      </w:r>
+      <w:r>
+        <w:rPr>
+          <w:rFonts w:ascii="Times New Roman" w:hAnsi="Times New Roman" w:cs="Times New Roman"/>
+        </w:rPr>
+        <w:t xml:space="preserve"> </w:t>
+      </w:r>
+      <w:r>
+        <w:rPr>
+          <w:rFonts w:ascii="Times New Roman" w:hAnsi="Times New Roman" w:cs="Times New Roman"/>
+        </w:rPr>
+        <w:t>I</w:t>
+      </w:r>
+      <w:r>
+        <w:rPr>
+          <w:rFonts w:ascii="Times New Roman" w:hAnsi="Times New Roman" w:cs="Times New Roman"/>
+        </w:rPr>
+        <w:t>nformation</w:t>
+      </w:r>
+      <w:r>
+        <w:rPr>
+          <w:rFonts w:ascii="Times New Roman" w:hAnsi="Times New Roman" w:cs="Times New Roman"/>
+        </w:rPr>
+        <w:t xml:space="preserve"> </w:t>
+      </w:r>
+      <w:r>
+        <w:rPr>
+          <w:rFonts w:ascii="Times New Roman" w:hAnsi="Times New Roman" w:cs="Times New Roman"/>
+        </w:rPr>
+        <w:t>regarding</w:t>
+      </w:r>
+      <w:r>
+        <w:rPr>
+          <w:rFonts w:ascii="Times New Roman" w:hAnsi="Times New Roman" w:cs="Times New Roman"/>
+        </w:rPr>
+        <w:t xml:space="preserve"> </w:t>
+      </w:r>
+      <w:r>
+        <w:rPr>
+          <w:rFonts w:ascii="Times New Roman" w:hAnsi="Times New Roman" w:cs="Times New Roman"/>
+        </w:rPr>
+        <w:t>research funding, animal ethics committee approval, SISGEN regist</w:t>
+      </w:r>
+      <w:r>
+        <w:rPr>
+          <w:rFonts w:ascii="Times New Roman" w:hAnsi="Times New Roman" w:cs="Times New Roman"/>
+        </w:rPr>
+        <w:t>ration</w:t>
+      </w:r>
+      <w:r>
+        <w:rPr>
+          <w:rFonts w:ascii="Times New Roman" w:hAnsi="Times New Roman" w:cs="Times New Roman"/>
+        </w:rPr>
+        <w:t xml:space="preserve"> and acknowledgments</w:t>
+      </w:r>
+      <w:r>
+        <w:rPr>
+          <w:rFonts w:ascii="Times New Roman" w:hAnsi="Times New Roman" w:cs="Times New Roman"/>
+        </w:rPr>
+        <w:t xml:space="preserve"> should be included at the end of the abstract</w:t>
+      </w:r>
+      <w:r>
+        <w:rPr>
+          <w:rFonts w:ascii="Times New Roman" w:hAnsi="Times New Roman" w:cs="Times New Roman"/>
+        </w:rPr>
+        <w:t>,</w:t>
+      </w:r>
+      <w:r>
+        <w:rPr>
+          <w:rFonts w:ascii="Times New Roman" w:hAnsi="Times New Roman" w:cs="Times New Roman"/>
+        </w:rPr>
+        <w:t xml:space="preserve"> if </w:t>
+      </w:r>
+      <w:r>
+        <w:rPr>
+          <w:rFonts w:ascii="Times New Roman" w:hAnsi="Times New Roman" w:cs="Times New Roman"/>
+        </w:rPr>
+        <w:t>applicable</w:t>
+      </w:r>
+      <w:r>
+        <w:rPr>
+          <w:rFonts w:ascii="Times New Roman" w:hAnsi="Times New Roman" w:cs="Times New Roman"/>
+        </w:rPr>
+        <w:t xml:space="preserve">. </w:t>
+      </w:r>
+      <w:r>
+        <w:rPr>
+          <w:rFonts w:ascii="Times New Roman" w:hAnsi="Times New Roman" w:cs="Times New Roman"/>
+        </w:rPr>
+        <w:t xml:space="preserve">Formulas and equations should be legible, </w:t>
+      </w:r>
+      <w:r>
+        <w:rPr>
+          <w:rFonts w:ascii="Times New Roman" w:hAnsi="Times New Roman" w:cs="Times New Roman"/>
+        </w:rPr>
+        <w:t xml:space="preserve">with </w:t>
+      </w:r>
+      <w:r>
+        <w:rPr>
+          <w:rFonts w:ascii="Times New Roman" w:hAnsi="Times New Roman" w:cs="Times New Roman"/>
+        </w:rPr>
+        <w:t>clear subscripts and superscripts.</w:t>
+      </w:r>
+      <w:r>
+        <w:rPr>
+          <w:rFonts w:ascii="Times New Roman" w:hAnsi="Times New Roman" w:cs="Times New Roman"/>
+        </w:rPr>
+        <w:t xml:space="preserve"> After the equation</w:t>
+      </w:r>
+      <w:r>
+        <w:rPr>
+          <w:rFonts w:ascii="Times New Roman" w:hAnsi="Times New Roman" w:cs="Times New Roman"/>
+        </w:rPr>
+        <w:t>,</w:t>
+      </w:r>
+      <w:r>
+        <w:rPr>
+          <w:rFonts w:ascii="Times New Roman" w:hAnsi="Times New Roman" w:cs="Times New Roman"/>
+        </w:rPr>
+        <w:t xml:space="preserve"> </w:t>
+      </w:r>
+      <w:r>
+        <w:rPr>
+          <w:rFonts w:ascii="Times New Roman" w:hAnsi="Times New Roman" w:cs="Times New Roman"/>
+        </w:rPr>
+        <w:t>define</w:t>
+      </w:r>
+      <w:r>
+        <w:rPr>
+          <w:rFonts w:ascii="Times New Roman" w:hAnsi="Times New Roman" w:cs="Times New Roman"/>
+        </w:rPr>
+        <w:t xml:space="preserve"> </w:t>
+      </w:r>
+      <w:r>
+        <w:rPr>
+          <w:rFonts w:ascii="Times New Roman" w:hAnsi="Times New Roman" w:cs="Times New Roman"/>
+        </w:rPr>
+        <w:t>all</w:t>
+      </w:r>
+      <w:r>
+        <w:rPr>
+          <w:rFonts w:ascii="Times New Roman" w:hAnsi="Times New Roman" w:cs="Times New Roman"/>
+        </w:rPr>
+        <w:t xml:space="preserve"> symbols</w:t>
+      </w:r>
+      <w:r>
+        <w:rPr>
+          <w:rFonts w:ascii="Times New Roman" w:hAnsi="Times New Roman" w:cs="Times New Roman"/>
+        </w:rPr>
+        <w:t xml:space="preserve"> used</w:t>
+      </w:r>
+      <w:r>
+        <w:rPr>
+          <w:rFonts w:ascii="Times New Roman" w:hAnsi="Times New Roman" w:cs="Times New Roman"/>
+        </w:rPr>
+        <w:t>.</w:t>
+      </w:r>
+      <w:r>
+        <w:rPr>
+          <w:rFonts w:ascii="Times New Roman" w:hAnsi="Times New Roman" w:cs="Times New Roman"/>
+        </w:rPr>
+        <w:t xml:space="preserve"> </w:t>
+      </w:r>
+      <w:r>
+        <w:rPr>
+          <w:rFonts w:ascii="Times New Roman" w:hAnsi="Times New Roman" w:cs="Times New Roman"/>
+        </w:rPr>
+        <w:t>U</w:t>
+      </w:r>
+      <w:r>
+        <w:rPr>
+          <w:rFonts w:ascii="Times New Roman" w:hAnsi="Times New Roman" w:cs="Times New Roman"/>
+        </w:rPr>
+        <w:t xml:space="preserve">nits </w:t>
       </w:r>
       <w:r>
         <w:rPr>
@@ -738,55 +1187,37 @@
         <w:rPr>
           <w:rFonts w:ascii="Times New Roman" w:hAnsi="Times New Roman" w:cs="Times New Roman"/>
         </w:rPr>
-        <w:t xml:space="preserve"> be </w:t>
-      </w:r>
-      <w:r>
-        <w:rPr>
-          <w:rFonts w:ascii="Times New Roman" w:hAnsi="Times New Roman" w:cs="Times New Roman"/>
-        </w:rPr>
-        <w:t>registered for</w:t>
-      </w:r>
-      <w:r>
-        <w:rPr>
-          <w:rFonts w:ascii="Times New Roman" w:hAnsi="Times New Roman" w:cs="Times New Roman"/>
-        </w:rPr>
-        <w:t xml:space="preserve"> the symposium.</w:t>
-      </w:r>
-      <w:r>
-        <w:rPr>
-          <w:rFonts w:ascii="Times New Roman" w:hAnsi="Times New Roman" w:cs="Times New Roman"/>
-        </w:rPr>
-        <w:t xml:space="preserve"> </w:t>
-      </w:r>
-      <w:r>
-        <w:rPr>
-          <w:rFonts w:ascii="Times New Roman" w:hAnsi="Times New Roman" w:cs="Times New Roman"/>
-        </w:rPr>
-        <w:t>P</w:t>
-      </w:r>
-      <w:r>
-        <w:rPr>
-          <w:rFonts w:ascii="Times New Roman" w:hAnsi="Times New Roman" w:cs="Times New Roman"/>
-        </w:rPr>
-        <w:t xml:space="preserve">rovide the email address </w:t>
-      </w:r>
-      <w:r>
-        <w:rPr>
-          <w:rFonts w:ascii="Times New Roman" w:hAnsi="Times New Roman" w:cs="Times New Roman"/>
-        </w:rPr>
-        <w:t xml:space="preserve">of the </w:t>
-      </w:r>
-      <w:r>
-        <w:rPr>
-          <w:rFonts w:ascii="Times New Roman" w:hAnsi="Times New Roman" w:cs="Times New Roman"/>
-        </w:rPr>
-        <w:t>corresponding</w:t>
-      </w:r>
-      <w:r>
-        <w:rPr>
-          <w:rFonts w:ascii="Times New Roman" w:hAnsi="Times New Roman" w:cs="Times New Roman"/>
-        </w:rPr>
-        <w:t xml:space="preserve"> author</w:t>
+        <w:t xml:space="preserve"> follow the </w:t>
+      </w:r>
+      <w:r>
+        <w:rPr>
+          <w:rFonts w:ascii="Times New Roman" w:hAnsi="Times New Roman" w:cs="Times New Roman"/>
+        </w:rPr>
+        <w:t>International System</w:t>
+      </w:r>
+      <w:r>
+        <w:rPr>
+          <w:rFonts w:ascii="Times New Roman" w:hAnsi="Times New Roman" w:cs="Times New Roman"/>
+        </w:rPr>
+        <w:t xml:space="preserve"> of</w:t>
+      </w:r>
+      <w:r>
+        <w:rPr>
+          <w:rFonts w:ascii="Times New Roman" w:hAnsi="Times New Roman" w:cs="Times New Roman"/>
+        </w:rPr>
+        <w:t xml:space="preserve"> Unit</w:t>
+      </w:r>
+      <w:r>
+        <w:rPr>
+          <w:rFonts w:ascii="Times New Roman" w:hAnsi="Times New Roman" w:cs="Times New Roman"/>
+        </w:rPr>
+        <w:t>s</w:t>
+      </w:r>
+      <w:r>
+        <w:rPr>
+          <w:rFonts w:ascii="Times New Roman" w:hAnsi="Times New Roman" w:cs="Times New Roman"/>
+        </w:rPr>
+        <w:t xml:space="preserve"> (SI)</w:t>
       </w:r>
       <w:r>
         <w:rPr>
@@ -798,61 +1229,283 @@
         <w:rPr>
           <w:rFonts w:ascii="Times New Roman" w:hAnsi="Times New Roman" w:cs="Times New Roman"/>
         </w:rPr>
-        <w:t xml:space="preserve"> The other author</w:t>
-      </w:r>
-      <w:r>
-        <w:rPr>
-          <w:rFonts w:ascii="Times New Roman" w:hAnsi="Times New Roman" w:cs="Times New Roman"/>
-        </w:rPr>
-        <w:t>s</w:t>
-      </w:r>
-      <w:r>
-        <w:rPr>
-          <w:rFonts w:ascii="Times New Roman" w:hAnsi="Times New Roman" w:cs="Times New Roman"/>
-        </w:rPr>
-        <w:t xml:space="preserve"> should be </w:t>
-      </w:r>
-      <w:r>
-        <w:rPr>
-          <w:rFonts w:ascii="Times New Roman" w:hAnsi="Times New Roman" w:cs="Times New Roman"/>
-        </w:rPr>
-        <w:t>identified by</w:t>
-      </w:r>
-      <w:r>
-        <w:rPr>
-          <w:rFonts w:ascii="Times New Roman" w:hAnsi="Times New Roman" w:cs="Times New Roman"/>
-        </w:rPr>
-        <w:t xml:space="preserve"> their respective </w:t>
-      </w:r>
-      <w:r>
-        <w:rPr>
-          <w:rFonts w:ascii="Times New Roman" w:hAnsi="Times New Roman" w:cs="Times New Roman"/>
-        </w:rPr>
-        <w:t>in</w:t>
-      </w:r>
-      <w:r>
-        <w:rPr>
-          <w:rFonts w:ascii="Times New Roman" w:hAnsi="Times New Roman" w:cs="Times New Roman"/>
-        </w:rPr>
-        <w:t>stitu</w:t>
-      </w:r>
-      <w:r>
-        <w:rPr>
-          <w:rFonts w:ascii="Times New Roman" w:hAnsi="Times New Roman" w:cs="Times New Roman"/>
-        </w:rPr>
-        <w:t>tional</w:t>
-      </w:r>
-      <w:r>
-        <w:rPr>
-          <w:rFonts w:ascii="Times New Roman" w:hAnsi="Times New Roman" w:cs="Times New Roman"/>
-        </w:rPr>
-        <w:t xml:space="preserve"> </w:t>
-      </w:r>
-      <w:r>
-        <w:rPr>
-          <w:rFonts w:ascii="Times New Roman" w:hAnsi="Times New Roman" w:cs="Times New Roman"/>
-        </w:rPr>
-        <w:t>affiliation</w:t>
+        <w:t xml:space="preserve"> </w:t>
+      </w:r>
+      <w:r>
+        <w:rPr>
+          <w:rFonts w:ascii="Times New Roman" w:hAnsi="Times New Roman" w:cs="Times New Roman"/>
+        </w:rPr>
+        <w:t xml:space="preserve">Some units in SI </w:t>
+      </w:r>
+      <w:r>
+        <w:rPr>
+          <w:rFonts w:ascii="Times New Roman" w:hAnsi="Times New Roman" w:cs="Times New Roman"/>
+        </w:rPr>
+        <w:t>require capitalization</w:t>
+      </w:r>
+      <w:r>
+        <w:rPr>
+          <w:rFonts w:ascii="Times New Roman" w:hAnsi="Times New Roman" w:cs="Times New Roman"/>
+        </w:rPr>
+        <w:t xml:space="preserve"> </w:t>
+      </w:r>
+      <w:r>
+        <w:rPr>
+          <w:rFonts w:ascii="Times New Roman" w:hAnsi="Times New Roman" w:cs="Times New Roman"/>
+        </w:rPr>
+        <w:t xml:space="preserve">(e.g. </w:t>
+      </w:r>
+      <w:r>
+        <w:rPr>
+          <w:rFonts w:ascii="Times New Roman" w:hAnsi="Times New Roman" w:cs="Times New Roman"/>
+        </w:rPr>
+        <w:t xml:space="preserve">liter - L </w:t>
+      </w:r>
+      <w:r>
+        <w:rPr>
+          <w:rFonts w:ascii="Times New Roman" w:hAnsi="Times New Roman" w:cs="Times New Roman"/>
+        </w:rPr>
+        <w:t xml:space="preserve">or newton </w:t>
+      </w:r>
+      <w:r>
+        <w:rPr>
+          <w:rFonts w:ascii="Times New Roman" w:hAnsi="Times New Roman" w:cs="Times New Roman"/>
+        </w:rPr>
+        <w:t>–</w:t>
+      </w:r>
+      <w:r>
+        <w:rPr>
+          <w:rFonts w:ascii="Times New Roman" w:hAnsi="Times New Roman" w:cs="Times New Roman"/>
+        </w:rPr>
+        <w:t xml:space="preserve"> N</w:t>
+      </w:r>
+      <w:r>
+        <w:rPr>
+          <w:rFonts w:ascii="Times New Roman" w:hAnsi="Times New Roman" w:cs="Times New Roman"/>
+        </w:rPr>
+        <w:t>)</w:t>
+      </w:r>
+      <w:r>
+        <w:rPr>
+          <w:rFonts w:ascii="Times New Roman" w:hAnsi="Times New Roman" w:cs="Times New Roman"/>
+        </w:rPr>
+        <w:t>, while</w:t>
+      </w:r>
+      <w:r>
+        <w:rPr>
+          <w:rFonts w:ascii="Times New Roman" w:hAnsi="Times New Roman" w:cs="Times New Roman"/>
+        </w:rPr>
+        <w:t xml:space="preserve"> </w:t>
+      </w:r>
+      <w:r>
+        <w:rPr>
+          <w:rFonts w:ascii="Times New Roman" w:hAnsi="Times New Roman" w:cs="Times New Roman"/>
+        </w:rPr>
+        <w:t>other units don’t need</w:t>
+      </w:r>
+      <w:r>
+        <w:rPr>
+          <w:rFonts w:ascii="Times New Roman" w:hAnsi="Times New Roman" w:cs="Times New Roman"/>
+        </w:rPr>
+        <w:t xml:space="preserve"> capitalization</w:t>
+      </w:r>
+      <w:r>
+        <w:rPr>
+          <w:rFonts w:ascii="Times New Roman" w:hAnsi="Times New Roman" w:cs="Times New Roman"/>
+        </w:rPr>
+        <w:t xml:space="preserve"> </w:t>
+      </w:r>
+      <w:r>
+        <w:rPr>
+          <w:rFonts w:ascii="Times New Roman" w:hAnsi="Times New Roman" w:cs="Times New Roman"/>
+        </w:rPr>
+        <w:t>(e</w:t>
+      </w:r>
+      <w:r>
+        <w:rPr>
+          <w:rFonts w:ascii="Times New Roman" w:hAnsi="Times New Roman" w:cs="Times New Roman"/>
+        </w:rPr>
+        <w:t xml:space="preserve">.g. </w:t>
+      </w:r>
+      <w:r>
+        <w:rPr>
+          <w:rFonts w:ascii="Times New Roman" w:hAnsi="Times New Roman" w:cs="Times New Roman"/>
+        </w:rPr>
+        <w:t xml:space="preserve">gram </w:t>
+      </w:r>
+      <w:r>
+        <w:rPr>
+          <w:rFonts w:ascii="Times New Roman" w:hAnsi="Times New Roman" w:cs="Times New Roman"/>
+        </w:rPr>
+        <w:t xml:space="preserve">- </w:t>
+      </w:r>
+      <w:r>
+        <w:rPr>
+          <w:rFonts w:ascii="Times New Roman" w:hAnsi="Times New Roman" w:cs="Times New Roman"/>
+        </w:rPr>
+        <w:t>g</w:t>
+      </w:r>
+      <w:r>
+        <w:rPr>
+          <w:rFonts w:ascii="Times New Roman" w:hAnsi="Times New Roman" w:cs="Times New Roman"/>
+        </w:rPr>
+        <w:t xml:space="preserve"> or second </w:t>
+      </w:r>
+      <w:r>
+        <w:rPr>
+          <w:rFonts w:ascii="Times New Roman" w:hAnsi="Times New Roman" w:cs="Times New Roman"/>
+        </w:rPr>
+        <w:t>–</w:t>
+      </w:r>
+      <w:r>
+        <w:rPr>
+          <w:rFonts w:ascii="Times New Roman" w:hAnsi="Times New Roman" w:cs="Times New Roman"/>
+        </w:rPr>
+        <w:t xml:space="preserve"> s</w:t>
+      </w:r>
+      <w:r>
+        <w:rPr>
+          <w:rFonts w:ascii="Times New Roman" w:hAnsi="Times New Roman" w:cs="Times New Roman"/>
+        </w:rPr>
+        <w:t>)</w:t>
+      </w:r>
+      <w:r>
+        <w:rPr>
+          <w:rFonts w:ascii="Times New Roman" w:hAnsi="Times New Roman" w:cs="Times New Roman"/>
+        </w:rPr>
+        <w:t xml:space="preserve">. </w:t>
+      </w:r>
+      <w:r>
+        <w:rPr>
+          <w:rFonts w:ascii="Times New Roman" w:hAnsi="Times New Roman" w:cs="Times New Roman"/>
+        </w:rPr>
+        <w:t>U</w:t>
+      </w:r>
+      <w:r>
+        <w:rPr>
+          <w:rFonts w:ascii="Times New Roman" w:hAnsi="Times New Roman" w:cs="Times New Roman"/>
+        </w:rPr>
+        <w:t>se per</w:t>
+      </w:r>
+      <w:r>
+        <w:rPr>
+          <w:rFonts w:ascii="Times New Roman" w:hAnsi="Times New Roman" w:cs="Times New Roman"/>
+        </w:rPr>
+        <w:t xml:space="preserve">centage without </w:t>
+      </w:r>
+      <w:r>
+        <w:rPr>
+          <w:rFonts w:ascii="Times New Roman" w:hAnsi="Times New Roman" w:cs="Times New Roman"/>
+        </w:rPr>
+        <w:t>space</w:t>
+      </w:r>
+      <w:r>
+        <w:rPr>
+          <w:rFonts w:ascii="Times New Roman" w:hAnsi="Times New Roman" w:cs="Times New Roman"/>
+        </w:rPr>
+        <w:t xml:space="preserve"> </w:t>
+      </w:r>
+      <w:r>
+        <w:rPr>
+          <w:rFonts w:ascii="Times New Roman" w:hAnsi="Times New Roman" w:cs="Times New Roman"/>
+        </w:rPr>
+        <w:t>(e.g. 10%)</w:t>
+      </w:r>
+      <w:r>
+        <w:rPr>
+          <w:rFonts w:ascii="Times New Roman" w:hAnsi="Times New Roman" w:cs="Times New Roman"/>
+        </w:rPr>
+        <w:t xml:space="preserve">. </w:t>
+      </w:r>
+      <w:r>
+        <w:rPr>
+          <w:rFonts w:ascii="Times New Roman" w:hAnsi="Times New Roman" w:cs="Times New Roman"/>
+        </w:rPr>
+        <w:t>I</w:t>
+      </w:r>
+      <w:r>
+        <w:rPr>
+          <w:rFonts w:ascii="Times New Roman" w:hAnsi="Times New Roman" w:cs="Times New Roman"/>
+        </w:rPr>
+        <w:t xml:space="preserve">nsert </w:t>
+      </w:r>
+      <w:r>
+        <w:rPr>
+          <w:rFonts w:ascii="Times New Roman" w:hAnsi="Times New Roman" w:cs="Times New Roman"/>
+        </w:rPr>
+        <w:t>a</w:t>
+      </w:r>
+      <w:r>
+        <w:rPr>
+          <w:rFonts w:ascii="Times New Roman" w:hAnsi="Times New Roman" w:cs="Times New Roman"/>
+        </w:rPr>
+        <w:t xml:space="preserve"> space between </w:t>
+      </w:r>
+      <w:r>
+        <w:rPr>
+          <w:rFonts w:ascii="Times New Roman" w:hAnsi="Times New Roman" w:cs="Times New Roman"/>
+        </w:rPr>
+        <w:t>a</w:t>
+      </w:r>
+      <w:r>
+        <w:rPr>
+          <w:rFonts w:ascii="Times New Roman" w:hAnsi="Times New Roman" w:cs="Times New Roman"/>
+        </w:rPr>
+        <w:t xml:space="preserve"> number and unit </w:t>
+      </w:r>
+      <w:r>
+        <w:rPr>
+          <w:rFonts w:ascii="Times New Roman" w:hAnsi="Times New Roman" w:cs="Times New Roman"/>
+        </w:rPr>
+        <w:t xml:space="preserve">(e.g. </w:t>
+      </w:r>
+      <w:r>
+        <w:rPr>
+          <w:rFonts w:ascii="Times New Roman" w:hAnsi="Times New Roman" w:cs="Times New Roman"/>
+        </w:rPr>
+        <w:t>5</w:t>
+      </w:r>
+      <w:r>
+        <w:rPr>
+          <w:rFonts w:ascii="Times New Roman" w:hAnsi="Times New Roman" w:cs="Times New Roman"/>
+        </w:rPr>
+        <w:t>0 kg</w:t>
+      </w:r>
+      <w:r>
+        <w:rPr>
+          <w:rFonts w:ascii="Times New Roman" w:hAnsi="Times New Roman" w:cs="Times New Roman"/>
+        </w:rPr>
+        <w:t xml:space="preserve"> or </w:t>
+      </w:r>
+      <w:r>
+        <w:rPr>
+          <w:rFonts w:ascii="Times New Roman" w:hAnsi="Times New Roman" w:cs="Times New Roman"/>
+        </w:rPr>
+        <w:t>30</w:t>
+      </w:r>
+      <w:r>
+        <w:rPr>
+          <w:rFonts w:ascii="Times New Roman" w:hAnsi="Times New Roman" w:cs="Times New Roman"/>
+        </w:rPr>
+        <w:t xml:space="preserve"> </w:t>
+      </w:r>
+      <w:r>
+        <w:rPr>
+          <w:rFonts w:ascii="Times New Roman" w:hAnsi="Times New Roman" w:cs="Times New Roman"/>
+        </w:rPr>
+        <w:t>°</w:t>
+      </w:r>
+      <w:r>
+        <w:rPr>
+          <w:rFonts w:ascii="Times New Roman" w:hAnsi="Times New Roman" w:cs="Times New Roman"/>
+        </w:rPr>
+        <w:t>C</w:t>
+      </w:r>
+      <w:r>
+        <w:rPr>
+          <w:rFonts w:ascii="Times New Roman" w:hAnsi="Times New Roman" w:cs="Times New Roman"/>
+        </w:rPr>
+        <w:t>)</w:t>
       </w:r>
       <w:r>
         <w:rPr>
@@ -864,79 +1517,513 @@
         <w:rPr>
           <w:rFonts w:ascii="Times New Roman" w:hAnsi="Times New Roman" w:cs="Times New Roman"/>
         </w:rPr>
-        <w:t xml:space="preserve"> </w:t>
-      </w:r>
-      <w:r>
-        <w:rPr>
-          <w:rFonts w:ascii="Times New Roman" w:hAnsi="Times New Roman" w:cs="Times New Roman"/>
-        </w:rPr>
-        <w:t xml:space="preserve">The abstract should have an introduction, the </w:t>
-      </w:r>
-      <w:r>
-        <w:rPr>
-          <w:rFonts w:ascii="Times New Roman" w:hAnsi="Times New Roman" w:cs="Times New Roman"/>
-        </w:rPr>
-        <w:t xml:space="preserve">objective, </w:t>
-      </w:r>
-      <w:r>
-        <w:rPr>
-          <w:rFonts w:ascii="Times New Roman" w:hAnsi="Times New Roman" w:cs="Times New Roman"/>
-        </w:rPr>
-        <w:t>m</w:t>
-      </w:r>
-      <w:r>
-        <w:rPr>
-          <w:rFonts w:ascii="Times New Roman" w:hAnsi="Times New Roman" w:cs="Times New Roman"/>
-        </w:rPr>
-        <w:t xml:space="preserve">aterials and </w:t>
-      </w:r>
-      <w:r>
-        <w:rPr>
-          <w:rFonts w:ascii="Times New Roman" w:hAnsi="Times New Roman" w:cs="Times New Roman"/>
-        </w:rPr>
-        <w:t>m</w:t>
-      </w:r>
-      <w:r>
-        <w:rPr>
-          <w:rFonts w:ascii="Times New Roman" w:hAnsi="Times New Roman" w:cs="Times New Roman"/>
-        </w:rPr>
-        <w:t>ethods</w:t>
-      </w:r>
-      <w:r>
-        <w:rPr>
-          <w:rFonts w:ascii="Times New Roman" w:hAnsi="Times New Roman" w:cs="Times New Roman"/>
-        </w:rPr>
-        <w:t xml:space="preserve">, results and </w:t>
-      </w:r>
-      <w:r>
-        <w:rPr>
-          <w:rFonts w:ascii="Times New Roman" w:hAnsi="Times New Roman" w:cs="Times New Roman"/>
-        </w:rPr>
-        <w:t>discussion</w:t>
-      </w:r>
-      <w:r>
-        <w:rPr>
-          <w:rFonts w:ascii="Times New Roman" w:hAnsi="Times New Roman" w:cs="Times New Roman"/>
-        </w:rPr>
-        <w:t>, and</w:t>
-      </w:r>
-      <w:r>
-        <w:rPr>
-          <w:rFonts w:ascii="Times New Roman" w:hAnsi="Times New Roman" w:cs="Times New Roman"/>
-        </w:rPr>
-        <w:t xml:space="preserve"> </w:t>
-      </w:r>
-      <w:r>
-        <w:rPr>
-          <w:rFonts w:ascii="Times New Roman" w:hAnsi="Times New Roman" w:cs="Times New Roman"/>
-        </w:rPr>
-        <w:t xml:space="preserve">a </w:t>
-      </w:r>
-      <w:r>
-        <w:rPr>
-          <w:rFonts w:ascii="Times New Roman" w:hAnsi="Times New Roman" w:cs="Times New Roman"/>
-        </w:rPr>
-        <w:t>conclusion</w:t>
+        <w:t xml:space="preserve"> For compound units</w:t>
+      </w:r>
+      <w:r>
+        <w:rPr>
+          <w:rFonts w:ascii="Times New Roman" w:hAnsi="Times New Roman" w:cs="Times New Roman"/>
+        </w:rPr>
+        <w:t xml:space="preserve"> </w:t>
+      </w:r>
+      <w:r>
+        <w:rPr>
+          <w:rFonts w:ascii="Times New Roman" w:hAnsi="Times New Roman" w:cs="Times New Roman"/>
+        </w:rPr>
+        <w:t>use</w:t>
+      </w:r>
+      <w:r>
+        <w:rPr>
+          <w:rFonts w:ascii="Times New Roman" w:hAnsi="Times New Roman" w:cs="Times New Roman"/>
+        </w:rPr>
+        <w:t xml:space="preserve"> </w:t>
+      </w:r>
+      <w:r>
+        <w:rPr>
+          <w:rFonts w:ascii="Times New Roman" w:hAnsi="Times New Roman" w:cs="Times New Roman"/>
+        </w:rPr>
+        <w:t>negative exponents</w:t>
+      </w:r>
+      <w:r>
+        <w:rPr>
+          <w:rFonts w:ascii="Times New Roman" w:hAnsi="Times New Roman" w:cs="Times New Roman"/>
+        </w:rPr>
+        <w:t xml:space="preserve"> </w:t>
+      </w:r>
+      <w:r>
+        <w:rPr>
+          <w:rFonts w:ascii="Times New Roman" w:hAnsi="Times New Roman" w:cs="Times New Roman"/>
+        </w:rPr>
+        <w:t xml:space="preserve">(e.g. </w:t>
+      </w:r>
+      <w:r>
+        <w:rPr>
+          <w:rFonts w:ascii="Times New Roman" w:hAnsi="Times New Roman" w:cs="Times New Roman"/>
+        </w:rPr>
+        <w:t>m s</w:t>
+      </w:r>
+      <w:r>
+        <w:rPr>
+          <w:rFonts w:ascii="Times New Roman" w:hAnsi="Times New Roman" w:cs="Times New Roman"/>
+          <w:vertAlign w:val="superscript"/>
+        </w:rPr>
+        <w:t>-1</w:t>
+      </w:r>
+      <w:r>
+        <w:rPr>
+          <w:rFonts w:ascii="Times New Roman" w:hAnsi="Times New Roman" w:cs="Times New Roman"/>
+        </w:rPr>
+        <w:t xml:space="preserve">, </w:t>
+      </w:r>
+      <w:r>
+        <w:rPr>
+          <w:rFonts w:ascii="Times New Roman" w:hAnsi="Times New Roman" w:cs="Times New Roman"/>
+        </w:rPr>
+        <w:t>kg m</w:t>
+      </w:r>
+      <w:r>
+        <w:rPr>
+          <w:rFonts w:ascii="Times New Roman" w:hAnsi="Times New Roman" w:cs="Times New Roman"/>
+          <w:vertAlign w:val="superscript"/>
+        </w:rPr>
+        <w:t>-3</w:t>
+      </w:r>
+      <w:r>
+        <w:rPr>
+          <w:rFonts w:ascii="Times New Roman" w:hAnsi="Times New Roman" w:cs="Times New Roman"/>
+        </w:rPr>
+        <w:t>).</w:t>
+      </w:r>
+      <w:r>
+        <w:rPr>
+          <w:rFonts w:ascii="Times New Roman" w:hAnsi="Times New Roman" w:cs="Times New Roman"/>
+        </w:rPr>
+        <w:t xml:space="preserve"> </w:t>
+      </w:r>
+      <w:r>
+        <w:rPr>
+          <w:rFonts w:ascii="Times New Roman" w:hAnsi="Times New Roman" w:cs="Times New Roman"/>
+        </w:rPr>
+        <w:t>A</w:t>
+      </w:r>
+      <w:r>
+        <w:rPr>
+          <w:rFonts w:ascii="Times New Roman" w:hAnsi="Times New Roman" w:cs="Times New Roman"/>
+        </w:rPr>
+        <w:t>lso,</w:t>
+      </w:r>
+      <w:r>
+        <w:rPr>
+          <w:rFonts w:ascii="Times New Roman" w:hAnsi="Times New Roman" w:cs="Times New Roman"/>
+        </w:rPr>
+        <w:t xml:space="preserve"> use</w:t>
+      </w:r>
+      <w:r>
+        <w:rPr>
+          <w:rFonts w:ascii="Times New Roman" w:hAnsi="Times New Roman" w:cs="Times New Roman"/>
+        </w:rPr>
+        <w:t xml:space="preserve"> </w:t>
+      </w:r>
+      <w:r>
+        <w:rPr>
+          <w:rFonts w:ascii="Times New Roman" w:hAnsi="Times New Roman" w:cs="Times New Roman"/>
+        </w:rPr>
+        <w:t>fractions</w:t>
+      </w:r>
+      <w:r>
+        <w:rPr>
+          <w:rFonts w:ascii="Times New Roman" w:hAnsi="Times New Roman" w:cs="Times New Roman"/>
+        </w:rPr>
+        <w:t xml:space="preserve"> power for </w:t>
+      </w:r>
+      <w:r>
+        <w:rPr>
+          <w:rFonts w:ascii="Times New Roman" w:hAnsi="Times New Roman" w:cs="Times New Roman"/>
+        </w:rPr>
+        <w:t>square root (e.g</w:t>
+      </w:r>
+      <w:r>
+        <w:rPr>
+          <w:rFonts w:ascii="Times New Roman" w:hAnsi="Times New Roman" w:cs="Times New Roman"/>
+        </w:rPr>
+        <w:t xml:space="preserve"> X</w:t>
+      </w:r>
+      <w:r>
+        <w:rPr>
+          <w:rFonts w:ascii="Times New Roman" w:hAnsi="Times New Roman" w:cs="Times New Roman"/>
+        </w:rPr>
+        <w:t xml:space="preserve"> </w:t>
+      </w:r>
+      <w:r>
+        <w:rPr>
+          <w:rFonts w:ascii="Times New Roman" w:hAnsi="Times New Roman" w:cs="Times New Roman"/>
+          <w:vertAlign w:val="superscript"/>
+        </w:rPr>
+        <w:t>1/</w:t>
+      </w:r>
+      <w:r>
+        <w:rPr>
+          <w:rFonts w:ascii="Times New Roman" w:hAnsi="Times New Roman" w:cs="Times New Roman"/>
+          <w:vertAlign w:val="superscript"/>
+        </w:rPr>
+        <w:t>2</w:t>
+      </w:r>
+      <w:r>
+        <w:rPr>
+          <w:rFonts w:ascii="Times New Roman" w:hAnsi="Times New Roman" w:cs="Times New Roman"/>
+        </w:rPr>
+        <w:t>)</w:t>
+      </w:r>
+      <w:r>
+        <w:rPr>
+          <w:rFonts w:ascii="Times New Roman" w:hAnsi="Times New Roman" w:cs="Times New Roman"/>
+        </w:rPr>
+        <w:t xml:space="preserve">. To </w:t>
+      </w:r>
+      <w:r>
+        <w:rPr>
+          <w:rFonts w:ascii="Times New Roman" w:hAnsi="Times New Roman" w:cs="Times New Roman"/>
+        </w:rPr>
+        <w:t xml:space="preserve">represent </w:t>
+      </w:r>
+      <w:r>
+        <w:rPr>
+          <w:rFonts w:ascii="Times New Roman" w:hAnsi="Times New Roman" w:cs="Times New Roman"/>
+        </w:rPr>
+        <w:t>fractions,</w:t>
+      </w:r>
+      <w:r>
+        <w:rPr>
+          <w:rFonts w:ascii="Times New Roman" w:hAnsi="Times New Roman" w:cs="Times New Roman"/>
+        </w:rPr>
+        <w:t xml:space="preserve"> use a </w:t>
+      </w:r>
+      <w:r>
+        <w:rPr>
+          <w:rFonts w:ascii="Times New Roman" w:hAnsi="Times New Roman" w:cs="Times New Roman"/>
+        </w:rPr>
+        <w:t>slash (e.g ¾)</w:t>
+      </w:r>
+      <w:r>
+        <w:rPr>
+          <w:rFonts w:ascii="Times New Roman" w:hAnsi="Times New Roman" w:cs="Times New Roman"/>
+        </w:rPr>
+        <w:t>. For</w:t>
+      </w:r>
+      <w:r>
+        <w:rPr>
+          <w:rFonts w:ascii="Times New Roman" w:hAnsi="Times New Roman" w:cs="Times New Roman"/>
+        </w:rPr>
+        <w:t xml:space="preserve"> </w:t>
+      </w:r>
+      <w:r>
+        <w:rPr>
+          <w:rFonts w:ascii="Times New Roman" w:hAnsi="Times New Roman" w:cs="Times New Roman"/>
+        </w:rPr>
+        <w:t xml:space="preserve">chemical </w:t>
+      </w:r>
+      <w:r>
+        <w:rPr>
+          <w:rFonts w:ascii="Times New Roman" w:hAnsi="Times New Roman" w:cs="Times New Roman"/>
+        </w:rPr>
+        <w:t xml:space="preserve">compounds to represent </w:t>
+      </w:r>
+      <w:r>
+        <w:rPr>
+          <w:rFonts w:ascii="Times New Roman" w:hAnsi="Times New Roman" w:cs="Times New Roman"/>
+        </w:rPr>
+        <w:t xml:space="preserve">valences use the number </w:t>
+      </w:r>
+      <w:r>
+        <w:rPr>
+          <w:rFonts w:ascii="Times New Roman" w:hAnsi="Times New Roman" w:cs="Times New Roman"/>
+        </w:rPr>
+        <w:t>followed</w:t>
+      </w:r>
+      <w:r>
+        <w:rPr>
+          <w:rFonts w:ascii="Times New Roman" w:hAnsi="Times New Roman" w:cs="Times New Roman"/>
+        </w:rPr>
+        <w:t xml:space="preserve"> by the </w:t>
+      </w:r>
+      <w:r>
+        <w:rPr>
+          <w:rFonts w:ascii="Times New Roman" w:hAnsi="Times New Roman" w:cs="Times New Roman"/>
+        </w:rPr>
+        <w:t>charge</w:t>
+      </w:r>
+      <w:r>
+        <w:rPr>
+          <w:rFonts w:ascii="Times New Roman" w:hAnsi="Times New Roman" w:cs="Times New Roman"/>
+        </w:rPr>
+        <w:t xml:space="preserve"> </w:t>
+      </w:r>
+      <w:r>
+        <w:rPr>
+          <w:rFonts w:ascii="Times New Roman" w:hAnsi="Times New Roman" w:cs="Times New Roman"/>
+        </w:rPr>
+        <w:t>(e.g.</w:t>
+      </w:r>
+      <w:r>
+        <w:rPr>
+          <w:rFonts w:ascii="Times New Roman" w:hAnsi="Times New Roman" w:cs="Times New Roman"/>
+        </w:rPr>
+        <w:t xml:space="preserve"> Ca</w:t>
+      </w:r>
+      <w:r>
+        <w:rPr>
+          <w:rFonts w:ascii="Times New Roman" w:hAnsi="Times New Roman" w:cs="Times New Roman"/>
+          <w:vertAlign w:val="superscript"/>
+        </w:rPr>
+        <w:t>2+</w:t>
+      </w:r>
+      <w:r>
+        <w:rPr>
+          <w:rFonts w:ascii="Times New Roman" w:hAnsi="Times New Roman" w:cs="Times New Roman"/>
+        </w:rPr>
+        <w:t xml:space="preserve"> or </w:t>
+      </w:r>
+      <w:r>
+        <w:rPr>
+          <w:rFonts w:ascii="Times New Roman" w:hAnsi="Times New Roman" w:cs="Times New Roman"/>
+        </w:rPr>
+        <w:t>SO</w:t>
+      </w:r>
+      <w:r>
+        <w:rPr>
+          <w:rFonts w:ascii="Times New Roman" w:hAnsi="Times New Roman" w:cs="Times New Roman"/>
+          <w:vertAlign w:val="subscript"/>
+        </w:rPr>
+        <w:t>4</w:t>
+      </w:r>
+      <w:r>
+        <w:rPr>
+          <w:rFonts w:ascii="Times New Roman" w:hAnsi="Times New Roman" w:cs="Times New Roman"/>
+          <w:vertAlign w:val="superscript"/>
+        </w:rPr>
+        <w:t>2-</w:t>
+      </w:r>
+      <w:r>
+        <w:rPr>
+          <w:rFonts w:ascii="Times New Roman" w:hAnsi="Times New Roman" w:cs="Times New Roman"/>
+        </w:rPr>
+        <w:t>).</w:t>
+      </w:r>
+      <w:r>
+        <w:rPr>
+          <w:rFonts w:ascii="Times New Roman" w:hAnsi="Times New Roman" w:cs="Times New Roman"/>
+        </w:rPr>
+        <w:t xml:space="preserve"> </w:t>
+      </w:r>
+      <w:r>
+        <w:rPr>
+          <w:rFonts w:ascii="Times New Roman" w:hAnsi="Times New Roman" w:cs="Times New Roman"/>
+        </w:rPr>
+        <w:t xml:space="preserve">To represent </w:t>
+      </w:r>
+      <w:r>
+        <w:rPr>
+          <w:rFonts w:ascii="Times New Roman" w:hAnsi="Times New Roman" w:cs="Times New Roman"/>
+        </w:rPr>
+        <w:t>isoto</w:t>
+      </w:r>
+      <w:r>
+        <w:rPr>
+          <w:rFonts w:ascii="Times New Roman" w:hAnsi="Times New Roman" w:cs="Times New Roman"/>
+        </w:rPr>
+        <w:t>pes</w:t>
+      </w:r>
+      <w:r>
+        <w:rPr>
+          <w:rFonts w:ascii="Times New Roman" w:hAnsi="Times New Roman" w:cs="Times New Roman"/>
+        </w:rPr>
+        <w:t xml:space="preserve">, place the number before </w:t>
+      </w:r>
+      <w:r>
+        <w:rPr>
+          <w:rFonts w:ascii="Times New Roman" w:hAnsi="Times New Roman" w:cs="Times New Roman"/>
+        </w:rPr>
+        <w:t>the</w:t>
+      </w:r>
+      <w:r>
+        <w:rPr>
+          <w:rFonts w:ascii="Times New Roman" w:hAnsi="Times New Roman" w:cs="Times New Roman"/>
+        </w:rPr>
+        <w:t xml:space="preserve"> element</w:t>
+      </w:r>
+      <w:r>
+        <w:rPr>
+          <w:rFonts w:ascii="Times New Roman" w:hAnsi="Times New Roman" w:cs="Times New Roman"/>
+        </w:rPr>
+        <w:t xml:space="preserve"> symbol </w:t>
+      </w:r>
+      <w:r>
+        <w:rPr>
+          <w:rFonts w:ascii="Times New Roman" w:hAnsi="Times New Roman" w:cs="Times New Roman"/>
+        </w:rPr>
+        <w:t>(e.g.</w:t>
+      </w:r>
+      <w:r>
+        <w:rPr>
+          <w:rFonts w:ascii="Times New Roman" w:hAnsi="Times New Roman" w:cs="Times New Roman"/>
+        </w:rPr>
+        <w:t xml:space="preserve"> </w:t>
+      </w:r>
+      <w:r>
+        <w:rPr>
+          <w:rFonts w:ascii="Times New Roman" w:hAnsi="Times New Roman" w:cs="Times New Roman"/>
+          <w:vertAlign w:val="superscript"/>
+        </w:rPr>
+        <w:t>14</w:t>
+      </w:r>
+      <w:r>
+        <w:rPr>
+          <w:rFonts w:ascii="Times New Roman" w:hAnsi="Times New Roman" w:cs="Times New Roman"/>
+        </w:rPr>
+        <w:t>C</w:t>
+      </w:r>
+      <w:r>
+        <w:rPr>
+          <w:rFonts w:ascii="Times New Roman" w:hAnsi="Times New Roman" w:cs="Times New Roman"/>
+        </w:rPr>
+        <w:t>)</w:t>
+      </w:r>
+      <w:r>
+        <w:rPr>
+          <w:rFonts w:ascii="Times New Roman" w:hAnsi="Times New Roman" w:cs="Times New Roman"/>
+        </w:rPr>
+        <w:t xml:space="preserve">. </w:t>
+      </w:r>
+      <w:r>
+        <w:rPr>
+          <w:rFonts w:ascii="Times New Roman" w:hAnsi="Times New Roman" w:cs="Times New Roman"/>
+        </w:rPr>
+        <w:t>The English</w:t>
+      </w:r>
+      <w:r>
+        <w:rPr>
+          <w:rFonts w:ascii="Times New Roman" w:hAnsi="Times New Roman" w:cs="Times New Roman"/>
+        </w:rPr>
+        <w:t xml:space="preserve"> language uses</w:t>
+      </w:r>
+      <w:r>
+        <w:rPr>
+          <w:rFonts w:ascii="Times New Roman" w:hAnsi="Times New Roman" w:cs="Times New Roman"/>
+        </w:rPr>
+        <w:t xml:space="preserve"> a</w:t>
+      </w:r>
+      <w:r>
+        <w:rPr>
+          <w:rFonts w:ascii="Times New Roman" w:hAnsi="Times New Roman" w:cs="Times New Roman"/>
+        </w:rPr>
+        <w:t xml:space="preserve"> </w:t>
+      </w:r>
+      <w:r>
+        <w:rPr>
+          <w:rFonts w:ascii="Times New Roman" w:hAnsi="Times New Roman" w:cs="Times New Roman"/>
+        </w:rPr>
+        <w:t>period</w:t>
+      </w:r>
+      <w:r>
+        <w:rPr>
+          <w:rFonts w:ascii="Times New Roman" w:hAnsi="Times New Roman" w:cs="Times New Roman"/>
+        </w:rPr>
+        <w:t xml:space="preserve"> </w:t>
+      </w:r>
+      <w:r>
+        <w:rPr>
+          <w:rFonts w:ascii="Times New Roman" w:hAnsi="Times New Roman" w:cs="Times New Roman"/>
+        </w:rPr>
+        <w:t>for</w:t>
+      </w:r>
+      <w:r>
+        <w:rPr>
+          <w:rFonts w:ascii="Times New Roman" w:hAnsi="Times New Roman" w:cs="Times New Roman"/>
+        </w:rPr>
+        <w:t xml:space="preserve"> </w:t>
+      </w:r>
+      <w:r>
+        <w:rPr>
+          <w:rFonts w:ascii="Times New Roman" w:hAnsi="Times New Roman" w:cs="Times New Roman"/>
+        </w:rPr>
+        <w:t>decimals</w:t>
+      </w:r>
+      <w:r>
+        <w:rPr>
+          <w:rFonts w:ascii="Times New Roman" w:hAnsi="Times New Roman" w:cs="Times New Roman"/>
+        </w:rPr>
+        <w:t xml:space="preserve"> (e.g. </w:t>
+      </w:r>
+      <w:r>
+        <w:rPr>
+          <w:rFonts w:ascii="Times New Roman" w:hAnsi="Times New Roman" w:cs="Times New Roman"/>
+        </w:rPr>
+        <w:t>2.5 or 3.75</w:t>
+      </w:r>
+      <w:r>
+        <w:rPr>
+          <w:rFonts w:ascii="Times New Roman" w:hAnsi="Times New Roman" w:cs="Times New Roman"/>
+        </w:rPr>
+        <w:t>)</w:t>
+      </w:r>
+      <w:r>
+        <w:rPr>
+          <w:rFonts w:ascii="Times New Roman" w:hAnsi="Times New Roman" w:cs="Times New Roman"/>
+        </w:rPr>
+        <w:t xml:space="preserve"> and comma </w:t>
+      </w:r>
+      <w:r>
+        <w:rPr>
+          <w:rFonts w:ascii="Times New Roman" w:hAnsi="Times New Roman" w:cs="Times New Roman"/>
+        </w:rPr>
+        <w:t>for</w:t>
+      </w:r>
+      <w:r>
+        <w:rPr>
+          <w:rFonts w:ascii="Times New Roman" w:hAnsi="Times New Roman" w:cs="Times New Roman"/>
+        </w:rPr>
+        <w:t xml:space="preserve"> </w:t>
+      </w:r>
+      <w:r>
+        <w:rPr>
+          <w:rFonts w:ascii="Times New Roman" w:hAnsi="Times New Roman" w:cs="Times New Roman"/>
+        </w:rPr>
+        <w:t>thousands</w:t>
+      </w:r>
+      <w:r>
+        <w:rPr>
+          <w:rFonts w:ascii="Times New Roman" w:hAnsi="Times New Roman" w:cs="Times New Roman"/>
+        </w:rPr>
+        <w:t xml:space="preserve"> (e.g. </w:t>
+      </w:r>
+      <w:r>
+        <w:rPr>
+          <w:rFonts w:ascii="Times New Roman" w:hAnsi="Times New Roman" w:cs="Times New Roman"/>
+        </w:rPr>
+        <w:t>4,500 or 5</w:t>
+      </w:r>
+      <w:r>
+        <w:rPr>
+          <w:rFonts w:ascii="Times New Roman" w:hAnsi="Times New Roman" w:cs="Times New Roman"/>
+        </w:rPr>
+        <w:t>,</w:t>
+      </w:r>
+      <w:r>
+        <w:rPr>
+          <w:rFonts w:ascii="Times New Roman" w:hAnsi="Times New Roman" w:cs="Times New Roman"/>
+        </w:rPr>
+        <w:t>275</w:t>
+      </w:r>
+      <w:r>
+        <w:rPr>
+          <w:rFonts w:ascii="Times New Roman" w:hAnsi="Times New Roman" w:cs="Times New Roman"/>
+        </w:rPr>
+        <w:t>.25</w:t>
+      </w:r>
+      <w:r>
+        <w:rPr>
+          <w:rFonts w:ascii="Times New Roman" w:hAnsi="Times New Roman" w:cs="Times New Roman"/>
+        </w:rPr>
+        <w:t>)</w:t>
       </w:r>
       <w:r>
         <w:rPr>
@@ -948,979 +2035,6 @@
         <w:rPr>
           <w:rFonts w:ascii="Times New Roman" w:hAnsi="Times New Roman" w:cs="Times New Roman"/>
         </w:rPr>
-        <w:t xml:space="preserve"> Do</w:t>
-      </w:r>
-      <w:r>
-        <w:rPr>
-          <w:rFonts w:ascii="Times New Roman" w:hAnsi="Times New Roman" w:cs="Times New Roman"/>
-        </w:rPr>
-        <w:t xml:space="preserve"> not</w:t>
-      </w:r>
-      <w:r>
-        <w:rPr>
-          <w:rFonts w:ascii="Times New Roman" w:hAnsi="Times New Roman" w:cs="Times New Roman"/>
-        </w:rPr>
-        <w:t xml:space="preserve"> </w:t>
-      </w:r>
-      <w:r>
-        <w:rPr>
-          <w:rFonts w:ascii="Times New Roman" w:hAnsi="Times New Roman" w:cs="Times New Roman"/>
-        </w:rPr>
-        <w:t>include references</w:t>
-      </w:r>
-      <w:r>
-        <w:rPr>
-          <w:rFonts w:ascii="Times New Roman" w:hAnsi="Times New Roman" w:cs="Times New Roman"/>
-        </w:rPr>
-        <w:t>.</w:t>
-      </w:r>
-      <w:r>
-        <w:rPr>
-          <w:rFonts w:ascii="Times New Roman" w:hAnsi="Times New Roman" w:cs="Times New Roman"/>
-        </w:rPr>
-        <w:t xml:space="preserve"> </w:t>
-      </w:r>
-      <w:r>
-        <w:rPr>
-          <w:rFonts w:ascii="Times New Roman" w:hAnsi="Times New Roman" w:cs="Times New Roman"/>
-        </w:rPr>
-        <w:t>Exactly three keywords must be provided</w:t>
-      </w:r>
-      <w:r>
-        <w:rPr>
-          <w:rFonts w:ascii="Times New Roman" w:hAnsi="Times New Roman" w:cs="Times New Roman"/>
-        </w:rPr>
-        <w:t>.</w:t>
-      </w:r>
-      <w:r>
-        <w:rPr>
-          <w:rFonts w:ascii="Times New Roman" w:hAnsi="Times New Roman" w:cs="Times New Roman"/>
-        </w:rPr>
-        <w:t xml:space="preserve"> </w:t>
-      </w:r>
-      <w:r>
-        <w:rPr>
-          <w:rFonts w:ascii="Times New Roman" w:hAnsi="Times New Roman" w:cs="Times New Roman"/>
-        </w:rPr>
-        <w:t>I</w:t>
-      </w:r>
-      <w:r>
-        <w:rPr>
-          <w:rFonts w:ascii="Times New Roman" w:hAnsi="Times New Roman" w:cs="Times New Roman"/>
-        </w:rPr>
-        <w:t>nformation</w:t>
-      </w:r>
-      <w:r>
-        <w:rPr>
-          <w:rFonts w:ascii="Times New Roman" w:hAnsi="Times New Roman" w:cs="Times New Roman"/>
-        </w:rPr>
-        <w:t xml:space="preserve"> </w:t>
-      </w:r>
-      <w:r>
-        <w:rPr>
-          <w:rFonts w:ascii="Times New Roman" w:hAnsi="Times New Roman" w:cs="Times New Roman"/>
-        </w:rPr>
-        <w:t>regarding</w:t>
-      </w:r>
-      <w:r>
-        <w:rPr>
-          <w:rFonts w:ascii="Times New Roman" w:hAnsi="Times New Roman" w:cs="Times New Roman"/>
-        </w:rPr>
-        <w:t xml:space="preserve"> </w:t>
-      </w:r>
-      <w:r>
-        <w:rPr>
-          <w:rFonts w:ascii="Times New Roman" w:hAnsi="Times New Roman" w:cs="Times New Roman"/>
-        </w:rPr>
-        <w:t>research funding, animal ethics committee approval, SISGEN regist</w:t>
-      </w:r>
-      <w:r>
-        <w:rPr>
-          <w:rFonts w:ascii="Times New Roman" w:hAnsi="Times New Roman" w:cs="Times New Roman"/>
-        </w:rPr>
-        <w:t>ration</w:t>
-      </w:r>
-      <w:r>
-        <w:rPr>
-          <w:rFonts w:ascii="Times New Roman" w:hAnsi="Times New Roman" w:cs="Times New Roman"/>
-        </w:rPr>
-        <w:t xml:space="preserve"> and acknowledgments</w:t>
-      </w:r>
-      <w:r>
-        <w:rPr>
-          <w:rFonts w:ascii="Times New Roman" w:hAnsi="Times New Roman" w:cs="Times New Roman"/>
-        </w:rPr>
-        <w:t xml:space="preserve"> should be included at the end of the abstract</w:t>
-      </w:r>
-      <w:r>
-        <w:rPr>
-          <w:rFonts w:ascii="Times New Roman" w:hAnsi="Times New Roman" w:cs="Times New Roman"/>
-        </w:rPr>
-        <w:t>,</w:t>
-      </w:r>
-      <w:r>
-        <w:rPr>
-          <w:rFonts w:ascii="Times New Roman" w:hAnsi="Times New Roman" w:cs="Times New Roman"/>
-        </w:rPr>
-        <w:t xml:space="preserve"> if </w:t>
-      </w:r>
-      <w:r>
-        <w:rPr>
-          <w:rFonts w:ascii="Times New Roman" w:hAnsi="Times New Roman" w:cs="Times New Roman"/>
-        </w:rPr>
-        <w:t>applicable</w:t>
-      </w:r>
-      <w:r>
-        <w:rPr>
-          <w:rFonts w:ascii="Times New Roman" w:hAnsi="Times New Roman" w:cs="Times New Roman"/>
-        </w:rPr>
-        <w:t xml:space="preserve">. </w:t>
-      </w:r>
-      <w:r>
-        <w:rPr>
-          <w:rFonts w:ascii="Times New Roman" w:hAnsi="Times New Roman" w:cs="Times New Roman"/>
-        </w:rPr>
-        <w:t xml:space="preserve">Formulas and equations should be legible, </w:t>
-      </w:r>
-      <w:r>
-        <w:rPr>
-          <w:rFonts w:ascii="Times New Roman" w:hAnsi="Times New Roman" w:cs="Times New Roman"/>
-        </w:rPr>
-        <w:t xml:space="preserve">with </w:t>
-      </w:r>
-      <w:r>
-        <w:rPr>
-          <w:rFonts w:ascii="Times New Roman" w:hAnsi="Times New Roman" w:cs="Times New Roman"/>
-        </w:rPr>
-        <w:t>clear subscripts and superscripts.</w:t>
-      </w:r>
-      <w:r>
-        <w:rPr>
-          <w:rFonts w:ascii="Times New Roman" w:hAnsi="Times New Roman" w:cs="Times New Roman"/>
-        </w:rPr>
-        <w:t xml:space="preserve"> After the equation</w:t>
-      </w:r>
-      <w:r>
-        <w:rPr>
-          <w:rFonts w:ascii="Times New Roman" w:hAnsi="Times New Roman" w:cs="Times New Roman"/>
-        </w:rPr>
-        <w:t>,</w:t>
-      </w:r>
-      <w:r>
-        <w:rPr>
-          <w:rFonts w:ascii="Times New Roman" w:hAnsi="Times New Roman" w:cs="Times New Roman"/>
-        </w:rPr>
-        <w:t xml:space="preserve"> </w:t>
-      </w:r>
-      <w:r>
-        <w:rPr>
-          <w:rFonts w:ascii="Times New Roman" w:hAnsi="Times New Roman" w:cs="Times New Roman"/>
-        </w:rPr>
-        <w:t>define</w:t>
-      </w:r>
-      <w:r>
-        <w:rPr>
-          <w:rFonts w:ascii="Times New Roman" w:hAnsi="Times New Roman" w:cs="Times New Roman"/>
-        </w:rPr>
-        <w:t xml:space="preserve"> </w:t>
-      </w:r>
-      <w:r>
-        <w:rPr>
-          <w:rFonts w:ascii="Times New Roman" w:hAnsi="Times New Roman" w:cs="Times New Roman"/>
-        </w:rPr>
-        <w:t>all</w:t>
-      </w:r>
-      <w:r>
-        <w:rPr>
-          <w:rFonts w:ascii="Times New Roman" w:hAnsi="Times New Roman" w:cs="Times New Roman"/>
-        </w:rPr>
-        <w:t xml:space="preserve"> symbols</w:t>
-      </w:r>
-      <w:r>
-        <w:rPr>
-          <w:rFonts w:ascii="Times New Roman" w:hAnsi="Times New Roman" w:cs="Times New Roman"/>
-        </w:rPr>
-        <w:t xml:space="preserve"> used</w:t>
-      </w:r>
-      <w:r>
-        <w:rPr>
-          <w:rFonts w:ascii="Times New Roman" w:hAnsi="Times New Roman" w:cs="Times New Roman"/>
-        </w:rPr>
-        <w:t>.</w:t>
-      </w:r>
-      <w:r>
-        <w:rPr>
-          <w:rFonts w:ascii="Times New Roman" w:hAnsi="Times New Roman" w:cs="Times New Roman"/>
-        </w:rPr>
-        <w:t xml:space="preserve"> </w:t>
-      </w:r>
-      <w:r>
-        <w:rPr>
-          <w:rFonts w:ascii="Times New Roman" w:hAnsi="Times New Roman" w:cs="Times New Roman"/>
-        </w:rPr>
-        <w:t>U</w:t>
-      </w:r>
-      <w:r>
-        <w:rPr>
-          <w:rFonts w:ascii="Times New Roman" w:hAnsi="Times New Roman" w:cs="Times New Roman"/>
-        </w:rPr>
-        <w:t xml:space="preserve">nits </w:t>
-      </w:r>
-      <w:r>
-        <w:rPr>
-          <w:rFonts w:ascii="Times New Roman" w:hAnsi="Times New Roman" w:cs="Times New Roman"/>
-        </w:rPr>
-        <w:t>must</w:t>
-      </w:r>
-      <w:r>
-        <w:rPr>
-          <w:rFonts w:ascii="Times New Roman" w:hAnsi="Times New Roman" w:cs="Times New Roman"/>
-        </w:rPr>
-        <w:t xml:space="preserve"> follow the </w:t>
-      </w:r>
-      <w:r>
-        <w:rPr>
-          <w:rFonts w:ascii="Times New Roman" w:hAnsi="Times New Roman" w:cs="Times New Roman"/>
-        </w:rPr>
-        <w:t>International System</w:t>
-      </w:r>
-      <w:r>
-        <w:rPr>
-          <w:rFonts w:ascii="Times New Roman" w:hAnsi="Times New Roman" w:cs="Times New Roman"/>
-        </w:rPr>
-        <w:t xml:space="preserve"> of</w:t>
-      </w:r>
-      <w:r>
-        <w:rPr>
-          <w:rFonts w:ascii="Times New Roman" w:hAnsi="Times New Roman" w:cs="Times New Roman"/>
-        </w:rPr>
-        <w:t xml:space="preserve"> Unit</w:t>
-      </w:r>
-      <w:r>
-        <w:rPr>
-          <w:rFonts w:ascii="Times New Roman" w:hAnsi="Times New Roman" w:cs="Times New Roman"/>
-        </w:rPr>
-        <w:t>s</w:t>
-      </w:r>
-      <w:r>
-        <w:rPr>
-          <w:rFonts w:ascii="Times New Roman" w:hAnsi="Times New Roman" w:cs="Times New Roman"/>
-        </w:rPr>
-        <w:t xml:space="preserve"> (SI)</w:t>
-      </w:r>
-      <w:r>
-        <w:rPr>
-          <w:rFonts w:ascii="Times New Roman" w:hAnsi="Times New Roman" w:cs="Times New Roman"/>
-        </w:rPr>
-        <w:t>.</w:t>
-      </w:r>
-      <w:r>
-        <w:rPr>
-          <w:rFonts w:ascii="Times New Roman" w:hAnsi="Times New Roman" w:cs="Times New Roman"/>
-        </w:rPr>
-        <w:t xml:space="preserve"> </w:t>
-      </w:r>
-      <w:r>
-        <w:rPr>
-          <w:rFonts w:ascii="Times New Roman" w:hAnsi="Times New Roman" w:cs="Times New Roman"/>
-        </w:rPr>
-        <w:t xml:space="preserve">Some units in SI </w:t>
-      </w:r>
-      <w:r>
-        <w:rPr>
-          <w:rFonts w:ascii="Times New Roman" w:hAnsi="Times New Roman" w:cs="Times New Roman"/>
-        </w:rPr>
-        <w:t>require capitalization</w:t>
-      </w:r>
-      <w:r>
-        <w:rPr>
-          <w:rFonts w:ascii="Times New Roman" w:hAnsi="Times New Roman" w:cs="Times New Roman"/>
-        </w:rPr>
-        <w:t xml:space="preserve"> </w:t>
-      </w:r>
-      <w:r>
-        <w:rPr>
-          <w:rFonts w:ascii="Times New Roman" w:hAnsi="Times New Roman" w:cs="Times New Roman"/>
-        </w:rPr>
-        <w:t xml:space="preserve">(e.g. </w:t>
-      </w:r>
-      <w:r>
-        <w:rPr>
-          <w:rFonts w:ascii="Times New Roman" w:hAnsi="Times New Roman" w:cs="Times New Roman"/>
-        </w:rPr>
-        <w:t xml:space="preserve">liter - L </w:t>
-      </w:r>
-      <w:r>
-        <w:rPr>
-          <w:rFonts w:ascii="Times New Roman" w:hAnsi="Times New Roman" w:cs="Times New Roman"/>
-        </w:rPr>
-        <w:t xml:space="preserve">or newton </w:t>
-      </w:r>
-      <w:r>
-        <w:rPr>
-          <w:rFonts w:ascii="Times New Roman" w:hAnsi="Times New Roman" w:cs="Times New Roman"/>
-        </w:rPr>
-        <w:t>–</w:t>
-      </w:r>
-      <w:r>
-        <w:rPr>
-          <w:rFonts w:ascii="Times New Roman" w:hAnsi="Times New Roman" w:cs="Times New Roman"/>
-        </w:rPr>
-        <w:t xml:space="preserve"> N</w:t>
-      </w:r>
-      <w:r>
-        <w:rPr>
-          <w:rFonts w:ascii="Times New Roman" w:hAnsi="Times New Roman" w:cs="Times New Roman"/>
-        </w:rPr>
-        <w:t>)</w:t>
-      </w:r>
-      <w:r>
-        <w:rPr>
-          <w:rFonts w:ascii="Times New Roman" w:hAnsi="Times New Roman" w:cs="Times New Roman"/>
-        </w:rPr>
-        <w:t>, while</w:t>
-      </w:r>
-      <w:r>
-        <w:rPr>
-          <w:rFonts w:ascii="Times New Roman" w:hAnsi="Times New Roman" w:cs="Times New Roman"/>
-        </w:rPr>
-        <w:t xml:space="preserve"> </w:t>
-      </w:r>
-      <w:r>
-        <w:rPr>
-          <w:rFonts w:ascii="Times New Roman" w:hAnsi="Times New Roman" w:cs="Times New Roman"/>
-        </w:rPr>
-        <w:t>other units don’t need</w:t>
-      </w:r>
-      <w:r>
-        <w:rPr>
-          <w:rFonts w:ascii="Times New Roman" w:hAnsi="Times New Roman" w:cs="Times New Roman"/>
-        </w:rPr>
-        <w:t xml:space="preserve"> capitalization</w:t>
-      </w:r>
-      <w:r>
-        <w:rPr>
-          <w:rFonts w:ascii="Times New Roman" w:hAnsi="Times New Roman" w:cs="Times New Roman"/>
-        </w:rPr>
-        <w:t xml:space="preserve"> </w:t>
-      </w:r>
-      <w:r>
-        <w:rPr>
-          <w:rFonts w:ascii="Times New Roman" w:hAnsi="Times New Roman" w:cs="Times New Roman"/>
-        </w:rPr>
-        <w:t>(e</w:t>
-      </w:r>
-      <w:r>
-        <w:rPr>
-          <w:rFonts w:ascii="Times New Roman" w:hAnsi="Times New Roman" w:cs="Times New Roman"/>
-        </w:rPr>
-        <w:t xml:space="preserve">.g. </w:t>
-      </w:r>
-      <w:r>
-        <w:rPr>
-          <w:rFonts w:ascii="Times New Roman" w:hAnsi="Times New Roman" w:cs="Times New Roman"/>
-        </w:rPr>
-        <w:t xml:space="preserve">gram </w:t>
-      </w:r>
-      <w:r>
-        <w:rPr>
-          <w:rFonts w:ascii="Times New Roman" w:hAnsi="Times New Roman" w:cs="Times New Roman"/>
-        </w:rPr>
-        <w:t xml:space="preserve">- </w:t>
-      </w:r>
-      <w:r>
-        <w:rPr>
-          <w:rFonts w:ascii="Times New Roman" w:hAnsi="Times New Roman" w:cs="Times New Roman"/>
-        </w:rPr>
-        <w:t>g</w:t>
-      </w:r>
-      <w:r>
-        <w:rPr>
-          <w:rFonts w:ascii="Times New Roman" w:hAnsi="Times New Roman" w:cs="Times New Roman"/>
-        </w:rPr>
-        <w:t xml:space="preserve"> or second </w:t>
-      </w:r>
-      <w:r>
-        <w:rPr>
-          <w:rFonts w:ascii="Times New Roman" w:hAnsi="Times New Roman" w:cs="Times New Roman"/>
-        </w:rPr>
-        <w:t>–</w:t>
-      </w:r>
-      <w:r>
-        <w:rPr>
-          <w:rFonts w:ascii="Times New Roman" w:hAnsi="Times New Roman" w:cs="Times New Roman"/>
-        </w:rPr>
-        <w:t xml:space="preserve"> s</w:t>
-      </w:r>
-      <w:r>
-        <w:rPr>
-          <w:rFonts w:ascii="Times New Roman" w:hAnsi="Times New Roman" w:cs="Times New Roman"/>
-        </w:rPr>
-        <w:t>)</w:t>
-      </w:r>
-      <w:r>
-        <w:rPr>
-          <w:rFonts w:ascii="Times New Roman" w:hAnsi="Times New Roman" w:cs="Times New Roman"/>
-        </w:rPr>
-        <w:t xml:space="preserve">. </w:t>
-      </w:r>
-      <w:r>
-        <w:rPr>
-          <w:rFonts w:ascii="Times New Roman" w:hAnsi="Times New Roman" w:cs="Times New Roman"/>
-        </w:rPr>
-        <w:t>U</w:t>
-      </w:r>
-      <w:r>
-        <w:rPr>
-          <w:rFonts w:ascii="Times New Roman" w:hAnsi="Times New Roman" w:cs="Times New Roman"/>
-        </w:rPr>
-        <w:t>se per</w:t>
-      </w:r>
-      <w:r>
-        <w:rPr>
-          <w:rFonts w:ascii="Times New Roman" w:hAnsi="Times New Roman" w:cs="Times New Roman"/>
-        </w:rPr>
-        <w:t xml:space="preserve">centage without </w:t>
-      </w:r>
-      <w:r>
-        <w:rPr>
-          <w:rFonts w:ascii="Times New Roman" w:hAnsi="Times New Roman" w:cs="Times New Roman"/>
-        </w:rPr>
-        <w:t>space</w:t>
-      </w:r>
-      <w:r>
-        <w:rPr>
-          <w:rFonts w:ascii="Times New Roman" w:hAnsi="Times New Roman" w:cs="Times New Roman"/>
-        </w:rPr>
-        <w:t xml:space="preserve"> </w:t>
-      </w:r>
-      <w:r>
-        <w:rPr>
-          <w:rFonts w:ascii="Times New Roman" w:hAnsi="Times New Roman" w:cs="Times New Roman"/>
-        </w:rPr>
-        <w:t>(e.g. 10%)</w:t>
-      </w:r>
-      <w:r>
-        <w:rPr>
-          <w:rFonts w:ascii="Times New Roman" w:hAnsi="Times New Roman" w:cs="Times New Roman"/>
-        </w:rPr>
-        <w:t xml:space="preserve">. </w:t>
-      </w:r>
-      <w:r>
-        <w:rPr>
-          <w:rFonts w:ascii="Times New Roman" w:hAnsi="Times New Roman" w:cs="Times New Roman"/>
-        </w:rPr>
-        <w:t>I</w:t>
-      </w:r>
-      <w:r>
-        <w:rPr>
-          <w:rFonts w:ascii="Times New Roman" w:hAnsi="Times New Roman" w:cs="Times New Roman"/>
-        </w:rPr>
-        <w:t xml:space="preserve">nsert </w:t>
-      </w:r>
-      <w:r>
-        <w:rPr>
-          <w:rFonts w:ascii="Times New Roman" w:hAnsi="Times New Roman" w:cs="Times New Roman"/>
-        </w:rPr>
-        <w:t>a</w:t>
-      </w:r>
-      <w:r>
-        <w:rPr>
-          <w:rFonts w:ascii="Times New Roman" w:hAnsi="Times New Roman" w:cs="Times New Roman"/>
-        </w:rPr>
-        <w:t xml:space="preserve"> space between </w:t>
-      </w:r>
-      <w:r>
-        <w:rPr>
-          <w:rFonts w:ascii="Times New Roman" w:hAnsi="Times New Roman" w:cs="Times New Roman"/>
-        </w:rPr>
-        <w:t>a</w:t>
-      </w:r>
-      <w:r>
-        <w:rPr>
-          <w:rFonts w:ascii="Times New Roman" w:hAnsi="Times New Roman" w:cs="Times New Roman"/>
-        </w:rPr>
-        <w:t xml:space="preserve"> number and unit </w:t>
-      </w:r>
-      <w:r>
-        <w:rPr>
-          <w:rFonts w:ascii="Times New Roman" w:hAnsi="Times New Roman" w:cs="Times New Roman"/>
-        </w:rPr>
-        <w:t xml:space="preserve">(e.g. </w:t>
-      </w:r>
-      <w:r>
-        <w:rPr>
-          <w:rFonts w:ascii="Times New Roman" w:hAnsi="Times New Roman" w:cs="Times New Roman"/>
-        </w:rPr>
-        <w:t>5</w:t>
-      </w:r>
-      <w:r>
-        <w:rPr>
-          <w:rFonts w:ascii="Times New Roman" w:hAnsi="Times New Roman" w:cs="Times New Roman"/>
-        </w:rPr>
-        <w:t>0 kg</w:t>
-      </w:r>
-      <w:r>
-        <w:rPr>
-          <w:rFonts w:ascii="Times New Roman" w:hAnsi="Times New Roman" w:cs="Times New Roman"/>
-        </w:rPr>
-        <w:t xml:space="preserve"> or </w:t>
-      </w:r>
-      <w:r>
-        <w:rPr>
-          <w:rFonts w:ascii="Times New Roman" w:hAnsi="Times New Roman" w:cs="Times New Roman"/>
-        </w:rPr>
-        <w:t>30</w:t>
-      </w:r>
-      <w:r>
-        <w:rPr>
-          <w:rFonts w:ascii="Times New Roman" w:hAnsi="Times New Roman" w:cs="Times New Roman"/>
-        </w:rPr>
-        <w:t xml:space="preserve"> </w:t>
-      </w:r>
-      <w:r>
-        <w:rPr>
-          <w:rFonts w:ascii="Times New Roman" w:hAnsi="Times New Roman" w:cs="Times New Roman"/>
-        </w:rPr>
-        <w:t>°</w:t>
-      </w:r>
-      <w:r>
-        <w:rPr>
-          <w:rFonts w:ascii="Times New Roman" w:hAnsi="Times New Roman" w:cs="Times New Roman"/>
-        </w:rPr>
-        <w:t>C</w:t>
-      </w:r>
-      <w:r>
-        <w:rPr>
-          <w:rFonts w:ascii="Times New Roman" w:hAnsi="Times New Roman" w:cs="Times New Roman"/>
-        </w:rPr>
-        <w:t>)</w:t>
-      </w:r>
-      <w:r>
-        <w:rPr>
-          <w:rFonts w:ascii="Times New Roman" w:hAnsi="Times New Roman" w:cs="Times New Roman"/>
-        </w:rPr>
-        <w:t>.</w:t>
-      </w:r>
-      <w:r>
-        <w:rPr>
-          <w:rFonts w:ascii="Times New Roman" w:hAnsi="Times New Roman" w:cs="Times New Roman"/>
-        </w:rPr>
-        <w:t xml:space="preserve"> For compound units, either use a slash (/) or negative exponents</w:t>
-      </w:r>
-      <w:r>
-        <w:rPr>
-          <w:rFonts w:ascii="Times New Roman" w:hAnsi="Times New Roman" w:cs="Times New Roman"/>
-        </w:rPr>
-        <w:t xml:space="preserve"> </w:t>
-      </w:r>
-      <w:r>
-        <w:rPr>
-          <w:rFonts w:ascii="Times New Roman" w:hAnsi="Times New Roman" w:cs="Times New Roman"/>
-        </w:rPr>
-        <w:t xml:space="preserve">(e.g. </w:t>
-      </w:r>
-      <w:r>
-        <w:rPr>
-          <w:rFonts w:ascii="Times New Roman" w:hAnsi="Times New Roman" w:cs="Times New Roman"/>
-        </w:rPr>
-        <w:t>m/s or m s</w:t>
-      </w:r>
-      <w:r>
-        <w:rPr>
-          <w:rFonts w:ascii="Times New Roman" w:hAnsi="Times New Roman" w:cs="Times New Roman"/>
-          <w:vertAlign w:val="superscript"/>
-        </w:rPr>
-        <w:t>-1</w:t>
-      </w:r>
-      <w:r>
-        <w:rPr>
-          <w:rFonts w:ascii="Times New Roman" w:hAnsi="Times New Roman" w:cs="Times New Roman"/>
-        </w:rPr>
-        <w:t xml:space="preserve">, </w:t>
-      </w:r>
-      <w:r>
-        <w:rPr>
-          <w:rFonts w:ascii="Times New Roman" w:hAnsi="Times New Roman" w:cs="Times New Roman"/>
-        </w:rPr>
-        <w:t>k</w:t>
-      </w:r>
-      <w:r>
-        <w:rPr>
-          <w:rFonts w:ascii="Times New Roman" w:hAnsi="Times New Roman" w:cs="Times New Roman"/>
-        </w:rPr>
-        <w:t>g</w:t>
-      </w:r>
-      <w:r>
-        <w:rPr>
-          <w:rFonts w:ascii="Times New Roman" w:hAnsi="Times New Roman" w:cs="Times New Roman"/>
-        </w:rPr>
-        <w:t>/m</w:t>
-      </w:r>
-      <w:r>
-        <w:rPr>
-          <w:rFonts w:ascii="Times New Roman" w:hAnsi="Times New Roman" w:cs="Times New Roman"/>
-          <w:vertAlign w:val="superscript"/>
-        </w:rPr>
-        <w:t>3</w:t>
-      </w:r>
-      <w:r>
-        <w:rPr>
-          <w:rFonts w:ascii="Times New Roman" w:hAnsi="Times New Roman" w:cs="Times New Roman"/>
-        </w:rPr>
-        <w:t xml:space="preserve"> or kg m</w:t>
-      </w:r>
-      <w:r>
-        <w:rPr>
-          <w:rFonts w:ascii="Times New Roman" w:hAnsi="Times New Roman" w:cs="Times New Roman"/>
-          <w:vertAlign w:val="superscript"/>
-        </w:rPr>
-        <w:t>-3</w:t>
-      </w:r>
-      <w:r>
-        <w:rPr>
-          <w:rFonts w:ascii="Times New Roman" w:hAnsi="Times New Roman" w:cs="Times New Roman"/>
-        </w:rPr>
-        <w:t>).</w:t>
-      </w:r>
-      <w:r>
-        <w:rPr>
-          <w:rFonts w:ascii="Times New Roman" w:hAnsi="Times New Roman" w:cs="Times New Roman"/>
-        </w:rPr>
-        <w:t xml:space="preserve"> </w:t>
-      </w:r>
-      <w:r>
-        <w:rPr>
-          <w:rFonts w:ascii="Times New Roman" w:hAnsi="Times New Roman" w:cs="Times New Roman"/>
-        </w:rPr>
-        <w:t>For</w:t>
-      </w:r>
-      <w:r>
-        <w:rPr>
-          <w:rFonts w:ascii="Times New Roman" w:hAnsi="Times New Roman" w:cs="Times New Roman"/>
-        </w:rPr>
-        <w:t xml:space="preserve"> </w:t>
-      </w:r>
-      <w:r>
-        <w:rPr>
-          <w:rFonts w:ascii="Times New Roman" w:hAnsi="Times New Roman" w:cs="Times New Roman"/>
-        </w:rPr>
-        <w:t xml:space="preserve">chemical </w:t>
-      </w:r>
-      <w:r>
-        <w:rPr>
-          <w:rFonts w:ascii="Times New Roman" w:hAnsi="Times New Roman" w:cs="Times New Roman"/>
-        </w:rPr>
-        <w:t xml:space="preserve">compounds to represent </w:t>
-      </w:r>
-      <w:r>
-        <w:rPr>
-          <w:rFonts w:ascii="Times New Roman" w:hAnsi="Times New Roman" w:cs="Times New Roman"/>
-        </w:rPr>
-        <w:t xml:space="preserve">valences use the number </w:t>
-      </w:r>
-      <w:r>
-        <w:rPr>
-          <w:rFonts w:ascii="Times New Roman" w:hAnsi="Times New Roman" w:cs="Times New Roman"/>
-        </w:rPr>
-        <w:t>followed</w:t>
-      </w:r>
-      <w:r>
-        <w:rPr>
-          <w:rFonts w:ascii="Times New Roman" w:hAnsi="Times New Roman" w:cs="Times New Roman"/>
-        </w:rPr>
-        <w:t xml:space="preserve"> by the </w:t>
-      </w:r>
-      <w:r>
-        <w:rPr>
-          <w:rFonts w:ascii="Times New Roman" w:hAnsi="Times New Roman" w:cs="Times New Roman"/>
-        </w:rPr>
-        <w:t>charge</w:t>
-      </w:r>
-      <w:r>
-        <w:rPr>
-          <w:rFonts w:ascii="Times New Roman" w:hAnsi="Times New Roman" w:cs="Times New Roman"/>
-        </w:rPr>
-        <w:t xml:space="preserve"> </w:t>
-      </w:r>
-      <w:r>
-        <w:rPr>
-          <w:rFonts w:ascii="Times New Roman" w:hAnsi="Times New Roman" w:cs="Times New Roman"/>
-        </w:rPr>
-        <w:t>(e.g.</w:t>
-      </w:r>
-      <w:r>
-        <w:rPr>
-          <w:rFonts w:ascii="Times New Roman" w:hAnsi="Times New Roman" w:cs="Times New Roman"/>
-        </w:rPr>
-        <w:t xml:space="preserve"> Ca</w:t>
-      </w:r>
-      <w:r>
-        <w:rPr>
-          <w:rFonts w:ascii="Times New Roman" w:hAnsi="Times New Roman" w:cs="Times New Roman"/>
-          <w:vertAlign w:val="superscript"/>
-        </w:rPr>
-        <w:t>2+</w:t>
-      </w:r>
-      <w:r>
-        <w:rPr>
-          <w:rFonts w:ascii="Times New Roman" w:hAnsi="Times New Roman" w:cs="Times New Roman"/>
-        </w:rPr>
-        <w:t xml:space="preserve"> or </w:t>
-      </w:r>
-      <w:r>
-        <w:rPr>
-          <w:rFonts w:ascii="Times New Roman" w:hAnsi="Times New Roman" w:cs="Times New Roman"/>
-        </w:rPr>
-        <w:t>SO</w:t>
-      </w:r>
-      <w:r>
-        <w:rPr>
-          <w:rFonts w:ascii="Times New Roman" w:hAnsi="Times New Roman" w:cs="Times New Roman"/>
-          <w:vertAlign w:val="subscript"/>
-        </w:rPr>
-        <w:t>4</w:t>
-      </w:r>
-      <w:r>
-        <w:rPr>
-          <w:rFonts w:ascii="Times New Roman" w:hAnsi="Times New Roman" w:cs="Times New Roman"/>
-          <w:vertAlign w:val="superscript"/>
-        </w:rPr>
-        <w:t>2-</w:t>
-      </w:r>
-      <w:r>
-        <w:rPr>
-          <w:rFonts w:ascii="Times New Roman" w:hAnsi="Times New Roman" w:cs="Times New Roman"/>
-        </w:rPr>
-        <w:t>).</w:t>
-      </w:r>
-      <w:r>
-        <w:rPr>
-          <w:rFonts w:ascii="Times New Roman" w:hAnsi="Times New Roman" w:cs="Times New Roman"/>
-        </w:rPr>
-        <w:t xml:space="preserve"> </w:t>
-      </w:r>
-      <w:r>
-        <w:rPr>
-          <w:rFonts w:ascii="Times New Roman" w:hAnsi="Times New Roman" w:cs="Times New Roman"/>
-        </w:rPr>
-        <w:t xml:space="preserve">To represent </w:t>
-      </w:r>
-      <w:r>
-        <w:rPr>
-          <w:rFonts w:ascii="Times New Roman" w:hAnsi="Times New Roman" w:cs="Times New Roman"/>
-        </w:rPr>
-        <w:t>isoto</w:t>
-      </w:r>
-      <w:r>
-        <w:rPr>
-          <w:rFonts w:ascii="Times New Roman" w:hAnsi="Times New Roman" w:cs="Times New Roman"/>
-        </w:rPr>
-        <w:t>pes</w:t>
-      </w:r>
-      <w:r>
-        <w:rPr>
-          <w:rFonts w:ascii="Times New Roman" w:hAnsi="Times New Roman" w:cs="Times New Roman"/>
-        </w:rPr>
-        <w:t xml:space="preserve">, place the number before </w:t>
-      </w:r>
-      <w:r>
-        <w:rPr>
-          <w:rFonts w:ascii="Times New Roman" w:hAnsi="Times New Roman" w:cs="Times New Roman"/>
-        </w:rPr>
-        <w:t>the</w:t>
-      </w:r>
-      <w:r>
-        <w:rPr>
-          <w:rFonts w:ascii="Times New Roman" w:hAnsi="Times New Roman" w:cs="Times New Roman"/>
-        </w:rPr>
-        <w:t xml:space="preserve"> element</w:t>
-      </w:r>
-      <w:r>
-        <w:rPr>
-          <w:rFonts w:ascii="Times New Roman" w:hAnsi="Times New Roman" w:cs="Times New Roman"/>
-        </w:rPr>
-        <w:t xml:space="preserve"> symbol </w:t>
-      </w:r>
-      <w:r>
-        <w:rPr>
-          <w:rFonts w:ascii="Times New Roman" w:hAnsi="Times New Roman" w:cs="Times New Roman"/>
-        </w:rPr>
-        <w:t>(e.g.</w:t>
-      </w:r>
-      <w:r>
-        <w:rPr>
-          <w:rFonts w:ascii="Times New Roman" w:hAnsi="Times New Roman" w:cs="Times New Roman"/>
-        </w:rPr>
-        <w:t xml:space="preserve"> </w:t>
-      </w:r>
-      <w:r>
-        <w:rPr>
-          <w:rFonts w:ascii="Times New Roman" w:hAnsi="Times New Roman" w:cs="Times New Roman"/>
-          <w:vertAlign w:val="superscript"/>
-        </w:rPr>
-        <w:t>14</w:t>
-      </w:r>
-      <w:r>
-        <w:rPr>
-          <w:rFonts w:ascii="Times New Roman" w:hAnsi="Times New Roman" w:cs="Times New Roman"/>
-        </w:rPr>
-        <w:t>C</w:t>
-      </w:r>
-      <w:r>
-        <w:rPr>
-          <w:rFonts w:ascii="Times New Roman" w:hAnsi="Times New Roman" w:cs="Times New Roman"/>
-        </w:rPr>
-        <w:t>)</w:t>
-      </w:r>
-      <w:r>
-        <w:rPr>
-          <w:rFonts w:ascii="Times New Roman" w:hAnsi="Times New Roman" w:cs="Times New Roman"/>
-        </w:rPr>
-        <w:t xml:space="preserve">. </w:t>
-      </w:r>
-      <w:r>
-        <w:rPr>
-          <w:rFonts w:ascii="Times New Roman" w:hAnsi="Times New Roman" w:cs="Times New Roman"/>
-        </w:rPr>
-        <w:t>The English</w:t>
-      </w:r>
-      <w:r>
-        <w:rPr>
-          <w:rFonts w:ascii="Times New Roman" w:hAnsi="Times New Roman" w:cs="Times New Roman"/>
-        </w:rPr>
-        <w:t xml:space="preserve"> language uses</w:t>
-      </w:r>
-      <w:r>
-        <w:rPr>
-          <w:rFonts w:ascii="Times New Roman" w:hAnsi="Times New Roman" w:cs="Times New Roman"/>
-        </w:rPr>
-        <w:t xml:space="preserve"> a</w:t>
-      </w:r>
-      <w:r>
-        <w:rPr>
-          <w:rFonts w:ascii="Times New Roman" w:hAnsi="Times New Roman" w:cs="Times New Roman"/>
-        </w:rPr>
-        <w:t xml:space="preserve"> </w:t>
-      </w:r>
-      <w:r>
-        <w:rPr>
-          <w:rFonts w:ascii="Times New Roman" w:hAnsi="Times New Roman" w:cs="Times New Roman"/>
-        </w:rPr>
-        <w:t>period</w:t>
-      </w:r>
-      <w:r>
-        <w:rPr>
-          <w:rFonts w:ascii="Times New Roman" w:hAnsi="Times New Roman" w:cs="Times New Roman"/>
-        </w:rPr>
-        <w:t xml:space="preserve"> </w:t>
-      </w:r>
-      <w:r>
-        <w:rPr>
-          <w:rFonts w:ascii="Times New Roman" w:hAnsi="Times New Roman" w:cs="Times New Roman"/>
-        </w:rPr>
-        <w:t>for</w:t>
-      </w:r>
-      <w:r>
-        <w:rPr>
-          <w:rFonts w:ascii="Times New Roman" w:hAnsi="Times New Roman" w:cs="Times New Roman"/>
-        </w:rPr>
-        <w:t xml:space="preserve"> </w:t>
-      </w:r>
-      <w:r>
-        <w:rPr>
-          <w:rFonts w:ascii="Times New Roman" w:hAnsi="Times New Roman" w:cs="Times New Roman"/>
-        </w:rPr>
-        <w:t>decimals</w:t>
-      </w:r>
-      <w:r>
-        <w:rPr>
-          <w:rFonts w:ascii="Times New Roman" w:hAnsi="Times New Roman" w:cs="Times New Roman"/>
-        </w:rPr>
-        <w:t xml:space="preserve"> (e.g. </w:t>
-      </w:r>
-      <w:r>
-        <w:rPr>
-          <w:rFonts w:ascii="Times New Roman" w:hAnsi="Times New Roman" w:cs="Times New Roman"/>
-        </w:rPr>
-        <w:t>2.5 or 3.75</w:t>
-      </w:r>
-      <w:r>
-        <w:rPr>
-          <w:rFonts w:ascii="Times New Roman" w:hAnsi="Times New Roman" w:cs="Times New Roman"/>
-        </w:rPr>
-        <w:t>)</w:t>
-      </w:r>
-      <w:r>
-        <w:rPr>
-          <w:rFonts w:ascii="Times New Roman" w:hAnsi="Times New Roman" w:cs="Times New Roman"/>
-        </w:rPr>
-        <w:t xml:space="preserve"> and comma </w:t>
-      </w:r>
-      <w:r>
-        <w:rPr>
-          <w:rFonts w:ascii="Times New Roman" w:hAnsi="Times New Roman" w:cs="Times New Roman"/>
-        </w:rPr>
-        <w:t>for</w:t>
-      </w:r>
-      <w:r>
-        <w:rPr>
-          <w:rFonts w:ascii="Times New Roman" w:hAnsi="Times New Roman" w:cs="Times New Roman"/>
-        </w:rPr>
-        <w:t xml:space="preserve"> </w:t>
-      </w:r>
-      <w:r>
-        <w:rPr>
-          <w:rFonts w:ascii="Times New Roman" w:hAnsi="Times New Roman" w:cs="Times New Roman"/>
-        </w:rPr>
-        <w:t>thousands</w:t>
-      </w:r>
-      <w:r>
-        <w:rPr>
-          <w:rFonts w:ascii="Times New Roman" w:hAnsi="Times New Roman" w:cs="Times New Roman"/>
-        </w:rPr>
-        <w:t xml:space="preserve"> (e.g. </w:t>
-      </w:r>
-      <w:r>
-        <w:rPr>
-          <w:rFonts w:ascii="Times New Roman" w:hAnsi="Times New Roman" w:cs="Times New Roman"/>
-        </w:rPr>
-        <w:t>4,500 or 5</w:t>
-      </w:r>
-      <w:r>
-        <w:rPr>
-          <w:rFonts w:ascii="Times New Roman" w:hAnsi="Times New Roman" w:cs="Times New Roman"/>
-        </w:rPr>
-        <w:t>,</w:t>
-      </w:r>
-      <w:r>
-        <w:rPr>
-          <w:rFonts w:ascii="Times New Roman" w:hAnsi="Times New Roman" w:cs="Times New Roman"/>
-        </w:rPr>
-        <w:t>275</w:t>
-      </w:r>
-      <w:r>
-        <w:rPr>
-          <w:rFonts w:ascii="Times New Roman" w:hAnsi="Times New Roman" w:cs="Times New Roman"/>
-        </w:rPr>
-        <w:t>.25</w:t>
-      </w:r>
-      <w:r>
-        <w:rPr>
-          <w:rFonts w:ascii="Times New Roman" w:hAnsi="Times New Roman" w:cs="Times New Roman"/>
-        </w:rPr>
-        <w:t>)</w:t>
-      </w:r>
-      <w:r>
-        <w:rPr>
-          <w:rFonts w:ascii="Times New Roman" w:hAnsi="Times New Roman" w:cs="Times New Roman"/>
-        </w:rPr>
-        <w:t>.</w:t>
-      </w:r>
-      <w:r>
-        <w:rPr>
-          <w:rFonts w:ascii="Times New Roman" w:hAnsi="Times New Roman" w:cs="Times New Roman"/>
-        </w:rPr>
         <w:t xml:space="preserve"> </w:t>
       </w:r>
       <w:r>
@@ -1951,21 +2065,7 @@
         <w:rPr>
           <w:rFonts w:ascii="Times New Roman" w:hAnsi="Times New Roman" w:cs="Times New Roman"/>
         </w:rPr>
-        <w:t xml:space="preserve">use the </w:t>
-      </w:r>
-      <w:proofErr w:type="gramStart"/>
-      <w:r>
-        <w:rPr>
-          <w:rFonts w:ascii="Times New Roman" w:hAnsi="Times New Roman" w:cs="Times New Roman"/>
-        </w:rPr>
-        <w:t>trader</w:t>
-      </w:r>
-      <w:proofErr w:type="gramEnd"/>
-      <w:r>
-        <w:rPr>
-          <w:rFonts w:ascii="Times New Roman" w:hAnsi="Times New Roman" w:cs="Times New Roman"/>
-        </w:rPr>
-        <w:t xml:space="preserve"> name </w:t>
+        <w:t xml:space="preserve">use the trader name </w:t>
       </w:r>
       <w:r>
         <w:rPr>
